--- a/jenkins_CI_upload_docker_image_ecr.docx
+++ b/jenkins_CI_upload_docker_image_ecr.docx
@@ -29,14 +29,13 @@
       </w:pPr>
       <w:r>
         <w:rPr>
-          <w:noProof/>
           <w:lang w:val="en-US"/>
         </w:rPr>
         <w:drawing>
-          <wp:inline distT="0" distB="0" distL="0" distR="0" wp14:anchorId="033521DE" wp14:editId="74C326A9">
-            <wp:extent cx="5760720" cy="2733675"/>
-            <wp:effectExtent l="0" t="0" r="0" b="9525"/>
-            <wp:docPr id="1555656888" name="Image 1" descr="Une image contenant texte, capture d’écran, graphisme, conception&#10;&#10;Le contenu généré par l’IA peut être incorrect."/>
+          <wp:inline distT="0" distB="0" distL="0" distR="0" wp14:anchorId="4681242C" wp14:editId="3FCC1E5E">
+            <wp:extent cx="5760720" cy="2176780"/>
+            <wp:effectExtent l="0" t="0" r="0" b="0"/>
+            <wp:docPr id="1991719872" name="Image 1" descr="Une image contenant texte, capture d’écran, diagramme, graphisme&#10;&#10;Le contenu généré par l’IA peut être incorrect."/>
             <wp:cNvGraphicFramePr>
               <a:graphicFrameLocks xmlns:a="http://schemas.openxmlformats.org/drawingml/2006/main" noChangeAspect="1"/>
             </wp:cNvGraphicFramePr>
@@ -44,7 +43,7 @@
               <a:graphicData uri="http://schemas.openxmlformats.org/drawingml/2006/picture">
                 <pic:pic xmlns:pic="http://schemas.openxmlformats.org/drawingml/2006/picture">
                   <pic:nvPicPr>
-                    <pic:cNvPr id="1555656888" name="Image 1" descr="Une image contenant texte, capture d’écran, graphisme, conception&#10;&#10;Le contenu généré par l’IA peut être incorrect."/>
+                    <pic:cNvPr id="1991719872" name="Image 1" descr="Une image contenant texte, capture d’écran, diagramme, graphisme&#10;&#10;Le contenu généré par l’IA peut être incorrect."/>
                     <pic:cNvPicPr/>
                   </pic:nvPicPr>
                   <pic:blipFill>
@@ -56,7 +55,7 @@
                   <pic:spPr>
                     <a:xfrm>
                       <a:off x="0" y="0"/>
-                      <a:ext cx="5760720" cy="2733675"/>
+                      <a:ext cx="5760720" cy="2176780"/>
                     </a:xfrm>
                     <a:prstGeom prst="rect">
                       <a:avLst/>
@@ -139,14 +138,12 @@
         </w:rPr>
         <w:t xml:space="preserve">Name : </w:t>
       </w:r>
-      <w:proofErr w:type="spellStart"/>
       <w:r>
         <w:rPr>
           <w:lang w:val="en-US"/>
         </w:rPr>
         <w:t>jenkins</w:t>
       </w:r>
-      <w:proofErr w:type="spellEnd"/>
       <w:r>
         <w:rPr>
           <w:lang w:val="en-US"/>
@@ -235,7 +232,6 @@
         </w:rPr>
         <w:t xml:space="preserve">Key pair : </w:t>
       </w:r>
-      <w:proofErr w:type="spellStart"/>
       <w:r>
         <w:rPr>
           <w:lang w:val="en-US"/>
@@ -254,95 +250,44 @@
         </w:rPr>
         <w:t>em</w:t>
       </w:r>
-      <w:proofErr w:type="spellEnd"/>
-    </w:p>
-    <w:p>
-      <w:pPr>
-        <w:rPr>
-          <w:lang w:val="en-US"/>
-        </w:rPr>
-      </w:pPr>
-      <w:r>
-        <w:rPr>
-          <w:lang w:val="en-US"/>
-        </w:rPr>
-        <w:t>Security group : name(</w:t>
-      </w:r>
-      <w:proofErr w:type="spellStart"/>
-      <w:r>
-        <w:rPr>
-          <w:lang w:val="en-US"/>
-        </w:rPr>
-        <w:t>jenkins</w:t>
-      </w:r>
-      <w:proofErr w:type="spellEnd"/>
-      <w:r>
-        <w:rPr>
-          <w:lang w:val="en-US"/>
-        </w:rPr>
-        <w:t xml:space="preserve"> -sg), description(</w:t>
-      </w:r>
-      <w:proofErr w:type="spellStart"/>
-      <w:r>
-        <w:rPr>
-          <w:lang w:val="en-US"/>
-        </w:rPr>
-        <w:t>jenkins</w:t>
-      </w:r>
-      <w:proofErr w:type="spellEnd"/>
-      <w:r>
-        <w:rPr>
-          <w:lang w:val="en-US"/>
-        </w:rPr>
-        <w:t xml:space="preserve"> -sg)</w:t>
-      </w:r>
-    </w:p>
-    <w:p>
-      <w:pPr>
-        <w:rPr>
-          <w:lang w:val="en-US"/>
-        </w:rPr>
-      </w:pPr>
-      <w:r>
-        <w:rPr>
-          <w:lang w:val="en-US"/>
-        </w:rPr>
-        <w:t xml:space="preserve">Allow ssh inbound rule from </w:t>
-      </w:r>
-      <w:proofErr w:type="spellStart"/>
-      <w:r>
-        <w:rPr>
-          <w:lang w:val="en-US"/>
-        </w:rPr>
-        <w:t>MyIP</w:t>
-      </w:r>
-      <w:proofErr w:type="spellEnd"/>
-    </w:p>
-    <w:p>
-      <w:pPr>
-        <w:rPr>
-          <w:lang w:val="en-US"/>
-        </w:rPr>
-      </w:pPr>
-      <w:r>
-        <w:rPr>
-          <w:lang w:val="en-US"/>
-        </w:rPr>
-        <w:t xml:space="preserve">Allow Custom TCP with port 8080 from </w:t>
-      </w:r>
-      <w:proofErr w:type="spellStart"/>
-      <w:r>
-        <w:rPr>
-          <w:lang w:val="en-US"/>
-        </w:rPr>
-        <w:t>MyIP</w:t>
-      </w:r>
-      <w:proofErr w:type="spellEnd"/>
-      <w:r>
-        <w:rPr>
-          <w:lang w:val="en-US"/>
-        </w:rPr>
-        <w:t xml:space="preserve"> (To use it in the browser)</w:t>
+    </w:p>
+    <w:p>
+      <w:pPr>
+        <w:rPr>
+          <w:lang w:val="en-US"/>
+        </w:rPr>
+      </w:pPr>
+      <w:r>
+        <w:rPr>
+          <w:lang w:val="en-US"/>
+        </w:rPr>
+        <w:t>Security group : name(jenkins -sg), description(jenkins -sg)</w:t>
+      </w:r>
+    </w:p>
+    <w:p>
+      <w:pPr>
+        <w:rPr>
+          <w:lang w:val="en-US"/>
+        </w:rPr>
+      </w:pPr>
+      <w:r>
+        <w:rPr>
+          <w:lang w:val="en-US"/>
+        </w:rPr>
+        <w:t>Allow ssh inbound rule from MyIP</w:t>
+      </w:r>
+    </w:p>
+    <w:p>
+      <w:pPr>
+        <w:rPr>
+          <w:lang w:val="en-US"/>
+        </w:rPr>
+      </w:pPr>
+      <w:r>
+        <w:rPr>
+          <w:lang w:val="en-US"/>
+        </w:rPr>
+        <w:t>Allow Custom TCP with port 8080 from MyIP (To use it in the browser)</w:t>
       </w:r>
     </w:p>
     <w:p>
@@ -364,19 +309,11 @@
           <w:lang w:val="en-US"/>
         </w:rPr>
       </w:pPr>
-      <w:proofErr w:type="spellStart"/>
-      <w:r>
-        <w:rPr>
-          <w:lang w:val="en-US"/>
-        </w:rPr>
-        <w:t>Conect</w:t>
-      </w:r>
-      <w:proofErr w:type="spellEnd"/>
-      <w:r>
-        <w:rPr>
-          <w:lang w:val="en-US"/>
-        </w:rPr>
-        <w:t xml:space="preserve"> to the instance with ssh</w:t>
+      <w:r>
+        <w:rPr>
+          <w:lang w:val="en-US"/>
+        </w:rPr>
+        <w:t>Conect to the instance with ssh</w:t>
       </w:r>
     </w:p>
     <w:p>
@@ -441,134 +378,53 @@
         <w:rPr>
           <w:lang w:val="en-US"/>
         </w:rPr>
-        <w:t xml:space="preserve">This is step of installing </w:t>
-      </w:r>
-      <w:proofErr w:type="spellStart"/>
-      <w:r>
-        <w:rPr>
-          <w:lang w:val="en-US"/>
-        </w:rPr>
-        <w:t>jenkins</w:t>
-      </w:r>
-      <w:proofErr w:type="spellEnd"/>
-      <w:r>
-        <w:rPr>
-          <w:lang w:val="en-US"/>
-        </w:rPr>
-        <w:t xml:space="preserve"> on ubuntu</w:t>
-      </w:r>
-    </w:p>
-    <w:p>
-      <w:pPr>
-        <w:rPr>
-          <w:lang w:val="en-US"/>
-        </w:rPr>
-      </w:pPr>
-      <w:proofErr w:type="spellStart"/>
-      <w:r>
-        <w:rPr>
-          <w:lang w:val="en-US"/>
-        </w:rPr>
-        <w:lastRenderedPageBreak/>
-        <w:t>sudo</w:t>
-      </w:r>
-      <w:proofErr w:type="spellEnd"/>
-      <w:r>
-        <w:rPr>
-          <w:lang w:val="en-US"/>
-        </w:rPr>
-        <w:t xml:space="preserve"> apt update</w:t>
-      </w:r>
-    </w:p>
-    <w:p>
-      <w:pPr>
-        <w:rPr>
-          <w:lang w:val="en-US"/>
-        </w:rPr>
-      </w:pPr>
-      <w:proofErr w:type="spellStart"/>
-      <w:r>
-        <w:rPr>
-          <w:lang w:val="en-US"/>
-        </w:rPr>
-        <w:t>sudo</w:t>
-      </w:r>
-      <w:proofErr w:type="spellEnd"/>
-      <w:r>
-        <w:rPr>
-          <w:lang w:val="en-US"/>
-        </w:rPr>
-        <w:t xml:space="preserve"> apt install openjdk-21-jdk -y</w:t>
-      </w:r>
-    </w:p>
-    <w:p>
-      <w:pPr>
-        <w:rPr>
-          <w:lang w:val="en-US"/>
-        </w:rPr>
-      </w:pPr>
-    </w:p>
-    <w:p>
-      <w:pPr>
-        <w:rPr>
-          <w:lang w:val="en-US"/>
-        </w:rPr>
-      </w:pPr>
-      <w:proofErr w:type="spellStart"/>
-      <w:r>
-        <w:rPr>
-          <w:lang w:val="en-US"/>
-        </w:rPr>
-        <w:t>sudo</w:t>
-      </w:r>
-      <w:proofErr w:type="spellEnd"/>
-      <w:r>
-        <w:rPr>
-          <w:lang w:val="en-US"/>
-        </w:rPr>
-        <w:t xml:space="preserve"> </w:t>
-      </w:r>
-      <w:proofErr w:type="spellStart"/>
-      <w:r>
-        <w:rPr>
-          <w:lang w:val="en-US"/>
-        </w:rPr>
-        <w:t>wget</w:t>
-      </w:r>
-      <w:proofErr w:type="spellEnd"/>
-      <w:r>
-        <w:rPr>
-          <w:lang w:val="en-US"/>
-        </w:rPr>
-        <w:t xml:space="preserve"> -O /</w:t>
-      </w:r>
-      <w:proofErr w:type="spellStart"/>
-      <w:r>
-        <w:rPr>
-          <w:lang w:val="en-US"/>
-        </w:rPr>
-        <w:t>etc</w:t>
-      </w:r>
-      <w:proofErr w:type="spellEnd"/>
-      <w:r>
-        <w:rPr>
-          <w:lang w:val="en-US"/>
-        </w:rPr>
-        <w:t>/apt/keyrings/</w:t>
-      </w:r>
-      <w:proofErr w:type="spellStart"/>
-      <w:r>
-        <w:rPr>
-          <w:lang w:val="en-US"/>
-        </w:rPr>
-        <w:t>jenkins-keyring.asc</w:t>
-      </w:r>
-      <w:proofErr w:type="spellEnd"/>
-      <w:r>
-        <w:rPr>
-          <w:lang w:val="en-US"/>
-        </w:rPr>
-        <w:t xml:space="preserve"> \</w:t>
+        <w:t>This is step of installing jenkins on ubuntu</w:t>
+      </w:r>
+    </w:p>
+    <w:p>
+      <w:pPr>
+        <w:rPr>
+          <w:lang w:val="en-US"/>
+        </w:rPr>
+      </w:pPr>
+      <w:r>
+        <w:rPr>
+          <w:lang w:val="en-US"/>
+        </w:rPr>
+        <w:t>sudo apt update</w:t>
+      </w:r>
+    </w:p>
+    <w:p>
+      <w:pPr>
+        <w:rPr>
+          <w:lang w:val="en-US"/>
+        </w:rPr>
+      </w:pPr>
+      <w:r>
+        <w:rPr>
+          <w:lang w:val="en-US"/>
+        </w:rPr>
+        <w:t>sudo apt install openjdk-21-jdk -y</w:t>
+      </w:r>
+    </w:p>
+    <w:p>
+      <w:pPr>
+        <w:rPr>
+          <w:lang w:val="en-US"/>
+        </w:rPr>
+      </w:pPr>
+    </w:p>
+    <w:p>
+      <w:pPr>
+        <w:rPr>
+          <w:lang w:val="en-US"/>
+        </w:rPr>
+      </w:pPr>
+      <w:r>
+        <w:rPr>
+          <w:lang w:val="en-US"/>
+        </w:rPr>
+        <w:t>sudo wget -O /etc/apt/keyrings/jenkins-keyring.asc \</w:t>
       </w:r>
     </w:p>
     <w:p>
@@ -601,180 +457,72 @@
         <w:rPr>
           <w:lang w:val="en-US"/>
         </w:rPr>
-        <w:t>echo "deb [signed-by=/</w:t>
-      </w:r>
-      <w:proofErr w:type="spellStart"/>
-      <w:r>
-        <w:rPr>
-          <w:lang w:val="en-US"/>
-        </w:rPr>
-        <w:t>etc</w:t>
-      </w:r>
-      <w:proofErr w:type="spellEnd"/>
-      <w:r>
-        <w:rPr>
-          <w:lang w:val="en-US"/>
-        </w:rPr>
-        <w:t>/apt/keyrings/</w:t>
-      </w:r>
-      <w:proofErr w:type="spellStart"/>
-      <w:r>
-        <w:rPr>
-          <w:lang w:val="en-US"/>
-        </w:rPr>
-        <w:t>jenkins-keyring.asc</w:t>
-      </w:r>
-      <w:proofErr w:type="spellEnd"/>
-      <w:r>
-        <w:rPr>
-          <w:lang w:val="en-US"/>
-        </w:rPr>
-        <w:t>]" \</w:t>
-      </w:r>
-    </w:p>
-    <w:p>
-      <w:pPr>
-        <w:rPr>
-          <w:lang w:val="en-US"/>
-        </w:rPr>
-      </w:pPr>
-      <w:r>
-        <w:rPr>
-          <w:lang w:val="en-US"/>
-        </w:rPr>
-        <w:t xml:space="preserve">  https://pkg.jenkins.io/debian-stable binary/ | </w:t>
-      </w:r>
-      <w:proofErr w:type="spellStart"/>
-      <w:r>
-        <w:rPr>
-          <w:lang w:val="en-US"/>
-        </w:rPr>
-        <w:t>sudo</w:t>
-      </w:r>
-      <w:proofErr w:type="spellEnd"/>
-      <w:r>
-        <w:rPr>
-          <w:lang w:val="en-US"/>
-        </w:rPr>
-        <w:t xml:space="preserve"> tee \</w:t>
-      </w:r>
-    </w:p>
-    <w:p>
-      <w:pPr>
-        <w:rPr>
-          <w:lang w:val="en-US"/>
-        </w:rPr>
-      </w:pPr>
-      <w:r>
-        <w:rPr>
-          <w:lang w:val="en-US"/>
-        </w:rPr>
-        <w:t xml:space="preserve">  /</w:t>
-      </w:r>
-      <w:proofErr w:type="spellStart"/>
-      <w:r>
-        <w:rPr>
-          <w:lang w:val="en-US"/>
-        </w:rPr>
-        <w:t>etc</w:t>
-      </w:r>
-      <w:proofErr w:type="spellEnd"/>
-      <w:r>
-        <w:rPr>
-          <w:lang w:val="en-US"/>
-        </w:rPr>
-        <w:t>/apt/</w:t>
-      </w:r>
-      <w:proofErr w:type="spellStart"/>
-      <w:r>
-        <w:rPr>
-          <w:lang w:val="en-US"/>
-        </w:rPr>
-        <w:t>sources.list.d</w:t>
-      </w:r>
-      <w:proofErr w:type="spellEnd"/>
-      <w:r>
-        <w:rPr>
-          <w:lang w:val="en-US"/>
-        </w:rPr>
-        <w:t>/</w:t>
-      </w:r>
-      <w:proofErr w:type="spellStart"/>
-      <w:r>
-        <w:rPr>
-          <w:lang w:val="en-US"/>
-        </w:rPr>
-        <w:t>jenkins.list</w:t>
-      </w:r>
-      <w:proofErr w:type="spellEnd"/>
-      <w:r>
-        <w:rPr>
-          <w:lang w:val="en-US"/>
-        </w:rPr>
-        <w:t xml:space="preserve"> &gt; /dev/null</w:t>
-      </w:r>
-    </w:p>
-    <w:p>
-      <w:pPr>
-        <w:rPr>
-          <w:lang w:val="en-US"/>
-        </w:rPr>
-      </w:pPr>
-    </w:p>
-    <w:p>
-      <w:pPr>
-        <w:rPr>
-          <w:lang w:val="en-US"/>
-        </w:rPr>
-      </w:pPr>
-      <w:proofErr w:type="spellStart"/>
-      <w:r>
-        <w:rPr>
-          <w:lang w:val="en-US"/>
-        </w:rPr>
-        <w:t>sudo</w:t>
-      </w:r>
-      <w:proofErr w:type="spellEnd"/>
-      <w:r>
-        <w:rPr>
-          <w:lang w:val="en-US"/>
-        </w:rPr>
-        <w:t xml:space="preserve"> apt-get update</w:t>
-      </w:r>
-    </w:p>
-    <w:p>
-      <w:pPr>
-        <w:rPr>
-          <w:lang w:val="en-US"/>
-        </w:rPr>
-      </w:pPr>
-      <w:proofErr w:type="spellStart"/>
-      <w:r>
-        <w:rPr>
-          <w:lang w:val="en-US"/>
-        </w:rPr>
-        <w:t>sudo</w:t>
-      </w:r>
-      <w:proofErr w:type="spellEnd"/>
-      <w:r>
-        <w:rPr>
-          <w:lang w:val="en-US"/>
-        </w:rPr>
-        <w:t xml:space="preserve"> apt-get install </w:t>
-      </w:r>
-      <w:proofErr w:type="spellStart"/>
-      <w:r>
-        <w:rPr>
-          <w:lang w:val="en-US"/>
-        </w:rPr>
-        <w:t>jenkins</w:t>
-      </w:r>
-      <w:proofErr w:type="spellEnd"/>
-      <w:r>
-        <w:rPr>
-          <w:lang w:val="en-US"/>
-        </w:rPr>
-        <w:t xml:space="preserve"> -y</w:t>
+        <w:t>echo "deb [signed-by=/etc/apt/keyrings/jenkins-keyring.asc]" \</w:t>
+      </w:r>
+    </w:p>
+    <w:p>
+      <w:pPr>
+        <w:rPr>
+          <w:lang w:val="en-US"/>
+        </w:rPr>
+      </w:pPr>
+      <w:r>
+        <w:rPr>
+          <w:lang w:val="en-US"/>
+        </w:rPr>
+        <w:t xml:space="preserve">  https://pkg.jenkins.io/debian-stable binary/ | sudo tee \</w:t>
+      </w:r>
+    </w:p>
+    <w:p>
+      <w:pPr>
+        <w:rPr>
+          <w:lang w:val="en-US"/>
+        </w:rPr>
+      </w:pPr>
+      <w:r>
+        <w:rPr>
+          <w:lang w:val="en-US"/>
+        </w:rPr>
+        <w:t xml:space="preserve">  /etc/apt/sources.list.d/jenkins.list &gt; /dev/null</w:t>
+      </w:r>
+    </w:p>
+    <w:p>
+      <w:pPr>
+        <w:rPr>
+          <w:lang w:val="en-US"/>
+        </w:rPr>
+      </w:pPr>
+    </w:p>
+    <w:p>
+      <w:pPr>
+        <w:rPr>
+          <w:lang w:val="en-US"/>
+        </w:rPr>
+      </w:pPr>
+      <w:r>
+        <w:rPr>
+          <w:lang w:val="en-US"/>
+        </w:rPr>
+        <w:t>sudo apt-get update</w:t>
+      </w:r>
+    </w:p>
+    <w:p>
+      <w:pPr>
+        <w:rPr>
+          <w:lang w:val="en-US"/>
+        </w:rPr>
+      </w:pPr>
+      <w:r>
+        <w:rPr>
+          <w:lang w:val="en-US"/>
+        </w:rPr>
+        <w:t xml:space="preserve">sudo apt-get install </w:t>
+      </w:r>
+      <w:r>
+        <w:rPr>
+          <w:lang w:val="en-US"/>
+        </w:rPr>
+        <w:t>jenkins -y</w:t>
       </w:r>
     </w:p>
     <w:p>
@@ -842,30 +590,8 @@
         <w:rPr>
           <w:lang w:val="en-US"/>
         </w:rPr>
-        <w:t xml:space="preserve">Switch as root user : </w:t>
-      </w:r>
-      <w:proofErr w:type="spellStart"/>
-      <w:r>
-        <w:rPr>
-          <w:lang w:val="en-US"/>
-        </w:rPr>
-        <w:t>sudo</w:t>
-      </w:r>
-      <w:proofErr w:type="spellEnd"/>
-      <w:r>
-        <w:rPr>
-          <w:lang w:val="en-US"/>
-        </w:rPr>
-        <w:t xml:space="preserve"> -</w:t>
-      </w:r>
-      <w:proofErr w:type="spellStart"/>
-      <w:r>
-        <w:rPr>
-          <w:lang w:val="en-US"/>
-        </w:rPr>
-        <w:t>i</w:t>
-      </w:r>
-      <w:proofErr w:type="spellEnd"/>
+        <w:t>Switch as root user : sudo -i</w:t>
+      </w:r>
     </w:p>
     <w:p>
       <w:pPr>
@@ -890,21 +616,21 @@
         <w:rPr>
           <w:lang w:val="en-US"/>
         </w:rPr>
+        <w:t>Check Jenkins status to be sure it’s running</w:t>
+      </w:r>
+    </w:p>
+    <w:p>
+      <w:pPr>
+        <w:rPr>
+          <w:lang w:val="en-US"/>
+        </w:rPr>
+      </w:pPr>
+      <w:r>
+        <w:rPr>
+          <w:noProof/>
+          <w:lang w:val="en-US"/>
+        </w:rPr>
         <w:lastRenderedPageBreak/>
-        <w:t>Check Jenkins status to be sure it’s running</w:t>
-      </w:r>
-    </w:p>
-    <w:p>
-      <w:pPr>
-        <w:rPr>
-          <w:lang w:val="en-US"/>
-        </w:rPr>
-      </w:pPr>
-      <w:r>
-        <w:rPr>
-          <w:noProof/>
-          <w:lang w:val="en-US"/>
-        </w:rPr>
         <w:drawing>
           <wp:inline distT="0" distB="0" distL="0" distR="0" wp14:anchorId="67411E79" wp14:editId="763A4E47">
             <wp:extent cx="5760720" cy="2904490"/>
@@ -1032,30 +758,8 @@
         <w:rPr>
           <w:lang w:val="en-US"/>
         </w:rPr>
-        <w:t>/var/lib/</w:t>
-      </w:r>
-      <w:proofErr w:type="spellStart"/>
-      <w:r>
-        <w:rPr>
-          <w:lang w:val="en-US"/>
-        </w:rPr>
-        <w:t>jenkins</w:t>
-      </w:r>
-      <w:proofErr w:type="spellEnd"/>
-      <w:r>
-        <w:rPr>
-          <w:lang w:val="en-US"/>
-        </w:rPr>
-        <w:t>/secrets/</w:t>
-      </w:r>
-      <w:proofErr w:type="spellStart"/>
-      <w:r>
-        <w:rPr>
-          <w:lang w:val="en-US"/>
-        </w:rPr>
-        <w:t>initialAdminPassword</w:t>
-      </w:r>
-      <w:proofErr w:type="spellEnd"/>
+        <w:t>/var/lib/jenkins/secrets/initialAdminPassword</w:t>
+      </w:r>
       <w:r>
         <w:rPr>
           <w:lang w:val="en-US"/>
@@ -1202,21 +906,7 @@
         <w:rPr>
           <w:lang w:val="en-US"/>
         </w:rPr>
-        <w:t xml:space="preserve">Select </w:t>
-      </w:r>
-      <w:proofErr w:type="spellStart"/>
-      <w:r>
-        <w:rPr>
-          <w:lang w:val="en-US"/>
-        </w:rPr>
-        <w:t>nodejs</w:t>
-      </w:r>
-      <w:proofErr w:type="spellEnd"/>
-      <w:r>
-        <w:rPr>
-          <w:lang w:val="en-US"/>
-        </w:rPr>
-        <w:t xml:space="preserve"> and click install</w:t>
+        <w:t>Select nodejs and click install</w:t>
       </w:r>
     </w:p>
     <w:p>
@@ -1387,21 +1077,7 @@
         <w:rPr>
           <w:lang w:val="en-US"/>
         </w:rPr>
-        <w:t xml:space="preserve">Choose default configuration of </w:t>
-      </w:r>
-      <w:proofErr w:type="spellStart"/>
-      <w:r>
-        <w:rPr>
-          <w:lang w:val="en-US"/>
-        </w:rPr>
-        <w:t>url</w:t>
-      </w:r>
-      <w:proofErr w:type="spellEnd"/>
-      <w:r>
-        <w:rPr>
-          <w:lang w:val="en-US"/>
-        </w:rPr>
-        <w:t xml:space="preserve"> and continue to get the next page</w:t>
+        <w:t>Choose default configuration of url and continue to get the next page</w:t>
       </w:r>
     </w:p>
     <w:p>
@@ -1574,71 +1250,21 @@
         <w:rPr>
           <w:lang w:val="en-US"/>
         </w:rPr>
-        <w:t xml:space="preserve">To have </w:t>
-      </w:r>
-      <w:proofErr w:type="spellStart"/>
-      <w:r>
-        <w:rPr>
-          <w:lang w:val="en-US"/>
-        </w:rPr>
-        <w:t>Java_Home</w:t>
-      </w:r>
-      <w:proofErr w:type="spellEnd"/>
-      <w:r>
-        <w:rPr>
-          <w:lang w:val="en-US"/>
-        </w:rPr>
-        <w:t xml:space="preserve">, connect to the server with </w:t>
-      </w:r>
-      <w:proofErr w:type="spellStart"/>
-      <w:r>
-        <w:rPr>
-          <w:lang w:val="en-US"/>
-        </w:rPr>
-        <w:t>ssl</w:t>
-      </w:r>
-      <w:proofErr w:type="spellEnd"/>
-      <w:r>
-        <w:rPr>
-          <w:lang w:val="en-US"/>
-        </w:rPr>
-        <w:t xml:space="preserve"> command</w:t>
-      </w:r>
-    </w:p>
-    <w:p>
-      <w:pPr>
-        <w:rPr>
-          <w:lang w:val="en-US"/>
-        </w:rPr>
-      </w:pPr>
-      <w:r>
-        <w:rPr>
-          <w:lang w:val="en-US"/>
-        </w:rPr>
-        <w:t xml:space="preserve">Switch to admin user : </w:t>
-      </w:r>
-      <w:proofErr w:type="spellStart"/>
-      <w:r>
-        <w:rPr>
-          <w:lang w:val="en-US"/>
-        </w:rPr>
-        <w:t>sudo</w:t>
-      </w:r>
-      <w:proofErr w:type="spellEnd"/>
-      <w:r>
-        <w:rPr>
-          <w:lang w:val="en-US"/>
-        </w:rPr>
-        <w:t xml:space="preserve"> -</w:t>
-      </w:r>
-      <w:proofErr w:type="spellStart"/>
-      <w:r>
-        <w:rPr>
-          <w:lang w:val="en-US"/>
-        </w:rPr>
-        <w:t>i</w:t>
-      </w:r>
-      <w:proofErr w:type="spellEnd"/>
+        <w:t>To have Java_Home, connect to the server with ssl command</w:t>
+      </w:r>
+    </w:p>
+    <w:p>
+      <w:pPr>
+        <w:rPr>
+          <w:lang w:val="en-US"/>
+        </w:rPr>
+      </w:pPr>
+      <w:r>
+        <w:rPr>
+          <w:lang w:val="en-US"/>
+        </w:rPr>
+        <w:t>Switch to admin user : sudo -i</w:t>
+      </w:r>
     </w:p>
     <w:p>
       <w:pPr>
@@ -1663,49 +1289,7 @@
         <w:rPr>
           <w:lang w:val="en-US"/>
         </w:rPr>
-        <w:t xml:space="preserve">Execute the command to have </w:t>
-      </w:r>
-      <w:proofErr w:type="spellStart"/>
-      <w:r>
-        <w:rPr>
-          <w:lang w:val="en-US"/>
-        </w:rPr>
-        <w:t>jdk</w:t>
-      </w:r>
-      <w:proofErr w:type="spellEnd"/>
-      <w:r>
-        <w:rPr>
-          <w:lang w:val="en-US"/>
-        </w:rPr>
-        <w:t xml:space="preserve"> home : ls /</w:t>
-      </w:r>
-      <w:proofErr w:type="spellStart"/>
-      <w:r>
-        <w:rPr>
-          <w:lang w:val="en-US"/>
-        </w:rPr>
-        <w:t>usr</w:t>
-      </w:r>
-      <w:proofErr w:type="spellEnd"/>
-      <w:r>
-        <w:rPr>
-          <w:lang w:val="en-US"/>
-        </w:rPr>
-        <w:t>/lib/</w:t>
-      </w:r>
-      <w:proofErr w:type="spellStart"/>
-      <w:r>
-        <w:rPr>
-          <w:lang w:val="en-US"/>
-        </w:rPr>
-        <w:t>jvm</w:t>
-      </w:r>
-      <w:proofErr w:type="spellEnd"/>
-      <w:r>
-        <w:rPr>
-          <w:lang w:val="en-US"/>
-        </w:rPr>
-        <w:t>/</w:t>
+        <w:t>Execute the command to have jdk home : ls /usr/lib/jvm/</w:t>
       </w:r>
     </w:p>
     <w:p>
@@ -1731,35 +1315,7 @@
         <w:rPr>
           <w:lang w:val="en-US"/>
         </w:rPr>
-        <w:t>The full path of JDK17 is : /</w:t>
-      </w:r>
-      <w:proofErr w:type="spellStart"/>
-      <w:r>
-        <w:rPr>
-          <w:lang w:val="en-US"/>
-        </w:rPr>
-        <w:t>usr</w:t>
-      </w:r>
-      <w:proofErr w:type="spellEnd"/>
-      <w:r>
-        <w:rPr>
-          <w:lang w:val="en-US"/>
-        </w:rPr>
-        <w:t>/lib/</w:t>
-      </w:r>
-      <w:proofErr w:type="spellStart"/>
-      <w:r>
-        <w:rPr>
-          <w:lang w:val="en-US"/>
-        </w:rPr>
-        <w:t>jvm</w:t>
-      </w:r>
-      <w:proofErr w:type="spellEnd"/>
-      <w:r>
-        <w:rPr>
-          <w:lang w:val="en-US"/>
-        </w:rPr>
-        <w:t>/java-17-openjdk-amd64</w:t>
+        <w:t>The full path of JDK17 is : /usr/lib/jvm/java-17-openjdk-amd64</w:t>
       </w:r>
     </w:p>
     <w:p>
@@ -1791,13 +1347,6 @@
     </w:p>
     <w:p>
       <w:pPr>
-        <w:rPr>
-          <w:lang w:val="en-US"/>
-        </w:rPr>
-      </w:pPr>
-    </w:p>
-    <w:p>
-      <w:pPr>
         <w:pStyle w:val="Titre1"/>
         <w:rPr>
           <w:lang w:val="en-US"/>
@@ -1813,101 +1362,163 @@
         <w:rPr>
           <w:lang w:val="en-US"/>
         </w:rPr>
+        <w:t xml:space="preserve"> step : launch the </w:t>
+      </w:r>
+      <w:r>
+        <w:rPr>
+          <w:lang w:val="en-US"/>
+        </w:rPr>
+        <w:t>sonar</w:t>
+      </w:r>
+      <w:r>
+        <w:rPr>
+          <w:lang w:val="en-US"/>
+        </w:rPr>
         <w:t xml:space="preserve"> </w:t>
       </w:r>
       <w:r>
         <w:rPr>
           <w:lang w:val="en-US"/>
         </w:rPr>
-        <w:t>step</w:t>
-      </w:r>
-      <w:r>
-        <w:rPr>
-          <w:lang w:val="en-US"/>
-        </w:rPr>
-        <w:t xml:space="preserve"> : </w:t>
-      </w:r>
-      <w:r>
-        <w:rPr>
-          <w:lang w:val="en-US"/>
-        </w:rPr>
-        <w:t xml:space="preserve">launch the nexus </w:t>
-      </w:r>
-      <w:r>
-        <w:rPr>
-          <w:lang w:val="en-US"/>
-        </w:rPr>
         <w:t>server</w:t>
       </w:r>
     </w:p>
     <w:p>
-      <w:r>
-        <w:t>On crée d’abord une instance d’EC2 avec les paramètres suivants :</w:t>
-      </w:r>
-    </w:p>
-    <w:p>
-      <w:pPr>
-        <w:rPr>
-          <w:lang w:val="en-US"/>
-        </w:rPr>
-      </w:pPr>
-      <w:r>
-        <w:rPr>
-          <w:lang w:val="en-US"/>
-        </w:rPr>
-        <w:t>Name : nexus-server</w:t>
-      </w:r>
-    </w:p>
-    <w:p>
-      <w:pPr>
-        <w:rPr>
-          <w:lang w:val="en-US"/>
-        </w:rPr>
-      </w:pPr>
-      <w:r>
-        <w:rPr>
-          <w:lang w:val="en-US"/>
-        </w:rPr>
-        <w:t>OS : Amazon Linux</w:t>
-      </w:r>
-    </w:p>
-    <w:p>
-      <w:r>
-        <w:t>Amazon Machine Image : Amazon Linux 2023 Kernel-6.1 AMI</w:t>
-      </w:r>
-    </w:p>
-    <w:p>
-      <w:r>
-        <w:t xml:space="preserve">Instance type : t2.medium </w:t>
-      </w:r>
-      <w:r>
-        <w:t>(</w:t>
-      </w:r>
-      <w:r>
-        <w:t>on a besoin de</w:t>
-      </w:r>
-      <w:r>
-        <w:t xml:space="preserve"> plus de ressources)</w:t>
-      </w:r>
-    </w:p>
-    <w:p>
-      <w:pPr>
-        <w:rPr>
-          <w:lang w:val="en-US"/>
-        </w:rPr>
-      </w:pPr>
-      <w:r>
-        <w:rPr>
-          <w:lang w:val="en-US"/>
-        </w:rPr>
-        <w:t>Key pair : nexus-</w:t>
-      </w:r>
-      <w:proofErr w:type="spellStart"/>
-      <w:r>
-        <w:rPr>
-          <w:lang w:val="en-US"/>
-        </w:rPr>
-        <w:t>key.p</w:t>
+      <w:pPr>
+        <w:rPr>
+          <w:lang w:val="en-US"/>
+        </w:rPr>
+      </w:pPr>
+      <w:r>
+        <w:rPr>
+          <w:lang w:val="en-US"/>
+        </w:rPr>
+        <w:t>Firstly, we need to l</w:t>
+      </w:r>
+      <w:r>
+        <w:rPr>
+          <w:lang w:val="en-US"/>
+        </w:rPr>
+        <w:t>aunch an EC2 instances with the next parameters :</w:t>
+      </w:r>
+    </w:p>
+    <w:p>
+      <w:pPr>
+        <w:rPr>
+          <w:lang w:val="en-US"/>
+        </w:rPr>
+      </w:pPr>
+      <w:r>
+        <w:rPr>
+          <w:lang w:val="en-US"/>
+        </w:rPr>
+        <w:t xml:space="preserve">Name : </w:t>
+      </w:r>
+      <w:r>
+        <w:rPr>
+          <w:lang w:val="en-US"/>
+        </w:rPr>
+        <w:t>sonar</w:t>
+      </w:r>
+      <w:r>
+        <w:rPr>
+          <w:lang w:val="en-US"/>
+        </w:rPr>
+        <w:t>-server</w:t>
+      </w:r>
+    </w:p>
+    <w:p>
+      <w:pPr>
+        <w:rPr>
+          <w:lang w:val="en-US"/>
+        </w:rPr>
+      </w:pPr>
+      <w:r>
+        <w:rPr>
+          <w:lang w:val="en-US"/>
+        </w:rPr>
+        <w:t xml:space="preserve">OS : </w:t>
+      </w:r>
+      <w:r>
+        <w:rPr>
+          <w:lang w:val="en-US"/>
+        </w:rPr>
+        <w:t>Ubuntu</w:t>
+      </w:r>
+    </w:p>
+    <w:p>
+      <w:pPr>
+        <w:rPr>
+          <w:lang w:val="en-US"/>
+        </w:rPr>
+      </w:pPr>
+      <w:r>
+        <w:rPr>
+          <w:lang w:val="en-US"/>
+        </w:rPr>
+        <w:t xml:space="preserve">Amazon Machine Image : </w:t>
+      </w:r>
+      <w:r>
+        <w:rPr>
+          <w:lang w:val="en-US"/>
+        </w:rPr>
+        <w:t>Ubuntu 24.04</w:t>
+      </w:r>
+    </w:p>
+    <w:p>
+      <w:pPr>
+        <w:rPr>
+          <w:lang w:val="en-US"/>
+        </w:rPr>
+      </w:pPr>
+      <w:r>
+        <w:rPr>
+          <w:lang w:val="en-US"/>
+        </w:rPr>
+        <w:t>Instance type : t2.medium (</w:t>
+      </w:r>
+      <w:r>
+        <w:rPr>
+          <w:lang w:val="en-US"/>
+        </w:rPr>
+        <w:t>we need more resources than the micro</w:t>
+      </w:r>
+      <w:r>
+        <w:rPr>
+          <w:lang w:val="en-US"/>
+        </w:rPr>
+        <w:t xml:space="preserve"> type</w:t>
+      </w:r>
+      <w:r>
+        <w:rPr>
+          <w:lang w:val="en-US"/>
+        </w:rPr>
+        <w:t>)</w:t>
+      </w:r>
+    </w:p>
+    <w:p>
+      <w:pPr>
+        <w:rPr>
+          <w:lang w:val="en-US"/>
+        </w:rPr>
+      </w:pPr>
+      <w:r>
+        <w:rPr>
+          <w:lang w:val="en-US"/>
+        </w:rPr>
+        <w:t xml:space="preserve">Key pair : </w:t>
+      </w:r>
+      <w:r>
+        <w:rPr>
+          <w:lang w:val="en-US"/>
+        </w:rPr>
+        <w:t>sonar</w:t>
+      </w:r>
+      <w:r>
+        <w:rPr>
+          <w:lang w:val="en-US"/>
+        </w:rPr>
+        <w:t>-key.p</w:t>
       </w:r>
       <w:r>
         <w:rPr>
@@ -1915,659 +1526,18 @@
         </w:rPr>
         <w:t>em</w:t>
       </w:r>
-      <w:proofErr w:type="spellEnd"/>
-    </w:p>
-    <w:p>
-      <w:pPr>
-        <w:rPr>
-          <w:lang w:val="en-US"/>
-        </w:rPr>
-      </w:pPr>
-      <w:r>
-        <w:rPr>
-          <w:lang w:val="en-US"/>
-        </w:rPr>
-        <w:t>Security group : name(nexus-sg), description(nexus-sg)</w:t>
-      </w:r>
-    </w:p>
-    <w:p>
-      <w:pPr>
-        <w:rPr>
-          <w:lang w:val="en-US"/>
-        </w:rPr>
-      </w:pPr>
-      <w:r>
-        <w:rPr>
-          <w:lang w:val="en-US"/>
-        </w:rPr>
-        <w:t xml:space="preserve">Allow ssh inbound rule from </w:t>
-      </w:r>
-      <w:proofErr w:type="spellStart"/>
-      <w:r>
-        <w:rPr>
-          <w:lang w:val="en-US"/>
-        </w:rPr>
-        <w:t>MyIP</w:t>
-      </w:r>
-      <w:proofErr w:type="spellEnd"/>
-    </w:p>
-    <w:p>
-      <w:pPr>
-        <w:rPr>
-          <w:lang w:val="en-US"/>
-        </w:rPr>
-      </w:pPr>
-      <w:r>
-        <w:rPr>
-          <w:lang w:val="en-US"/>
-        </w:rPr>
-        <w:t xml:space="preserve">Allow Custom TCP with port 8081 from </w:t>
-      </w:r>
-      <w:proofErr w:type="spellStart"/>
-      <w:r>
-        <w:rPr>
-          <w:lang w:val="en-US"/>
-        </w:rPr>
-        <w:t>MyIP</w:t>
-      </w:r>
-      <w:proofErr w:type="spellEnd"/>
-    </w:p>
-    <w:p>
-      <w:pPr>
-        <w:rPr>
-          <w:lang w:val="en-US"/>
-        </w:rPr>
-      </w:pPr>
-      <w:r>
-        <w:rPr>
-          <w:lang w:val="en-US"/>
-        </w:rPr>
-        <w:t>Allow Custom TCP with port 8081 from Jenkins-SG</w:t>
-      </w:r>
-    </w:p>
-    <w:p>
-      <w:pPr>
-        <w:rPr>
-          <w:lang w:val="en-US"/>
-        </w:rPr>
-      </w:pPr>
-      <w:r>
-        <w:rPr>
-          <w:lang w:val="en-US"/>
-        </w:rPr>
-        <w:t xml:space="preserve">In the </w:t>
-      </w:r>
-      <w:proofErr w:type="spellStart"/>
-      <w:r>
-        <w:rPr>
-          <w:lang w:val="en-US"/>
-        </w:rPr>
-        <w:t>github</w:t>
-      </w:r>
-      <w:proofErr w:type="spellEnd"/>
-      <w:r>
-        <w:rPr>
-          <w:lang w:val="en-US"/>
-        </w:rPr>
-        <w:t xml:space="preserve"> repo, branch </w:t>
-      </w:r>
-      <w:proofErr w:type="spellStart"/>
-      <w:r>
-        <w:rPr>
-          <w:lang w:val="en-US"/>
-        </w:rPr>
-        <w:t>Jenkins_CI</w:t>
-      </w:r>
-      <w:proofErr w:type="spellEnd"/>
-      <w:r>
-        <w:rPr>
-          <w:lang w:val="en-US"/>
-        </w:rPr>
-        <w:t>, copy the content of the file userdata/nexus-setup.sh and paste it toe User data file of Advance details section to setup-up the server while launching the instance</w:t>
-      </w:r>
-    </w:p>
-    <w:p>
-      <w:pPr>
-        <w:rPr>
-          <w:lang w:val="en-US"/>
-        </w:rPr>
-      </w:pPr>
-      <w:r>
-        <w:rPr>
-          <w:lang w:val="en-US"/>
-        </w:rPr>
-        <w:t xml:space="preserve">Launch the instance to get the server </w:t>
-      </w:r>
-    </w:p>
-    <w:p>
-      <w:pPr>
-        <w:rPr>
-          <w:lang w:val="en-US"/>
-        </w:rPr>
-      </w:pPr>
-    </w:p>
-    <w:p>
-      <w:pPr>
-        <w:rPr>
-          <w:lang w:val="en-US"/>
-        </w:rPr>
-      </w:pPr>
-      <w:r>
-        <w:rPr>
-          <w:lang w:val="en-US"/>
-        </w:rPr>
-        <w:t>To verify if everything is Ok, we will check nexus status, java -version et and the conf file in /opt/nexus/. So, we need  to :</w:t>
-      </w:r>
-    </w:p>
-    <w:p>
-      <w:pPr>
-        <w:rPr>
-          <w:lang w:val="en-US"/>
-        </w:rPr>
-      </w:pPr>
-      <w:r>
-        <w:rPr>
-          <w:lang w:val="en-US"/>
-        </w:rPr>
-        <w:t>Connect to the instance with ssh</w:t>
-      </w:r>
-    </w:p>
-    <w:p>
-      <w:pPr>
-        <w:rPr>
-          <w:lang w:val="en-US"/>
-        </w:rPr>
-      </w:pPr>
-      <w:r>
-        <w:rPr>
-          <w:lang w:val="en-US"/>
-        </w:rPr>
-        <w:t xml:space="preserve">Switch to root user : </w:t>
-      </w:r>
-      <w:proofErr w:type="spellStart"/>
-      <w:r>
-        <w:rPr>
-          <w:lang w:val="en-US"/>
-        </w:rPr>
-        <w:t>sudo</w:t>
-      </w:r>
-      <w:proofErr w:type="spellEnd"/>
-      <w:r>
-        <w:rPr>
-          <w:lang w:val="en-US"/>
-        </w:rPr>
-        <w:t xml:space="preserve"> -</w:t>
-      </w:r>
-      <w:proofErr w:type="spellStart"/>
-      <w:r>
-        <w:rPr>
-          <w:lang w:val="en-US"/>
-        </w:rPr>
-        <w:t>i</w:t>
-      </w:r>
-      <w:proofErr w:type="spellEnd"/>
-    </w:p>
-    <w:p>
-      <w:pPr>
-        <w:rPr>
-          <w:lang w:val="en-US"/>
-        </w:rPr>
-      </w:pPr>
-      <w:r>
-        <w:rPr>
-          <w:lang w:val="en-US"/>
-        </w:rPr>
-        <w:t xml:space="preserve">Check nexus status : </w:t>
-      </w:r>
-      <w:proofErr w:type="spellStart"/>
-      <w:r>
-        <w:rPr>
-          <w:lang w:val="en-US"/>
-        </w:rPr>
-        <w:t>systemctl</w:t>
-      </w:r>
-      <w:proofErr w:type="spellEnd"/>
-      <w:r>
-        <w:rPr>
-          <w:lang w:val="en-US"/>
-        </w:rPr>
-        <w:t xml:space="preserve"> status nexus the status is running</w:t>
-      </w:r>
-    </w:p>
-    <w:p>
-      <w:pPr>
-        <w:rPr>
-          <w:lang w:val="en-US"/>
-        </w:rPr>
-      </w:pPr>
-      <w:r>
-        <w:rPr>
-          <w:lang w:val="en-US"/>
-        </w:rPr>
-        <w:t>ls /opt/nexus/</w:t>
-      </w:r>
-    </w:p>
-    <w:p>
-      <w:pPr>
-        <w:rPr>
-          <w:lang w:val="en-US"/>
-        </w:rPr>
-      </w:pPr>
-      <w:r>
-        <w:rPr>
-          <w:lang w:val="en-US"/>
-        </w:rPr>
-        <w:t>java -version</w:t>
-      </w:r>
-    </w:p>
-    <w:p>
-      <w:pPr>
-        <w:rPr>
-          <w:lang w:val="en-US"/>
-        </w:rPr>
-      </w:pPr>
-      <w:r>
-        <w:rPr>
-          <w:noProof/>
-          <w:lang w:val="en-US"/>
-        </w:rPr>
-        <w:lastRenderedPageBreak/>
-        <w:drawing>
-          <wp:inline distT="0" distB="0" distL="0" distR="0" wp14:anchorId="58A121D2" wp14:editId="70E9BA75">
-            <wp:extent cx="5760720" cy="4048760"/>
-            <wp:effectExtent l="0" t="0" r="0" b="8890"/>
-            <wp:docPr id="884330980" name="Image 1" descr="Une image contenant texte, capture d’écran, logiciel&#10;&#10;Le contenu généré par l’IA peut être incorrect."/>
-            <wp:cNvGraphicFramePr>
-              <a:graphicFrameLocks xmlns:a="http://schemas.openxmlformats.org/drawingml/2006/main" noChangeAspect="1"/>
-            </wp:cNvGraphicFramePr>
-            <a:graphic xmlns:a="http://schemas.openxmlformats.org/drawingml/2006/main">
-              <a:graphicData uri="http://schemas.openxmlformats.org/drawingml/2006/picture">
-                <pic:pic xmlns:pic="http://schemas.openxmlformats.org/drawingml/2006/picture">
-                  <pic:nvPicPr>
-                    <pic:cNvPr id="884330980" name="Image 1" descr="Une image contenant texte, capture d’écran, logiciel&#10;&#10;Le contenu généré par l’IA peut être incorrect."/>
-                    <pic:cNvPicPr/>
-                  </pic:nvPicPr>
-                  <pic:blipFill>
-                    <a:blip r:embed="rId18"/>
-                    <a:stretch>
-                      <a:fillRect/>
-                    </a:stretch>
-                  </pic:blipFill>
-                  <pic:spPr>
-                    <a:xfrm>
-                      <a:off x="0" y="0"/>
-                      <a:ext cx="5760720" cy="4048760"/>
-                    </a:xfrm>
-                    <a:prstGeom prst="rect">
-                      <a:avLst/>
-                    </a:prstGeom>
-                  </pic:spPr>
-                </pic:pic>
-              </a:graphicData>
-            </a:graphic>
-          </wp:inline>
-        </w:drawing>
-      </w:r>
-    </w:p>
-    <w:p>
-      <w:pPr>
-        <w:rPr>
-          <w:lang w:val="en-US"/>
-        </w:rPr>
-      </w:pPr>
-    </w:p>
-    <w:p>
-      <w:pPr>
-        <w:rPr>
-          <w:lang w:val="en-US"/>
-        </w:rPr>
-      </w:pPr>
-      <w:r>
-        <w:rPr>
-          <w:lang w:val="en-US"/>
-        </w:rPr>
-        <w:t xml:space="preserve">Now we need to check the </w:t>
-      </w:r>
-      <w:proofErr w:type="spellStart"/>
-      <w:r>
-        <w:rPr>
-          <w:lang w:val="en-US"/>
-        </w:rPr>
-        <w:t>connexion</w:t>
-      </w:r>
-      <w:proofErr w:type="spellEnd"/>
-      <w:r>
-        <w:rPr>
-          <w:lang w:val="en-US"/>
-        </w:rPr>
-        <w:t xml:space="preserve"> to the front through the browser in port 8081</w:t>
-      </w:r>
-    </w:p>
-    <w:p>
-      <w:pPr>
-        <w:rPr>
-          <w:lang w:val="en-US"/>
-        </w:rPr>
-      </w:pPr>
-      <w:r>
-        <w:rPr>
-          <w:noProof/>
-          <w:lang w:val="en-US"/>
-        </w:rPr>
-        <w:drawing>
-          <wp:inline distT="0" distB="0" distL="0" distR="0" wp14:anchorId="53DC2CC9" wp14:editId="73B550ED">
-            <wp:extent cx="5760720" cy="1383665"/>
-            <wp:effectExtent l="0" t="0" r="0" b="6985"/>
-            <wp:docPr id="421967167" name="Image 1" descr="Une image contenant texte, logiciel, Logiciel multimédia, Icône d’ordinateur&#10;&#10;Le contenu généré par l’IA peut être incorrect."/>
-            <wp:cNvGraphicFramePr>
-              <a:graphicFrameLocks xmlns:a="http://schemas.openxmlformats.org/drawingml/2006/main" noChangeAspect="1"/>
-            </wp:cNvGraphicFramePr>
-            <a:graphic xmlns:a="http://schemas.openxmlformats.org/drawingml/2006/main">
-              <a:graphicData uri="http://schemas.openxmlformats.org/drawingml/2006/picture">
-                <pic:pic xmlns:pic="http://schemas.openxmlformats.org/drawingml/2006/picture">
-                  <pic:nvPicPr>
-                    <pic:cNvPr id="421967167" name="Image 1" descr="Une image contenant texte, logiciel, Logiciel multimédia, Icône d’ordinateur&#10;&#10;Le contenu généré par l’IA peut être incorrect."/>
-                    <pic:cNvPicPr/>
-                  </pic:nvPicPr>
-                  <pic:blipFill>
-                    <a:blip r:embed="rId19"/>
-                    <a:stretch>
-                      <a:fillRect/>
-                    </a:stretch>
-                  </pic:blipFill>
-                  <pic:spPr>
-                    <a:xfrm>
-                      <a:off x="0" y="0"/>
-                      <a:ext cx="5760720" cy="1383665"/>
-                    </a:xfrm>
-                    <a:prstGeom prst="rect">
-                      <a:avLst/>
-                    </a:prstGeom>
-                  </pic:spPr>
-                </pic:pic>
-              </a:graphicData>
-            </a:graphic>
-          </wp:inline>
-        </w:drawing>
-      </w:r>
-    </w:p>
-    <w:p>
-      <w:pPr>
-        <w:rPr>
-          <w:lang w:val="en-US"/>
-        </w:rPr>
-      </w:pPr>
-      <w:r>
-        <w:rPr>
-          <w:lang w:val="en-US"/>
-        </w:rPr>
-        <w:t>Click to the sign in button to have instructions to get username and password</w:t>
-      </w:r>
-    </w:p>
-    <w:p>
-      <w:pPr>
-        <w:rPr>
-          <w:lang w:val="en-US"/>
-        </w:rPr>
-      </w:pPr>
-      <w:r>
-        <w:rPr>
-          <w:noProof/>
-          <w:lang w:val="en-US"/>
-        </w:rPr>
-        <w:drawing>
-          <wp:inline distT="0" distB="0" distL="0" distR="0" wp14:anchorId="25C910D0" wp14:editId="2E9A7B35">
-            <wp:extent cx="5760720" cy="2125345"/>
-            <wp:effectExtent l="0" t="0" r="0" b="8255"/>
-            <wp:docPr id="1554378833" name="Image 1" descr="Une image contenant texte, logiciel, Icône d’ordinateur, Logiciel multimédia&#10;&#10;Le contenu généré par l’IA peut être incorrect."/>
-            <wp:cNvGraphicFramePr>
-              <a:graphicFrameLocks xmlns:a="http://schemas.openxmlformats.org/drawingml/2006/main" noChangeAspect="1"/>
-            </wp:cNvGraphicFramePr>
-            <a:graphic xmlns:a="http://schemas.openxmlformats.org/drawingml/2006/main">
-              <a:graphicData uri="http://schemas.openxmlformats.org/drawingml/2006/picture">
-                <pic:pic xmlns:pic="http://schemas.openxmlformats.org/drawingml/2006/picture">
-                  <pic:nvPicPr>
-                    <pic:cNvPr id="1554378833" name="Image 1" descr="Une image contenant texte, logiciel, Icône d’ordinateur, Logiciel multimédia&#10;&#10;Le contenu généré par l’IA peut être incorrect."/>
-                    <pic:cNvPicPr/>
-                  </pic:nvPicPr>
-                  <pic:blipFill>
-                    <a:blip r:embed="rId20"/>
-                    <a:stretch>
-                      <a:fillRect/>
-                    </a:stretch>
-                  </pic:blipFill>
-                  <pic:spPr>
-                    <a:xfrm>
-                      <a:off x="0" y="0"/>
-                      <a:ext cx="5760720" cy="2125345"/>
-                    </a:xfrm>
-                    <a:prstGeom prst="rect">
-                      <a:avLst/>
-                    </a:prstGeom>
-                  </pic:spPr>
-                </pic:pic>
-              </a:graphicData>
-            </a:graphic>
-          </wp:inline>
-        </w:drawing>
-      </w:r>
-    </w:p>
-    <w:p>
-      <w:pPr>
-        <w:rPr>
-          <w:lang w:val="en-US"/>
-        </w:rPr>
-      </w:pPr>
-      <w:r>
-        <w:rPr>
-          <w:lang w:val="en-US"/>
-        </w:rPr>
-        <w:lastRenderedPageBreak/>
-        <w:t xml:space="preserve">In our case, the command to get the password for admin user is : </w:t>
-      </w:r>
-      <w:r>
-        <w:rPr>
-          <w:lang w:val="en-US"/>
-        </w:rPr>
-        <w:t>cat /opt/nexus/</w:t>
-      </w:r>
-      <w:proofErr w:type="spellStart"/>
-      <w:r>
-        <w:rPr>
-          <w:lang w:val="en-US"/>
-        </w:rPr>
-        <w:t>sonatype</w:t>
-      </w:r>
-      <w:proofErr w:type="spellEnd"/>
-      <w:r>
-        <w:rPr>
-          <w:lang w:val="en-US"/>
-        </w:rPr>
-        <w:t>-work/nexus3/</w:t>
-      </w:r>
-      <w:proofErr w:type="spellStart"/>
-      <w:r>
-        <w:rPr>
-          <w:lang w:val="en-US"/>
-        </w:rPr>
-        <w:t>admin.password</w:t>
-      </w:r>
-      <w:proofErr w:type="spellEnd"/>
-    </w:p>
-    <w:p>
-      <w:pPr>
-        <w:rPr>
-          <w:lang w:val="en-US"/>
-        </w:rPr>
-      </w:pPr>
-      <w:r>
-        <w:rPr>
-          <w:lang w:val="en-US"/>
-        </w:rPr>
-        <w:t>Copy your password and connect as admin</w:t>
-      </w:r>
-    </w:p>
-    <w:p>
-      <w:pPr>
-        <w:rPr>
-          <w:lang w:val="en-US"/>
-        </w:rPr>
-      </w:pPr>
-      <w:r>
-        <w:rPr>
-          <w:lang w:val="en-US"/>
-        </w:rPr>
-        <w:t>Change your password to admin123 (this is password is used in the next step within the pipeline)</w:t>
-      </w:r>
-    </w:p>
-    <w:p>
-      <w:pPr>
-        <w:rPr>
-          <w:lang w:val="en-US"/>
-        </w:rPr>
-      </w:pPr>
-      <w:r>
-        <w:rPr>
-          <w:lang w:val="en-US"/>
-        </w:rPr>
-        <w:t>Enable anonymous access</w:t>
-      </w:r>
-    </w:p>
-    <w:p>
-      <w:pPr>
-        <w:rPr>
-          <w:lang w:val="en-US"/>
-        </w:rPr>
-      </w:pPr>
-      <w:r>
-        <w:rPr>
-          <w:noProof/>
-          <w:lang w:val="en-US"/>
-        </w:rPr>
-        <w:drawing>
-          <wp:inline distT="0" distB="0" distL="0" distR="0" wp14:anchorId="4F629E16" wp14:editId="2513B252">
-            <wp:extent cx="5760720" cy="3013710"/>
-            <wp:effectExtent l="0" t="0" r="0" b="0"/>
-            <wp:docPr id="736892708" name="Image 1" descr="Une image contenant texte, capture d’écran, logiciel, Icône d’ordinateur&#10;&#10;Le contenu généré par l’IA peut être incorrect."/>
-            <wp:cNvGraphicFramePr>
-              <a:graphicFrameLocks xmlns:a="http://schemas.openxmlformats.org/drawingml/2006/main" noChangeAspect="1"/>
-            </wp:cNvGraphicFramePr>
-            <a:graphic xmlns:a="http://schemas.openxmlformats.org/drawingml/2006/main">
-              <a:graphicData uri="http://schemas.openxmlformats.org/drawingml/2006/picture">
-                <pic:pic xmlns:pic="http://schemas.openxmlformats.org/drawingml/2006/picture">
-                  <pic:nvPicPr>
-                    <pic:cNvPr id="736892708" name="Image 1" descr="Une image contenant texte, capture d’écran, logiciel, Icône d’ordinateur&#10;&#10;Le contenu généré par l’IA peut être incorrect."/>
-                    <pic:cNvPicPr/>
-                  </pic:nvPicPr>
-                  <pic:blipFill>
-                    <a:blip r:embed="rId21"/>
-                    <a:stretch>
-                      <a:fillRect/>
-                    </a:stretch>
-                  </pic:blipFill>
-                  <pic:spPr>
-                    <a:xfrm>
-                      <a:off x="0" y="0"/>
-                      <a:ext cx="5760720" cy="3013710"/>
-                    </a:xfrm>
-                    <a:prstGeom prst="rect">
-                      <a:avLst/>
-                    </a:prstGeom>
-                  </pic:spPr>
-                </pic:pic>
-              </a:graphicData>
-            </a:graphic>
-          </wp:inline>
-        </w:drawing>
-      </w:r>
-    </w:p>
-    <w:p>
-      <w:pPr>
-        <w:rPr>
-          <w:lang w:val="en-US"/>
-        </w:rPr>
-      </w:pPr>
-      <w:r>
-        <w:rPr>
-          <w:lang w:val="en-US"/>
-        </w:rPr>
-        <w:t>Here we go, that is the admin dashboard</w:t>
-      </w:r>
-    </w:p>
-    <w:p>
-      <w:pPr>
-        <w:rPr>
-          <w:lang w:val="en-US"/>
-        </w:rPr>
-      </w:pPr>
-      <w:r>
-        <w:rPr>
-          <w:noProof/>
-          <w:lang w:val="en-US"/>
-        </w:rPr>
-        <w:drawing>
-          <wp:inline distT="0" distB="0" distL="0" distR="0" wp14:anchorId="26E5DC7F" wp14:editId="75FFED4F">
-            <wp:extent cx="5760720" cy="3056255"/>
-            <wp:effectExtent l="0" t="0" r="0" b="0"/>
-            <wp:docPr id="1075478280" name="Image 1" descr="Une image contenant texte, capture d’écran, logiciel, Icône d’ordinateur&#10;&#10;Le contenu généré par l’IA peut être incorrect."/>
-            <wp:cNvGraphicFramePr>
-              <a:graphicFrameLocks xmlns:a="http://schemas.openxmlformats.org/drawingml/2006/main" noChangeAspect="1"/>
-            </wp:cNvGraphicFramePr>
-            <a:graphic xmlns:a="http://schemas.openxmlformats.org/drawingml/2006/main">
-              <a:graphicData uri="http://schemas.openxmlformats.org/drawingml/2006/picture">
-                <pic:pic xmlns:pic="http://schemas.openxmlformats.org/drawingml/2006/picture">
-                  <pic:nvPicPr>
-                    <pic:cNvPr id="1075478280" name="Image 1" descr="Une image contenant texte, capture d’écran, logiciel, Icône d’ordinateur&#10;&#10;Le contenu généré par l’IA peut être incorrect."/>
-                    <pic:cNvPicPr/>
-                  </pic:nvPicPr>
-                  <pic:blipFill>
-                    <a:blip r:embed="rId22"/>
-                    <a:stretch>
-                      <a:fillRect/>
-                    </a:stretch>
-                  </pic:blipFill>
-                  <pic:spPr>
-                    <a:xfrm>
-                      <a:off x="0" y="0"/>
-                      <a:ext cx="5760720" cy="3056255"/>
-                    </a:xfrm>
-                    <a:prstGeom prst="rect">
-                      <a:avLst/>
-                    </a:prstGeom>
-                  </pic:spPr>
-                </pic:pic>
-              </a:graphicData>
-            </a:graphic>
-          </wp:inline>
-        </w:drawing>
-      </w:r>
-    </w:p>
-    <w:p>
-      <w:pPr>
-        <w:rPr>
-          <w:lang w:val="en-US"/>
-        </w:rPr>
-      </w:pPr>
-    </w:p>
-    <w:p>
-      <w:pPr>
-        <w:pStyle w:val="Titre1"/>
-        <w:rPr>
-          <w:lang w:val="en-US"/>
-        </w:rPr>
-      </w:pPr>
-      <w:r>
-        <w:rPr>
-          <w:lang w:val="en-US"/>
-        </w:rPr>
-        <w:lastRenderedPageBreak/>
-        <w:t>Third</w:t>
-      </w:r>
-      <w:r>
-        <w:rPr>
-          <w:lang w:val="en-US"/>
-        </w:rPr>
-        <w:t xml:space="preserve"> step : launch the </w:t>
+    </w:p>
+    <w:p>
+      <w:pPr>
+        <w:rPr>
+          <w:lang w:val="en-US"/>
+        </w:rPr>
+      </w:pPr>
+      <w:r>
+        <w:rPr>
+          <w:lang w:val="en-US"/>
+        </w:rPr>
+        <w:t>Security group : name(</w:t>
       </w:r>
       <w:r>
         <w:rPr>
@@ -2579,45 +1549,7 @@
         <w:rPr>
           <w:lang w:val="en-US"/>
         </w:rPr>
-        <w:t xml:space="preserve"> </w:t>
-      </w:r>
-      <w:r>
-        <w:rPr>
-          <w:lang w:val="en-US"/>
-        </w:rPr>
-        <w:t>server</w:t>
-      </w:r>
-    </w:p>
-    <w:p>
-      <w:pPr>
-        <w:rPr>
-          <w:lang w:val="en-US"/>
-        </w:rPr>
-      </w:pPr>
-      <w:r>
-        <w:rPr>
-          <w:lang w:val="en-US"/>
-        </w:rPr>
-        <w:t>Firstly, we need to l</w:t>
-      </w:r>
-      <w:r>
-        <w:rPr>
-          <w:lang w:val="en-US"/>
-        </w:rPr>
-        <w:t>aunch an EC2 instances with the next parameters :</w:t>
-      </w:r>
-    </w:p>
-    <w:p>
-      <w:pPr>
-        <w:rPr>
-          <w:lang w:val="en-US"/>
-        </w:rPr>
-      </w:pPr>
-      <w:r>
-        <w:rPr>
-          <w:lang w:val="en-US"/>
-        </w:rPr>
-        <w:t xml:space="preserve">Name : </w:t>
+        <w:t>-sg), description(</w:t>
       </w:r>
       <w:r>
         <w:rPr>
@@ -2629,151 +1561,6 @@
         <w:rPr>
           <w:lang w:val="en-US"/>
         </w:rPr>
-        <w:t>-server</w:t>
-      </w:r>
-    </w:p>
-    <w:p>
-      <w:pPr>
-        <w:rPr>
-          <w:lang w:val="en-US"/>
-        </w:rPr>
-      </w:pPr>
-      <w:r>
-        <w:rPr>
-          <w:lang w:val="en-US"/>
-        </w:rPr>
-        <w:t xml:space="preserve">OS : </w:t>
-      </w:r>
-      <w:r>
-        <w:rPr>
-          <w:lang w:val="en-US"/>
-        </w:rPr>
-        <w:t>Ubuntu</w:t>
-      </w:r>
-    </w:p>
-    <w:p>
-      <w:pPr>
-        <w:rPr>
-          <w:lang w:val="en-US"/>
-        </w:rPr>
-      </w:pPr>
-      <w:r>
-        <w:rPr>
-          <w:lang w:val="en-US"/>
-        </w:rPr>
-        <w:t xml:space="preserve">Amazon Machine Image : </w:t>
-      </w:r>
-      <w:r>
-        <w:rPr>
-          <w:lang w:val="en-US"/>
-        </w:rPr>
-        <w:t>Ubuntu 24.04</w:t>
-      </w:r>
-    </w:p>
-    <w:p>
-      <w:pPr>
-        <w:rPr>
-          <w:lang w:val="en-US"/>
-        </w:rPr>
-      </w:pPr>
-      <w:r>
-        <w:rPr>
-          <w:lang w:val="en-US"/>
-        </w:rPr>
-        <w:t>Instance type : t2.medium (</w:t>
-      </w:r>
-      <w:r>
-        <w:rPr>
-          <w:lang w:val="en-US"/>
-        </w:rPr>
-        <w:t>we need more resources than the micro</w:t>
-      </w:r>
-      <w:r>
-        <w:rPr>
-          <w:lang w:val="en-US"/>
-        </w:rPr>
-        <w:t xml:space="preserve"> type</w:t>
-      </w:r>
-      <w:r>
-        <w:rPr>
-          <w:lang w:val="en-US"/>
-        </w:rPr>
-        <w:t>)</w:t>
-      </w:r>
-    </w:p>
-    <w:p>
-      <w:pPr>
-        <w:rPr>
-          <w:lang w:val="en-US"/>
-        </w:rPr>
-      </w:pPr>
-      <w:r>
-        <w:rPr>
-          <w:lang w:val="en-US"/>
-        </w:rPr>
-        <w:t xml:space="preserve">Key pair : </w:t>
-      </w:r>
-      <w:r>
-        <w:rPr>
-          <w:lang w:val="en-US"/>
-        </w:rPr>
-        <w:t>sonar</w:t>
-      </w:r>
-      <w:r>
-        <w:rPr>
-          <w:lang w:val="en-US"/>
-        </w:rPr>
-        <w:t>-</w:t>
-      </w:r>
-      <w:proofErr w:type="spellStart"/>
-      <w:r>
-        <w:rPr>
-          <w:lang w:val="en-US"/>
-        </w:rPr>
-        <w:t>key.p</w:t>
-      </w:r>
-      <w:r>
-        <w:rPr>
-          <w:lang w:val="en-US"/>
-        </w:rPr>
-        <w:t>em</w:t>
-      </w:r>
-      <w:proofErr w:type="spellEnd"/>
-    </w:p>
-    <w:p>
-      <w:pPr>
-        <w:rPr>
-          <w:lang w:val="en-US"/>
-        </w:rPr>
-      </w:pPr>
-      <w:r>
-        <w:rPr>
-          <w:lang w:val="en-US"/>
-        </w:rPr>
-        <w:t>Security group : name(</w:t>
-      </w:r>
-      <w:r>
-        <w:rPr>
-          <w:lang w:val="en-US"/>
-        </w:rPr>
-        <w:t>sonar</w:t>
-      </w:r>
-      <w:r>
-        <w:rPr>
-          <w:lang w:val="en-US"/>
-        </w:rPr>
-        <w:t>-sg), description(</w:t>
-      </w:r>
-      <w:r>
-        <w:rPr>
-          <w:lang w:val="en-US"/>
-        </w:rPr>
-        <w:t>sonar</w:t>
-      </w:r>
-      <w:r>
-        <w:rPr>
-          <w:lang w:val="en-US"/>
-        </w:rPr>
         <w:t>-sg)</w:t>
       </w:r>
     </w:p>
@@ -2787,37 +1574,21 @@
         <w:rPr>
           <w:lang w:val="en-US"/>
         </w:rPr>
-        <w:t xml:space="preserve">Allow ssh inbound rule from </w:t>
-      </w:r>
-      <w:proofErr w:type="spellStart"/>
-      <w:r>
-        <w:rPr>
-          <w:lang w:val="en-US"/>
-        </w:rPr>
-        <w:t>MyIP</w:t>
-      </w:r>
-      <w:proofErr w:type="spellEnd"/>
-    </w:p>
-    <w:p>
-      <w:pPr>
-        <w:rPr>
-          <w:lang w:val="en-US"/>
-        </w:rPr>
-      </w:pPr>
-      <w:r>
-        <w:rPr>
-          <w:lang w:val="en-US"/>
-        </w:rPr>
-        <w:t xml:space="preserve">Allow Custom TCP with port 80 from </w:t>
-      </w:r>
-      <w:proofErr w:type="spellStart"/>
-      <w:r>
-        <w:rPr>
-          <w:lang w:val="en-US"/>
-        </w:rPr>
-        <w:t>MyIP</w:t>
-      </w:r>
-      <w:proofErr w:type="spellEnd"/>
+        <w:t>Allow ssh inbound rule from MyIP</w:t>
+      </w:r>
+    </w:p>
+    <w:p>
+      <w:pPr>
+        <w:rPr>
+          <w:lang w:val="en-US"/>
+        </w:rPr>
+      </w:pPr>
+      <w:r>
+        <w:rPr>
+          <w:lang w:val="en-US"/>
+        </w:rPr>
+        <w:t>Allow Custom TCP with port 80 from MyIP</w:t>
+      </w:r>
       <w:r>
         <w:rPr>
           <w:lang w:val="en-US"/>
@@ -2849,7 +1620,6 @@
         </w:rPr>
         <w:t xml:space="preserve"> from </w:t>
       </w:r>
-      <w:proofErr w:type="spellStart"/>
       <w:r>
         <w:rPr>
           <w:lang w:val="en-US"/>
@@ -2860,14 +1630,7 @@
         <w:rPr>
           <w:lang w:val="en-US"/>
         </w:rPr>
-        <w:t>enkins</w:t>
-      </w:r>
-      <w:proofErr w:type="spellEnd"/>
-      <w:r>
-        <w:rPr>
-          <w:lang w:val="en-US"/>
-        </w:rPr>
-        <w:t>-</w:t>
+        <w:t>enkins-</w:t>
       </w:r>
       <w:r>
         <w:rPr>
@@ -2886,35 +1649,7 @@
         <w:rPr>
           <w:lang w:val="en-US"/>
         </w:rPr>
-        <w:t xml:space="preserve">In the </w:t>
-      </w:r>
-      <w:proofErr w:type="spellStart"/>
-      <w:r>
-        <w:rPr>
-          <w:lang w:val="en-US"/>
-        </w:rPr>
-        <w:t>github</w:t>
-      </w:r>
-      <w:proofErr w:type="spellEnd"/>
-      <w:r>
-        <w:rPr>
-          <w:lang w:val="en-US"/>
-        </w:rPr>
-        <w:t xml:space="preserve"> repo, branch </w:t>
-      </w:r>
-      <w:proofErr w:type="spellStart"/>
-      <w:r>
-        <w:rPr>
-          <w:lang w:val="en-US"/>
-        </w:rPr>
-        <w:t>Jenkins_CI</w:t>
-      </w:r>
-      <w:proofErr w:type="spellEnd"/>
-      <w:r>
-        <w:rPr>
-          <w:lang w:val="en-US"/>
-        </w:rPr>
-        <w:t>, copy the content of the file userdata/</w:t>
+        <w:t>In the github repo, branch Jenkins_CI, copy the content of the file userdata/</w:t>
       </w:r>
       <w:r>
         <w:rPr>
@@ -2982,7 +1717,7 @@
                     <pic:cNvPicPr/>
                   </pic:nvPicPr>
                   <pic:blipFill>
-                    <a:blip r:embed="rId23"/>
+                    <a:blip r:embed="rId18"/>
                     <a:stretch>
                       <a:fillRect/>
                     </a:stretch>
@@ -3044,7 +1779,7 @@
                     <pic:cNvPicPr/>
                   </pic:nvPicPr>
                   <pic:blipFill>
-                    <a:blip r:embed="rId24"/>
+                    <a:blip r:embed="rId19"/>
                     <a:stretch>
                       <a:fillRect/>
                     </a:stretch>
@@ -3118,7 +1853,7 @@
                     <pic:cNvPicPr/>
                   </pic:nvPicPr>
                   <pic:blipFill>
-                    <a:blip r:embed="rId25"/>
+                    <a:blip r:embed="rId20"/>
                     <a:stretch>
                       <a:fillRect/>
                     </a:stretch>
@@ -3163,56 +1898,14 @@
           <w:lang w:val="en-US"/>
         </w:rPr>
         <w:br/>
-        <w:t xml:space="preserve">In this step, we </w:t>
-      </w:r>
-      <w:proofErr w:type="spellStart"/>
-      <w:r>
-        <w:rPr>
-          <w:lang w:val="en-US"/>
-        </w:rPr>
-        <w:t>gonna</w:t>
-      </w:r>
-      <w:proofErr w:type="spellEnd"/>
-      <w:r>
-        <w:rPr>
-          <w:lang w:val="en-US"/>
-        </w:rPr>
-        <w:t xml:space="preserve"> install plugins for Sonar, Nexus, </w:t>
-      </w:r>
-      <w:proofErr w:type="spellStart"/>
-      <w:r>
-        <w:rPr>
-          <w:lang w:val="en-US"/>
-        </w:rPr>
-        <w:t>BuildTimestamp</w:t>
-      </w:r>
-      <w:proofErr w:type="spellEnd"/>
-      <w:r>
-        <w:rPr>
-          <w:lang w:val="en-US"/>
-        </w:rPr>
-        <w:t xml:space="preserve">, Pipeline Maven Integration. </w:t>
+        <w:t xml:space="preserve">In this step, we gonna install plugins for Sonar, BuildTimestamp, Pipeline Maven Integration. </w:t>
       </w:r>
       <w:r>
         <w:rPr>
           <w:lang w:val="en-US"/>
         </w:rPr>
         <w:br/>
-        <w:t xml:space="preserve">To do that, connect into the Jenkins Server, go to Manage Jenkins, click into Manage Plugins, switch to available, search </w:t>
-      </w:r>
-      <w:proofErr w:type="spellStart"/>
-      <w:r>
-        <w:rPr>
-          <w:lang w:val="en-US"/>
-        </w:rPr>
-        <w:t>sonarqube</w:t>
-      </w:r>
-      <w:proofErr w:type="spellEnd"/>
-      <w:r>
-        <w:rPr>
-          <w:lang w:val="en-US"/>
-        </w:rPr>
-        <w:t xml:space="preserve"> scanner, nexus artifact uploader, build timestamp, pipeline maven integration, pipeline utility steps</w:t>
+        <w:t>To do that, connect into the Jenkins Server, go to Manage Jenkins, click into Manage Plugins, switch to available, search sonarqube scanner, nexus artifact uploader, build timestamp, pipeline maven integration, pipeline utility steps</w:t>
       </w:r>
       <w:r>
         <w:rPr>
@@ -3285,21 +1978,7 @@
           <w:lang w:val="en-US"/>
         </w:rPr>
         <w:br/>
-        <w:t xml:space="preserve">        </w:t>
-      </w:r>
-      <w:proofErr w:type="spellStart"/>
-      <w:r>
-        <w:rPr>
-          <w:lang w:val="en-US"/>
-        </w:rPr>
-        <w:t>jdk</w:t>
-      </w:r>
-      <w:proofErr w:type="spellEnd"/>
-      <w:r>
-        <w:rPr>
-          <w:lang w:val="en-US"/>
-        </w:rPr>
-        <w:t xml:space="preserve"> "JDK17"</w:t>
+        <w:t xml:space="preserve">        jdk "JDK17"</w:t>
       </w:r>
       <w:r>
         <w:rPr>
@@ -3354,21 +2033,7 @@
         <w:rPr>
           <w:lang w:val="en-US"/>
         </w:rPr>
-        <w:t>: '</w:t>
-      </w:r>
-      <w:proofErr w:type="spellStart"/>
-      <w:r>
-        <w:rPr>
-          <w:lang w:val="en-US"/>
-        </w:rPr>
-        <w:t>jenkins_CI</w:t>
-      </w:r>
-      <w:proofErr w:type="spellEnd"/>
-      <w:r>
-        <w:rPr>
-          <w:lang w:val="en-US"/>
-        </w:rPr>
-        <w:t>',</w:t>
+        <w:t>: 'jenkins_CI',</w:t>
       </w:r>
       <w:r>
         <w:rPr>
@@ -3389,35 +2054,7 @@
         <w:rPr>
           <w:lang w:val="en-US"/>
         </w:rPr>
-        <w:t>: 'https://github.com/</w:t>
-      </w:r>
-      <w:proofErr w:type="spellStart"/>
-      <w:r>
-        <w:rPr>
-          <w:lang w:val="en-US"/>
-        </w:rPr>
-        <w:t>Sougoumay</w:t>
-      </w:r>
-      <w:proofErr w:type="spellEnd"/>
-      <w:r>
-        <w:rPr>
-          <w:lang w:val="en-US"/>
-        </w:rPr>
-        <w:t>/</w:t>
-      </w:r>
-      <w:proofErr w:type="spellStart"/>
-      <w:r>
-        <w:rPr>
-          <w:lang w:val="en-US"/>
-        </w:rPr>
-        <w:t>vprofile</w:t>
-      </w:r>
-      <w:proofErr w:type="spellEnd"/>
-      <w:r>
-        <w:rPr>
-          <w:lang w:val="en-US"/>
-        </w:rPr>
-        <w:t>-project'</w:t>
+        <w:t>: 'https://github.com/Sougoumay/vprofile-project'</w:t>
       </w:r>
       <w:r>
         <w:rPr>
@@ -3458,35 +2095,7 @@
           <w:lang w:val="en-US"/>
         </w:rPr>
         <w:br/>
-        <w:t xml:space="preserve">                </w:t>
-      </w:r>
-      <w:proofErr w:type="spellStart"/>
-      <w:r>
-        <w:rPr>
-          <w:lang w:val="en-US"/>
-        </w:rPr>
-        <w:t>sh</w:t>
-      </w:r>
-      <w:proofErr w:type="spellEnd"/>
-      <w:r>
-        <w:rPr>
-          <w:lang w:val="en-US"/>
-        </w:rPr>
-        <w:t xml:space="preserve"> '</w:t>
-      </w:r>
-      <w:proofErr w:type="spellStart"/>
-      <w:r>
-        <w:rPr>
-          <w:lang w:val="en-US"/>
-        </w:rPr>
-        <w:t>mvn</w:t>
-      </w:r>
-      <w:proofErr w:type="spellEnd"/>
-      <w:r>
-        <w:rPr>
-          <w:lang w:val="en-US"/>
-        </w:rPr>
-        <w:t xml:space="preserve"> test'</w:t>
+        <w:t xml:space="preserve">                sh 'mvn test'</w:t>
       </w:r>
       <w:r>
         <w:rPr>
@@ -3527,49 +2136,7 @@
           <w:lang w:val="en-US"/>
         </w:rPr>
         <w:br/>
-        <w:t xml:space="preserve">                </w:t>
-      </w:r>
-      <w:proofErr w:type="spellStart"/>
-      <w:r>
-        <w:rPr>
-          <w:lang w:val="en-US"/>
-        </w:rPr>
-        <w:t>sh</w:t>
-      </w:r>
-      <w:proofErr w:type="spellEnd"/>
-      <w:r>
-        <w:rPr>
-          <w:lang w:val="en-US"/>
-        </w:rPr>
-        <w:t xml:space="preserve"> '</w:t>
-      </w:r>
-      <w:proofErr w:type="spellStart"/>
-      <w:r>
-        <w:rPr>
-          <w:lang w:val="en-US"/>
-        </w:rPr>
-        <w:t>mvn</w:t>
-      </w:r>
-      <w:proofErr w:type="spellEnd"/>
-      <w:r>
-        <w:rPr>
-          <w:lang w:val="en-US"/>
-        </w:rPr>
-        <w:t xml:space="preserve"> install -</w:t>
-      </w:r>
-      <w:proofErr w:type="spellStart"/>
-      <w:r>
-        <w:rPr>
-          <w:lang w:val="en-US"/>
-        </w:rPr>
-        <w:t>DskipTests</w:t>
-      </w:r>
-      <w:proofErr w:type="spellEnd"/>
-      <w:r>
-        <w:rPr>
-          <w:lang w:val="en-US"/>
-        </w:rPr>
-        <w:t>'</w:t>
+        <w:t xml:space="preserve">                sh 'mvn install -DskipTests'</w:t>
       </w:r>
       <w:r>
         <w:rPr>
@@ -3604,21 +2171,7 @@
           <w:lang w:val="en-US"/>
         </w:rPr>
         <w:br/>
-        <w:t xml:space="preserve">                    </w:t>
-      </w:r>
-      <w:proofErr w:type="spellStart"/>
-      <w:r>
-        <w:rPr>
-          <w:lang w:val="en-US"/>
-        </w:rPr>
-        <w:t>archiveArtifacts</w:t>
-      </w:r>
-      <w:proofErr w:type="spellEnd"/>
-      <w:r>
-        <w:rPr>
-          <w:lang w:val="en-US"/>
-        </w:rPr>
-        <w:t xml:space="preserve"> </w:t>
+        <w:t xml:space="preserve">                    archiveArtifacts </w:t>
       </w:r>
       <w:r>
         <w:rPr>
@@ -3909,21 +2462,7 @@
         <w:rPr>
           <w:lang w:val="en-US"/>
         </w:rPr>
-        <w:t xml:space="preserve">Token from </w:t>
-      </w:r>
-      <w:proofErr w:type="spellStart"/>
-      <w:r>
-        <w:rPr>
-          <w:lang w:val="en-US"/>
-        </w:rPr>
-        <w:t>Sonarqube</w:t>
-      </w:r>
-      <w:proofErr w:type="spellEnd"/>
-      <w:r>
-        <w:rPr>
-          <w:lang w:val="en-US"/>
-        </w:rPr>
-        <w:t xml:space="preserve"> to authorize Jenkins taking actions</w:t>
+        <w:t>Token from Sonarqube to authorize Jenkins taking actions</w:t>
       </w:r>
       <w:r>
         <w:rPr>
@@ -3936,21 +2475,7 @@
           <w:lang w:val="en-US"/>
         </w:rPr>
         <w:br/>
-        <w:t xml:space="preserve">First of all, to install </w:t>
-      </w:r>
-      <w:proofErr w:type="spellStart"/>
-      <w:r>
-        <w:rPr>
-          <w:lang w:val="en-US"/>
-        </w:rPr>
-        <w:t>Sonarqube</w:t>
-      </w:r>
-      <w:proofErr w:type="spellEnd"/>
-      <w:r>
-        <w:rPr>
-          <w:lang w:val="en-US"/>
-        </w:rPr>
-        <w:t xml:space="preserve"> Scanner, go to Jenkins dashboard</w:t>
+        <w:t>First of all, to install Sonarqube Scanner, go to Jenkins dashboard</w:t>
       </w:r>
     </w:p>
     <w:p>
@@ -4045,7 +2570,7 @@
                     <pic:cNvPicPr/>
                   </pic:nvPicPr>
                   <pic:blipFill>
-                    <a:blip r:embed="rId26"/>
+                    <a:blip r:embed="rId21"/>
                     <a:stretch>
                       <a:fillRect/>
                     </a:stretch>
@@ -4077,49 +2602,7 @@
           <w:lang w:val="en-US"/>
         </w:rPr>
         <w:lastRenderedPageBreak/>
-        <w:t xml:space="preserve">In the next step, we need to store </w:t>
-      </w:r>
-      <w:proofErr w:type="spellStart"/>
-      <w:r>
-        <w:rPr>
-          <w:lang w:val="en-US"/>
-        </w:rPr>
-        <w:t>Sonarqube</w:t>
-      </w:r>
-      <w:proofErr w:type="spellEnd"/>
-      <w:r>
-        <w:rPr>
-          <w:lang w:val="en-US"/>
-        </w:rPr>
-        <w:t xml:space="preserve"> Server details in the Jenkins. SonarQube Server tool will scan the code and then we need to upload result to </w:t>
-      </w:r>
-      <w:proofErr w:type="spellStart"/>
-      <w:r>
-        <w:rPr>
-          <w:lang w:val="en-US"/>
-        </w:rPr>
-        <w:t>sonarqube</w:t>
-      </w:r>
-      <w:proofErr w:type="spellEnd"/>
-      <w:r>
-        <w:rPr>
-          <w:lang w:val="en-US"/>
-        </w:rPr>
-        <w:t xml:space="preserve"> server. For that we need to store the information of </w:t>
-      </w:r>
-      <w:proofErr w:type="spellStart"/>
-      <w:r>
-        <w:rPr>
-          <w:lang w:val="en-US"/>
-        </w:rPr>
-        <w:t>sonarqube</w:t>
-      </w:r>
-      <w:proofErr w:type="spellEnd"/>
-      <w:r>
-        <w:rPr>
-          <w:lang w:val="en-US"/>
-        </w:rPr>
-        <w:t xml:space="preserve"> server. Follow the next steps</w:t>
+        <w:t>In the next step, we need to store Sonarqube Server details in the Jenkins. SonarQube Server tool will scan the code and then we need to upload result to sonarqube server. For that we need to store the information of sonarqube server. Follow the next steps</w:t>
       </w:r>
     </w:p>
     <w:p>
@@ -4158,21 +2641,7 @@
         <w:rPr>
           <w:lang w:val="en-US"/>
         </w:rPr>
-        <w:t xml:space="preserve">Scroll down until you find </w:t>
-      </w:r>
-      <w:proofErr w:type="spellStart"/>
-      <w:r>
-        <w:rPr>
-          <w:lang w:val="en-US"/>
-        </w:rPr>
-        <w:t>Sonarqube</w:t>
-      </w:r>
-      <w:proofErr w:type="spellEnd"/>
-      <w:r>
-        <w:rPr>
-          <w:lang w:val="en-US"/>
-        </w:rPr>
-        <w:t xml:space="preserve"> server</w:t>
+        <w:t>Scroll down until you find Sonarqube server</w:t>
       </w:r>
     </w:p>
     <w:p>
@@ -4198,79 +2667,35 @@
         <w:rPr>
           <w:lang w:val="en-US"/>
         </w:rPr>
-        <w:t xml:space="preserve">Click on Add </w:t>
-      </w:r>
-      <w:proofErr w:type="spellStart"/>
-      <w:r>
-        <w:rPr>
-          <w:lang w:val="en-US"/>
-        </w:rPr>
-        <w:t>Sonarqube</w:t>
-      </w:r>
-      <w:proofErr w:type="spellEnd"/>
-    </w:p>
-    <w:p>
-      <w:pPr>
-        <w:rPr>
-          <w:lang w:val="en-US"/>
-        </w:rPr>
-      </w:pPr>
-      <w:r>
-        <w:rPr>
-          <w:lang w:val="en-US"/>
-        </w:rPr>
-        <w:t xml:space="preserve">Give the name </w:t>
-      </w:r>
-      <w:proofErr w:type="spellStart"/>
-      <w:r>
-        <w:rPr>
-          <w:lang w:val="en-US"/>
-        </w:rPr>
-        <w:t>sonarserver</w:t>
-      </w:r>
-      <w:proofErr w:type="spellEnd"/>
-    </w:p>
-    <w:p>
-      <w:pPr>
-        <w:rPr>
-          <w:lang w:val="en-US"/>
-        </w:rPr>
-      </w:pPr>
-      <w:r>
-        <w:rPr>
-          <w:lang w:val="en-US"/>
-        </w:rPr>
-        <w:t xml:space="preserve">Server </w:t>
-      </w:r>
-      <w:proofErr w:type="spellStart"/>
-      <w:r>
-        <w:rPr>
-          <w:lang w:val="en-US"/>
-        </w:rPr>
-        <w:t>url</w:t>
-      </w:r>
-      <w:proofErr w:type="spellEnd"/>
-      <w:r>
-        <w:rPr>
-          <w:lang w:val="en-US"/>
-        </w:rPr>
-        <w:t xml:space="preserve"> will be the private </w:t>
-      </w:r>
-      <w:proofErr w:type="spellStart"/>
-      <w:r>
-        <w:rPr>
-          <w:lang w:val="en-US"/>
-        </w:rPr>
-        <w:t>ip</w:t>
-      </w:r>
-      <w:proofErr w:type="spellEnd"/>
-      <w:r>
-        <w:rPr>
-          <w:lang w:val="en-US"/>
-        </w:rPr>
-        <w:t xml:space="preserve"> of sonar, go to AWS, copy and paste (</w:t>
-      </w:r>
-      <w:hyperlink r:id="rId27" w:history="1">
+        <w:t>Click on Add Sonarqube</w:t>
+      </w:r>
+    </w:p>
+    <w:p>
+      <w:pPr>
+        <w:rPr>
+          <w:lang w:val="en-US"/>
+        </w:rPr>
+      </w:pPr>
+      <w:r>
+        <w:rPr>
+          <w:lang w:val="en-US"/>
+        </w:rPr>
+        <w:t>Give the name sonarserver</w:t>
+      </w:r>
+    </w:p>
+    <w:p>
+      <w:pPr>
+        <w:rPr>
+          <w:lang w:val="en-US"/>
+        </w:rPr>
+      </w:pPr>
+      <w:r>
+        <w:rPr>
+          <w:lang w:val="en-US"/>
+        </w:rPr>
+        <w:t>Server url will be the private ip of sonar, go to AWS, copy and paste (</w:t>
+      </w:r>
+      <w:hyperlink r:id="rId22" w:history="1">
         <w:r>
           <w:rPr>
             <w:rStyle w:val="Lienhypertexte"/>
@@ -4309,21 +2734,7 @@
         <w:rPr>
           <w:lang w:val="en-US"/>
         </w:rPr>
-        <w:t xml:space="preserve">Now connect to sonar server with public </w:t>
-      </w:r>
-      <w:proofErr w:type="spellStart"/>
-      <w:r>
-        <w:rPr>
-          <w:lang w:val="en-US"/>
-        </w:rPr>
-        <w:t>ip</w:t>
-      </w:r>
-      <w:proofErr w:type="spellEnd"/>
-      <w:r>
-        <w:rPr>
-          <w:lang w:val="en-US"/>
-        </w:rPr>
-        <w:t xml:space="preserve"> in the browser</w:t>
+        <w:t>Now connect to sonar server with public ip in the browser</w:t>
       </w:r>
     </w:p>
     <w:p>
@@ -4444,7 +2855,7 @@
                     <pic:cNvPicPr/>
                   </pic:nvPicPr>
                   <pic:blipFill>
-                    <a:blip r:embed="rId28"/>
+                    <a:blip r:embed="rId23"/>
                     <a:stretch>
                       <a:fillRect/>
                     </a:stretch>
@@ -4493,7 +2904,7 @@
                     <pic:cNvPicPr/>
                   </pic:nvPicPr>
                   <pic:blipFill>
-                    <a:blip r:embed="rId29"/>
+                    <a:blip r:embed="rId24"/>
                     <a:stretch>
                       <a:fillRect/>
                     </a:stretch>
@@ -4524,21 +2935,7 @@
         <w:rPr>
           <w:lang w:val="en-US"/>
         </w:rPr>
-        <w:t xml:space="preserve">Copy your token (if you </w:t>
-      </w:r>
-      <w:proofErr w:type="spellStart"/>
-      <w:r>
-        <w:rPr>
-          <w:lang w:val="en-US"/>
-        </w:rPr>
-        <w:t>olost</w:t>
-      </w:r>
-      <w:proofErr w:type="spellEnd"/>
-      <w:r>
-        <w:rPr>
-          <w:lang w:val="en-US"/>
-        </w:rPr>
-        <w:t>, you have to remove this one and generate a new one)</w:t>
+        <w:t>Copy your token (if you olost, you have to remove this one and generate a new one)</w:t>
       </w:r>
     </w:p>
     <w:p>
@@ -4564,21 +2961,7 @@
         <w:rPr>
           <w:lang w:val="en-US"/>
         </w:rPr>
-        <w:t xml:space="preserve">Click to add (in the authentication section of </w:t>
-      </w:r>
-      <w:proofErr w:type="spellStart"/>
-      <w:r>
-        <w:rPr>
-          <w:lang w:val="en-US"/>
-        </w:rPr>
-        <w:t>sonarqube</w:t>
-      </w:r>
-      <w:proofErr w:type="spellEnd"/>
-      <w:r>
-        <w:rPr>
-          <w:lang w:val="en-US"/>
-        </w:rPr>
-        <w:t xml:space="preserve"> servers(Jenkins))</w:t>
+        <w:t>Click to add (in the authentication section of sonarqube servers(Jenkins))</w:t>
       </w:r>
     </w:p>
     <w:p>
@@ -4617,21 +3000,7 @@
         <w:rPr>
           <w:lang w:val="en-US"/>
         </w:rPr>
-        <w:t xml:space="preserve">Give </w:t>
-      </w:r>
-      <w:proofErr w:type="spellStart"/>
-      <w:r>
-        <w:rPr>
-          <w:lang w:val="en-US"/>
-        </w:rPr>
-        <w:t>sonartoken</w:t>
-      </w:r>
-      <w:proofErr w:type="spellEnd"/>
-      <w:r>
-        <w:rPr>
-          <w:lang w:val="en-US"/>
-        </w:rPr>
-        <w:t xml:space="preserve"> as ID and description</w:t>
+        <w:t>Give sonartoken as ID and description</w:t>
       </w:r>
     </w:p>
     <w:p>
@@ -4657,21 +3026,7 @@
         <w:rPr>
           <w:lang w:val="en-US"/>
         </w:rPr>
-        <w:t xml:space="preserve">Then choose </w:t>
-      </w:r>
-      <w:proofErr w:type="spellStart"/>
-      <w:r>
-        <w:rPr>
-          <w:lang w:val="en-US"/>
-        </w:rPr>
-        <w:t>sonarqube</w:t>
-      </w:r>
-      <w:proofErr w:type="spellEnd"/>
-      <w:r>
-        <w:rPr>
-          <w:lang w:val="en-US"/>
-        </w:rPr>
-        <w:t xml:space="preserve"> in the list</w:t>
+        <w:t>Then choose sonarqube in the list</w:t>
       </w:r>
     </w:p>
     <w:p>
@@ -4701,7 +3056,7 @@
                     <pic:cNvPicPr/>
                   </pic:nvPicPr>
                   <pic:blipFill>
-                    <a:blip r:embed="rId30"/>
+                    <a:blip r:embed="rId25"/>
                     <a:stretch>
                       <a:fillRect/>
                     </a:stretch>
@@ -4790,21 +3145,7 @@
         <w:rPr>
           <w:lang w:val="en-US"/>
         </w:rPr>
-        <w:t>ge('</w:t>
-      </w:r>
-      <w:proofErr w:type="spellStart"/>
-      <w:r>
-        <w:rPr>
-          <w:lang w:val="en-US"/>
-        </w:rPr>
-        <w:t>Checkstyle</w:t>
-      </w:r>
-      <w:proofErr w:type="spellEnd"/>
-      <w:r>
-        <w:rPr>
-          <w:lang w:val="en-US"/>
-        </w:rPr>
-        <w:t xml:space="preserve"> Analysis') {</w:t>
+        <w:t>ge('Checkstyle Analysis') {</w:t>
       </w:r>
       <w:r>
         <w:rPr>
@@ -4818,49 +3159,7 @@
           <w:lang w:val="en-US"/>
         </w:rPr>
         <w:br/>
-        <w:t xml:space="preserve">       </w:t>
-      </w:r>
-      <w:proofErr w:type="spellStart"/>
-      <w:r>
-        <w:rPr>
-          <w:lang w:val="en-US"/>
-        </w:rPr>
-        <w:t>sh</w:t>
-      </w:r>
-      <w:proofErr w:type="spellEnd"/>
-      <w:r>
-        <w:rPr>
-          <w:lang w:val="en-US"/>
-        </w:rPr>
-        <w:t xml:space="preserve"> '</w:t>
-      </w:r>
-      <w:proofErr w:type="spellStart"/>
-      <w:r>
-        <w:rPr>
-          <w:lang w:val="en-US"/>
-        </w:rPr>
-        <w:t>mvn</w:t>
-      </w:r>
-      <w:proofErr w:type="spellEnd"/>
-      <w:r>
-        <w:rPr>
-          <w:lang w:val="en-US"/>
-        </w:rPr>
-        <w:t xml:space="preserve"> </w:t>
-      </w:r>
-      <w:proofErr w:type="spellStart"/>
-      <w:r>
-        <w:rPr>
-          <w:lang w:val="en-US"/>
-        </w:rPr>
-        <w:t>checkstyle:checkstyle</w:t>
-      </w:r>
-      <w:proofErr w:type="spellEnd"/>
-      <w:r>
-        <w:rPr>
-          <w:lang w:val="en-US"/>
-        </w:rPr>
-        <w:t>'</w:t>
+        <w:t xml:space="preserve">       sh 'mvn checkstyle:checkstyle'</w:t>
       </w:r>
       <w:r>
         <w:rPr>
@@ -4901,21 +3200,7 @@
           <w:lang w:val="en-US"/>
         </w:rPr>
         <w:br/>
-        <w:t xml:space="preserve">       </w:t>
-      </w:r>
-      <w:proofErr w:type="spellStart"/>
-      <w:r>
-        <w:rPr>
-          <w:lang w:val="en-US"/>
-        </w:rPr>
-        <w:t>scannerHome</w:t>
-      </w:r>
-      <w:proofErr w:type="spellEnd"/>
-      <w:r>
-        <w:rPr>
-          <w:lang w:val="en-US"/>
-        </w:rPr>
-        <w:t xml:space="preserve"> = tool 'Sonar6.2'</w:t>
+        <w:t xml:space="preserve">       scannerHome = tool 'Sonar6.2'</w:t>
       </w:r>
       <w:r>
         <w:rPr>
@@ -4936,189 +3221,35 @@
           <w:lang w:val="en-US"/>
         </w:rPr>
         <w:br/>
-        <w:t xml:space="preserve">       </w:t>
-      </w:r>
-      <w:proofErr w:type="spellStart"/>
-      <w:r>
-        <w:rPr>
-          <w:lang w:val="en-US"/>
-        </w:rPr>
-        <w:t>withSonarQubeEnv</w:t>
-      </w:r>
-      <w:proofErr w:type="spellEnd"/>
-      <w:r>
-        <w:rPr>
-          <w:lang w:val="en-US"/>
-        </w:rPr>
-        <w:t>('</w:t>
-      </w:r>
-      <w:proofErr w:type="spellStart"/>
-      <w:r>
-        <w:rPr>
-          <w:lang w:val="en-US"/>
-        </w:rPr>
-        <w:t>sonarserver</w:t>
-      </w:r>
-      <w:proofErr w:type="spellEnd"/>
-      <w:r>
-        <w:rPr>
-          <w:lang w:val="en-US"/>
-        </w:rPr>
-        <w:t>') {</w:t>
+        <w:t xml:space="preserve">       withSonarQubeEnv('sonarserver') {</w:t>
       </w:r>
       <w:r>
         <w:rPr>
           <w:lang w:val="en-US"/>
         </w:rPr>
         <w:br/>
-        <w:t xml:space="preserve">           </w:t>
-      </w:r>
-      <w:proofErr w:type="spellStart"/>
-      <w:r>
-        <w:rPr>
-          <w:lang w:val="en-US"/>
-        </w:rPr>
-        <w:t>sh</w:t>
-      </w:r>
-      <w:proofErr w:type="spellEnd"/>
-      <w:r>
-        <w:rPr>
-          <w:lang w:val="en-US"/>
-        </w:rPr>
-        <w:t xml:space="preserve"> '''${</w:t>
-      </w:r>
-      <w:proofErr w:type="spellStart"/>
-      <w:r>
-        <w:rPr>
-          <w:lang w:val="en-US"/>
-        </w:rPr>
-        <w:t>scannerHome</w:t>
-      </w:r>
-      <w:proofErr w:type="spellEnd"/>
-      <w:r>
-        <w:rPr>
-          <w:lang w:val="en-US"/>
-        </w:rPr>
-        <w:t>}/bin/sonar-scanner -</w:t>
-      </w:r>
-      <w:proofErr w:type="spellStart"/>
-      <w:r>
-        <w:rPr>
-          <w:lang w:val="en-US"/>
-        </w:rPr>
-        <w:t>Dsonar.projectKey</w:t>
-      </w:r>
-      <w:proofErr w:type="spellEnd"/>
-      <w:r>
-        <w:rPr>
-          <w:lang w:val="en-US"/>
-        </w:rPr>
-        <w:t>=</w:t>
-      </w:r>
-      <w:proofErr w:type="spellStart"/>
-      <w:r>
-        <w:rPr>
-          <w:lang w:val="en-US"/>
-        </w:rPr>
-        <w:t>vprofile</w:t>
-      </w:r>
-      <w:proofErr w:type="spellEnd"/>
-      <w:r>
-        <w:rPr>
-          <w:lang w:val="en-US"/>
-        </w:rPr>
-        <w:t xml:space="preserve"> \</w:t>
+        <w:t xml:space="preserve">           sh '''${scannerHome}/bin/sonar-scanner -Dsonar.projectKey=vprofile \</w:t>
       </w:r>
       <w:r>
         <w:rPr>
           <w:lang w:val="en-US"/>
         </w:rPr>
         <w:br/>
-        <w:t xml:space="preserve">          -</w:t>
-      </w:r>
-      <w:proofErr w:type="spellStart"/>
-      <w:r>
-        <w:rPr>
-          <w:lang w:val="en-US"/>
-        </w:rPr>
-        <w:t>Dsonar.projectName</w:t>
-      </w:r>
-      <w:proofErr w:type="spellEnd"/>
-      <w:r>
-        <w:rPr>
-          <w:lang w:val="en-US"/>
-        </w:rPr>
-        <w:t>=</w:t>
-      </w:r>
-      <w:proofErr w:type="spellStart"/>
-      <w:r>
-        <w:rPr>
-          <w:lang w:val="en-US"/>
-        </w:rPr>
-        <w:t>vprofile</w:t>
-      </w:r>
-      <w:proofErr w:type="spellEnd"/>
-      <w:r>
-        <w:rPr>
-          <w:lang w:val="en-US"/>
-        </w:rPr>
-        <w:t>-repo \</w:t>
+        <w:t xml:space="preserve">          -Dsonar.projectName=vprofile-repo \</w:t>
       </w:r>
       <w:r>
         <w:rPr>
           <w:lang w:val="en-US"/>
         </w:rPr>
         <w:br/>
-        <w:t xml:space="preserve">          -</w:t>
-      </w:r>
-      <w:proofErr w:type="spellStart"/>
-      <w:r>
-        <w:rPr>
-          <w:lang w:val="en-US"/>
-        </w:rPr>
-        <w:t>Dsonar.projectVersion</w:t>
-      </w:r>
-      <w:proofErr w:type="spellEnd"/>
-      <w:r>
-        <w:rPr>
-          <w:lang w:val="en-US"/>
-        </w:rPr>
-        <w:t>=1.0 \</w:t>
+        <w:t xml:space="preserve">          -Dsonar.projectVersion=1.0 \</w:t>
       </w:r>
       <w:r>
         <w:rPr>
           <w:lang w:val="en-US"/>
         </w:rPr>
         <w:br/>
-        <w:t xml:space="preserve">          -</w:t>
-      </w:r>
-      <w:proofErr w:type="spellStart"/>
-      <w:r>
-        <w:rPr>
-          <w:lang w:val="en-US"/>
-        </w:rPr>
-        <w:t>Dsonar.sources</w:t>
-      </w:r>
-      <w:proofErr w:type="spellEnd"/>
-      <w:r>
-        <w:rPr>
-          <w:lang w:val="en-US"/>
-        </w:rPr>
-        <w:t>=</w:t>
-      </w:r>
-      <w:proofErr w:type="spellStart"/>
-      <w:r>
-        <w:rPr>
-          <w:lang w:val="en-US"/>
-        </w:rPr>
-        <w:t>src</w:t>
-      </w:r>
-      <w:proofErr w:type="spellEnd"/>
-      <w:r>
-        <w:rPr>
-          <w:lang w:val="en-US"/>
-        </w:rPr>
-        <w:t>/ \</w:t>
+        <w:t xml:space="preserve">          -Dsonar.sources=src/ \</w:t>
       </w:r>
       <w:r>
         <w:rPr>
@@ -5132,56 +3263,14 @@
           <w:lang w:val="en-US"/>
         </w:rPr>
         <w:br/>
-        <w:t xml:space="preserve">          -</w:t>
-      </w:r>
-      <w:proofErr w:type="spellStart"/>
-      <w:r>
-        <w:rPr>
-          <w:lang w:val="en-US"/>
-        </w:rPr>
-        <w:t>Dsonar.junit.reportsPath</w:t>
-      </w:r>
-      <w:proofErr w:type="spellEnd"/>
-      <w:r>
-        <w:rPr>
-          <w:lang w:val="en-US"/>
-        </w:rPr>
-        <w:t>=target/surefire-reports/ \</w:t>
+        <w:t xml:space="preserve">          -Dsonar.junit.reportsPath=target/surefire-reports/ \</w:t>
       </w:r>
       <w:r>
         <w:rPr>
           <w:lang w:val="en-US"/>
         </w:rPr>
         <w:br/>
-        <w:t xml:space="preserve">          -</w:t>
-      </w:r>
-      <w:proofErr w:type="spellStart"/>
-      <w:r>
-        <w:rPr>
-          <w:lang w:val="en-US"/>
-        </w:rPr>
-        <w:t>Dsonar.jacoco.reportsPath</w:t>
-      </w:r>
-      <w:proofErr w:type="spellEnd"/>
-      <w:r>
-        <w:rPr>
-          <w:lang w:val="en-US"/>
-        </w:rPr>
-        <w:t>=target/</w:t>
-      </w:r>
-      <w:proofErr w:type="spellStart"/>
-      <w:r>
-        <w:rPr>
-          <w:lang w:val="en-US"/>
-        </w:rPr>
-        <w:t>jacoco.exec</w:t>
-      </w:r>
-      <w:proofErr w:type="spellEnd"/>
-      <w:r>
-        <w:rPr>
-          <w:lang w:val="en-US"/>
-        </w:rPr>
-        <w:t xml:space="preserve"> \</w:t>
+        <w:t xml:space="preserve">          -Dsonar.jacoco.reportsPath=target/jacoco.exec \</w:t>
       </w:r>
       <w:r>
         <w:rPr>
@@ -5291,7 +3380,7 @@
                     <pic:cNvPicPr/>
                   </pic:nvPicPr>
                   <pic:blipFill>
-                    <a:blip r:embed="rId31"/>
+                    <a:blip r:embed="rId26"/>
                     <a:stretch>
                       <a:fillRect/>
                     </a:stretch>
@@ -5359,7 +3448,7 @@
                     <pic:cNvPicPr/>
                   </pic:nvPicPr>
                   <pic:blipFill>
-                    <a:blip r:embed="rId32"/>
+                    <a:blip r:embed="rId27"/>
                     <a:stretch>
                       <a:fillRect/>
                     </a:stretch>
@@ -5408,7 +3497,7 @@
                     <pic:cNvPicPr/>
                   </pic:nvPicPr>
                   <pic:blipFill>
-                    <a:blip r:embed="rId33"/>
+                    <a:blip r:embed="rId28"/>
                     <a:stretch>
                       <a:fillRect/>
                     </a:stretch>
@@ -5595,21 +3684,7 @@
         <w:rPr>
           <w:lang w:val="en-US"/>
         </w:rPr>
-        <w:t xml:space="preserve">In Quality Gate fails when, you have lots off condition, in this exercise, I </w:t>
-      </w:r>
-      <w:proofErr w:type="spellStart"/>
-      <w:r>
-        <w:rPr>
-          <w:lang w:val="en-US"/>
-        </w:rPr>
-        <w:t>choosed</w:t>
-      </w:r>
-      <w:proofErr w:type="spellEnd"/>
-      <w:r>
-        <w:rPr>
-          <w:lang w:val="en-US"/>
-        </w:rPr>
-        <w:t xml:space="preserve"> Bugs</w:t>
+        <w:t>In Quality Gate fails when, you have lots off condition, in this exercise, I choosed Bugs</w:t>
       </w:r>
     </w:p>
     <w:p>
@@ -5653,7 +3728,7 @@
                     <pic:cNvPicPr/>
                   </pic:nvPicPr>
                   <pic:blipFill>
-                    <a:blip r:embed="rId34"/>
+                    <a:blip r:embed="rId29"/>
                     <a:stretch>
                       <a:fillRect/>
                     </a:stretch>
@@ -5710,21 +3785,7 @@
         <w:rPr>
           <w:lang w:val="en-US"/>
         </w:rPr>
-        <w:t>Choose our project (</w:t>
-      </w:r>
-      <w:proofErr w:type="spellStart"/>
-      <w:r>
-        <w:rPr>
-          <w:lang w:val="en-US"/>
-        </w:rPr>
-        <w:t>vprofile</w:t>
-      </w:r>
-      <w:proofErr w:type="spellEnd"/>
-      <w:r>
-        <w:rPr>
-          <w:lang w:val="en-US"/>
-        </w:rPr>
-        <w:t>-repo)</w:t>
+        <w:t>Choose our project (vprofile-repo)</w:t>
       </w:r>
     </w:p>
     <w:p>
@@ -5781,7 +3842,7 @@
                     <pic:cNvPicPr/>
                   </pic:nvPicPr>
                   <pic:blipFill>
-                    <a:blip r:embed="rId35"/>
+                    <a:blip r:embed="rId30"/>
                     <a:stretch>
                       <a:fillRect/>
                     </a:stretch>
@@ -5868,7 +3929,7 @@
                     <pic:cNvPicPr/>
                   </pic:nvPicPr>
                   <pic:blipFill>
-                    <a:blip r:embed="rId36"/>
+                    <a:blip r:embed="rId31"/>
                     <a:stretch>
                       <a:fillRect/>
                     </a:stretch>
@@ -5906,41 +3967,13 @@
         <w:rPr>
           <w:lang w:val="en-US"/>
         </w:rPr>
-        <w:t xml:space="preserve">Once the quality gate is checked, </w:t>
-      </w:r>
-      <w:proofErr w:type="spellStart"/>
-      <w:r>
-        <w:rPr>
-          <w:lang w:val="en-US"/>
-        </w:rPr>
-        <w:t>sonarqube</w:t>
-      </w:r>
-      <w:proofErr w:type="spellEnd"/>
-      <w:r>
-        <w:rPr>
-          <w:lang w:val="en-US"/>
-        </w:rPr>
-        <w:t xml:space="preserve"> will sent the result to Jenkins</w:t>
-      </w:r>
-      <w:r>
-        <w:rPr>
-          <w:lang w:val="en-US"/>
-        </w:rPr>
-        <w:t xml:space="preserve">. So we need to create a webhook. Still on </w:t>
-      </w:r>
-      <w:proofErr w:type="spellStart"/>
-      <w:r>
-        <w:rPr>
-          <w:lang w:val="en-US"/>
-        </w:rPr>
-        <w:t>Sonarqube</w:t>
-      </w:r>
-      <w:proofErr w:type="spellEnd"/>
-      <w:r>
-        <w:rPr>
-          <w:lang w:val="en-US"/>
-        </w:rPr>
-        <w:t xml:space="preserve">, </w:t>
+        <w:t>Once the quality gate is checked, sonarqube will sent the result to Jenkins</w:t>
+      </w:r>
+      <w:r>
+        <w:rPr>
+          <w:lang w:val="en-US"/>
+        </w:rPr>
+        <w:t xml:space="preserve">. So we need to create a webhook. Still on Sonarqube, </w:t>
       </w:r>
     </w:p>
     <w:p>
@@ -5966,16 +3999,8 @@
         <w:rPr>
           <w:lang w:val="en-US"/>
         </w:rPr>
-        <w:t xml:space="preserve">click to project </w:t>
-      </w:r>
-      <w:proofErr w:type="spellStart"/>
-      <w:r>
-        <w:rPr>
-          <w:lang w:val="en-US"/>
-        </w:rPr>
-        <w:t>settingsc</w:t>
-      </w:r>
-      <w:proofErr w:type="spellEnd"/>
+        <w:t>click to project settingsc</w:t>
+      </w:r>
     </w:p>
     <w:p>
       <w:pPr>
@@ -6026,23 +4051,9 @@
         <w:rPr>
           <w:lang w:val="en-US"/>
         </w:rPr>
-        <w:t xml:space="preserve">The </w:t>
-      </w:r>
-      <w:proofErr w:type="spellStart"/>
-      <w:r>
-        <w:rPr>
-          <w:lang w:val="en-US"/>
-        </w:rPr>
-        <w:t>url</w:t>
-      </w:r>
-      <w:proofErr w:type="spellEnd"/>
-      <w:r>
-        <w:rPr>
-          <w:lang w:val="en-US"/>
-        </w:rPr>
-        <w:t xml:space="preserve"> will be </w:t>
-      </w:r>
-      <w:hyperlink r:id="rId37" w:history="1">
+        <w:t xml:space="preserve">The url will be </w:t>
+      </w:r>
+      <w:hyperlink r:id="rId32" w:history="1">
         <w:r>
           <w:rPr>
             <w:rStyle w:val="Lienhypertexte"/>
@@ -6093,7 +4104,7 @@
                     <pic:cNvPicPr/>
                   </pic:nvPicPr>
                   <pic:blipFill>
-                    <a:blip r:embed="rId38"/>
+                    <a:blip r:embed="rId33"/>
                     <a:stretch>
                       <a:fillRect/>
                     </a:stretch>
@@ -6176,35 +4187,7 @@
         <w:rPr>
           <w:lang w:val="en-US"/>
         </w:rPr>
-        <w:t xml:space="preserve">                </w:t>
-      </w:r>
-      <w:proofErr w:type="spellStart"/>
-      <w:r>
-        <w:rPr>
-          <w:lang w:val="en-US"/>
-        </w:rPr>
-        <w:t>waitForQualityGate</w:t>
-      </w:r>
-      <w:proofErr w:type="spellEnd"/>
-      <w:r>
-        <w:rPr>
-          <w:lang w:val="en-US"/>
-        </w:rPr>
-        <w:t xml:space="preserve"> </w:t>
-      </w:r>
-      <w:proofErr w:type="spellStart"/>
-      <w:r>
-        <w:rPr>
-          <w:lang w:val="en-US"/>
-        </w:rPr>
-        <w:t>abortPipeline</w:t>
-      </w:r>
-      <w:proofErr w:type="spellEnd"/>
-      <w:r>
-        <w:rPr>
-          <w:lang w:val="en-US"/>
-        </w:rPr>
-        <w:t>: true</w:t>
+        <w:t xml:space="preserve">                waitForQualityGate abortPipeline: true</w:t>
       </w:r>
     </w:p>
     <w:p>
@@ -6257,21 +4240,7 @@
         <w:rPr>
           <w:lang w:val="en-US"/>
         </w:rPr>
-        <w:t xml:space="preserve">Update our pipeline code on </w:t>
-      </w:r>
-      <w:proofErr w:type="spellStart"/>
-      <w:r>
-        <w:rPr>
-          <w:lang w:val="en-US"/>
-        </w:rPr>
-        <w:t>jenkins</w:t>
-      </w:r>
-      <w:proofErr w:type="spellEnd"/>
-      <w:r>
-        <w:rPr>
-          <w:lang w:val="en-US"/>
-        </w:rPr>
-        <w:t xml:space="preserve"> to</w:t>
+        <w:t>Update our pipeline code on jenkins to</w:t>
       </w:r>
       <w:r>
         <w:rPr>
@@ -6385,7 +4354,7 @@
                     <pic:cNvPicPr/>
                   </pic:nvPicPr>
                   <pic:blipFill>
-                    <a:blip r:embed="rId39"/>
+                    <a:blip r:embed="rId34"/>
                     <a:stretch>
                       <a:fillRect/>
                     </a:stretch>
@@ -6433,7 +4402,7 @@
                     <pic:cNvPicPr/>
                   </pic:nvPicPr>
                   <pic:blipFill>
-                    <a:blip r:embed="rId40"/>
+                    <a:blip r:embed="rId35"/>
                     <a:stretch>
                       <a:fillRect/>
                     </a:stretch>
@@ -6471,21 +4440,7 @@
         <w:rPr>
           <w:lang w:val="en-US"/>
         </w:rPr>
-        <w:t xml:space="preserve">In the next step, we will store the artefacts in Nexus </w:t>
-      </w:r>
-      <w:proofErr w:type="spellStart"/>
-      <w:r>
-        <w:rPr>
-          <w:lang w:val="en-US"/>
-        </w:rPr>
-        <w:t>Reposiotry</w:t>
-      </w:r>
-      <w:proofErr w:type="spellEnd"/>
-      <w:r>
-        <w:rPr>
-          <w:lang w:val="en-US"/>
-        </w:rPr>
-        <w:t>. To have a success pipeline, I switch the quality gate to the default.</w:t>
+        <w:t>In the next step, we will store the artefacts in Nexus Reposiotry. To have a success pipeline, I switch the quality gate to the default.</w:t>
       </w:r>
     </w:p>
     <w:p>
@@ -6502,41 +4457,25 @@
         <w:lastRenderedPageBreak/>
         <w:t>Upload docker images to ECR</w:t>
       </w:r>
-    </w:p>
-    <w:p>
-      <w:pPr>
-        <w:rPr>
-          <w:lang w:val="en-US"/>
-        </w:rPr>
-      </w:pPr>
-      <w:r>
-        <w:rPr>
-          <w:lang w:val="en-US"/>
-        </w:rPr>
-        <w:t xml:space="preserve">To build an image within Jenkins and push it to </w:t>
-      </w:r>
-      <w:proofErr w:type="spellStart"/>
-      <w:r>
-        <w:rPr>
-          <w:lang w:val="en-US"/>
-        </w:rPr>
-        <w:t>ecr</w:t>
-      </w:r>
-      <w:proofErr w:type="spellEnd"/>
-      <w:r>
-        <w:rPr>
-          <w:lang w:val="en-US"/>
-        </w:rPr>
-        <w:t xml:space="preserve">, we need the next </w:t>
-      </w:r>
-      <w:proofErr w:type="spellStart"/>
-      <w:r>
-        <w:rPr>
-          <w:lang w:val="en-US"/>
-        </w:rPr>
-        <w:t>informations</w:t>
-      </w:r>
-      <w:proofErr w:type="spellEnd"/>
+      <w:r>
+        <w:rPr>
+          <w:lang w:val="en-US"/>
+        </w:rPr>
+        <w:t xml:space="preserve"> and host to ECS</w:t>
+      </w:r>
+    </w:p>
+    <w:p>
+      <w:pPr>
+        <w:rPr>
+          <w:lang w:val="en-US"/>
+        </w:rPr>
+      </w:pPr>
+      <w:r>
+        <w:rPr>
+          <w:lang w:val="en-US"/>
+        </w:rPr>
+        <w:t>To build an image within Jenkins and push it to ecr, we need the next informations</w:t>
+      </w:r>
     </w:p>
     <w:p>
       <w:pPr>
@@ -6657,14 +4596,12 @@
           <w:lang w:val="en-US"/>
         </w:rPr>
       </w:pPr>
-      <w:proofErr w:type="spellStart"/>
       <w:r>
         <w:rPr>
           <w:lang w:val="en-US"/>
         </w:rPr>
         <w:t>Ecr</w:t>
       </w:r>
-      <w:proofErr w:type="spellEnd"/>
     </w:p>
     <w:p>
       <w:pPr>
@@ -6769,47 +4706,11 @@
           <w:lang w:val="de-DE"/>
         </w:rPr>
       </w:pPr>
-      <w:proofErr w:type="spellStart"/>
       <w:r>
         <w:rPr>
           <w:lang w:val="de-DE"/>
         </w:rPr>
-        <w:t>Install</w:t>
-      </w:r>
-      <w:proofErr w:type="spellEnd"/>
-      <w:r>
-        <w:rPr>
-          <w:lang w:val="de-DE"/>
-        </w:rPr>
-        <w:t xml:space="preserve"> </w:t>
-      </w:r>
-      <w:proofErr w:type="spellStart"/>
-      <w:r>
-        <w:rPr>
-          <w:lang w:val="de-DE"/>
-        </w:rPr>
-        <w:t>docker</w:t>
-      </w:r>
-      <w:proofErr w:type="spellEnd"/>
-      <w:r>
-        <w:rPr>
-          <w:lang w:val="de-DE"/>
-        </w:rPr>
-        <w:t xml:space="preserve"> </w:t>
-      </w:r>
-      <w:proofErr w:type="spellStart"/>
-      <w:r>
-        <w:rPr>
-          <w:lang w:val="de-DE"/>
-        </w:rPr>
-        <w:t>engine</w:t>
-      </w:r>
-      <w:proofErr w:type="spellEnd"/>
-      <w:r>
-        <w:rPr>
-          <w:lang w:val="de-DE"/>
-        </w:rPr>
-        <w:t xml:space="preserve"> in Jenkins</w:t>
+        <w:t>Install docker engine in Jenkins</w:t>
       </w:r>
     </w:p>
     <w:p>
@@ -7010,21 +4911,7 @@
         <w:rPr>
           <w:lang w:val="en-US"/>
         </w:rPr>
-        <w:t xml:space="preserve">Sudo snap install </w:t>
-      </w:r>
-      <w:proofErr w:type="spellStart"/>
-      <w:r>
-        <w:rPr>
-          <w:lang w:val="en-US"/>
-        </w:rPr>
-        <w:t>aws</w:t>
-      </w:r>
-      <w:proofErr w:type="spellEnd"/>
-      <w:r>
-        <w:rPr>
-          <w:lang w:val="en-US"/>
-        </w:rPr>
-        <w:t>-cli –classic</w:t>
+        <w:t>Sudo snap install aws-cli –classic</w:t>
       </w:r>
     </w:p>
     <w:p>
@@ -7042,16 +4929,8 @@
         <w:rPr>
           <w:lang w:val="en-US"/>
         </w:rPr>
-        <w:t>Sudo -</w:t>
-      </w:r>
-      <w:proofErr w:type="spellStart"/>
-      <w:r>
-        <w:rPr>
-          <w:lang w:val="en-US"/>
-        </w:rPr>
-        <w:t>i</w:t>
-      </w:r>
-      <w:proofErr w:type="spellEnd"/>
+        <w:t>Sudo -i</w:t>
+      </w:r>
     </w:p>
     <w:p>
       <w:pPr>
@@ -7070,7 +4949,7 @@
         </w:rPr>
         <w:t xml:space="preserve">Follow docker installation on ubuntu : </w:t>
       </w:r>
-      <w:hyperlink r:id="rId41" w:history="1">
+      <w:hyperlink r:id="rId36" w:history="1">
         <w:r>
           <w:rPr>
             <w:rStyle w:val="Lienhypertexte"/>
@@ -7101,27 +4980,13 @@
         <w:rPr>
           <w:lang w:val="en-US"/>
         </w:rPr>
-        <w:t xml:space="preserve"> : </w:t>
-      </w:r>
-      <w:proofErr w:type="spellStart"/>
-      <w:r>
-        <w:rPr>
-          <w:lang w:val="en-US"/>
-        </w:rPr>
-        <w:t>u</w:t>
-      </w:r>
-      <w:r>
-        <w:rPr>
-          <w:lang w:val="en-US"/>
-        </w:rPr>
-        <w:t>sermod</w:t>
-      </w:r>
-      <w:proofErr w:type="spellEnd"/>
-      <w:r>
-        <w:rPr>
-          <w:lang w:val="en-US"/>
-        </w:rPr>
-        <w:t xml:space="preserve"> -a -G docker </w:t>
+        <w:t xml:space="preserve"> : u</w:t>
+      </w:r>
+      <w:r>
+        <w:rPr>
+          <w:lang w:val="en-US"/>
+        </w:rPr>
+        <w:t xml:space="preserve">sermod -a -G docker </w:t>
       </w:r>
       <w:r>
         <w:rPr>
@@ -7192,21 +5057,7 @@
         <w:rPr>
           <w:lang w:val="en-US"/>
         </w:rPr>
-        <w:t xml:space="preserve">Go to </w:t>
-      </w:r>
-      <w:proofErr w:type="spellStart"/>
-      <w:r>
-        <w:rPr>
-          <w:lang w:val="en-US"/>
-        </w:rPr>
-        <w:t>aws</w:t>
-      </w:r>
-      <w:proofErr w:type="spellEnd"/>
-      <w:r>
-        <w:rPr>
-          <w:lang w:val="en-US"/>
-        </w:rPr>
-        <w:t xml:space="preserve"> management console</w:t>
+        <w:t>Go to aws management console</w:t>
       </w:r>
     </w:p>
     <w:p>
@@ -7314,16 +5165,8 @@
         <w:rPr>
           <w:lang w:val="en-US"/>
         </w:rPr>
-        <w:t xml:space="preserve">Search ECS and check </w:t>
-      </w:r>
-      <w:proofErr w:type="spellStart"/>
-      <w:r>
-        <w:rPr>
-          <w:lang w:val="en-US"/>
-        </w:rPr>
-        <w:t>AmazonECS_FullAccess</w:t>
-      </w:r>
-      <w:proofErr w:type="spellEnd"/>
+        <w:t>Search ECS and check AmazonECS_FullAccess</w:t>
+      </w:r>
     </w:p>
     <w:p>
       <w:pPr>
@@ -7565,16 +5408,8 @@
         <w:rPr>
           <w:lang w:val="en-US"/>
         </w:rPr>
-        <w:t xml:space="preserve">Give the name </w:t>
-      </w:r>
-      <w:proofErr w:type="spellStart"/>
-      <w:r>
-        <w:rPr>
-          <w:lang w:val="en-US"/>
-        </w:rPr>
-        <w:t>vprofileappimg</w:t>
-      </w:r>
-      <w:proofErr w:type="spellEnd"/>
+        <w:t>Give the name vprofileappimg</w:t>
+      </w:r>
     </w:p>
     <w:p>
       <w:pPr>
@@ -7690,21 +5525,7 @@
         <w:rPr>
           <w:lang w:val="en-US"/>
         </w:rPr>
-        <w:t xml:space="preserve">Search for docker plugin and check </w:t>
-      </w:r>
-      <w:proofErr w:type="spellStart"/>
-      <w:r>
-        <w:rPr>
-          <w:lang w:val="en-US"/>
-        </w:rPr>
-        <w:t>CloudBees</w:t>
-      </w:r>
-      <w:proofErr w:type="spellEnd"/>
-      <w:r>
-        <w:rPr>
-          <w:lang w:val="en-US"/>
-        </w:rPr>
-        <w:t xml:space="preserve"> Docker build and publish and Docker pipeline</w:t>
+        <w:t>Search for docker plugin and check CloudBees Docker build and publish and Docker pipeline</w:t>
       </w:r>
     </w:p>
     <w:p>
@@ -7728,6 +5549,7 @@
       </w:pPr>
       <w:r>
         <w:rPr>
+          <w:noProof/>
           <w:lang w:val="en-US"/>
         </w:rPr>
         <w:lastRenderedPageBreak/>
@@ -7747,7 +5569,7 @@
                     <pic:cNvPicPr/>
                   </pic:nvPicPr>
                   <pic:blipFill>
-                    <a:blip r:embed="rId42"/>
+                    <a:blip r:embed="rId37"/>
                     <a:stretch>
                       <a:fillRect/>
                     </a:stretch>
@@ -7795,6 +5617,12 @@
         </w:rPr>
         <w:t>Add AWS Access Keys (credentials) to Jenkins</w:t>
       </w:r>
+      <w:r>
+        <w:rPr>
+          <w:lang w:val="en-US"/>
+        </w:rPr>
+        <w:t xml:space="preserve"> and run the pipeline</w:t>
+      </w:r>
     </w:p>
     <w:p>
       <w:pPr>
@@ -7937,16 +5765,8 @@
         <w:rPr>
           <w:lang w:val="en-US"/>
         </w:rPr>
-        <w:t xml:space="preserve">Give to ID and description the name : </w:t>
-      </w:r>
-      <w:proofErr w:type="spellStart"/>
-      <w:r>
-        <w:rPr>
-          <w:lang w:val="en-US"/>
-        </w:rPr>
-        <w:t>awscreds</w:t>
-      </w:r>
-      <w:proofErr w:type="spellEnd"/>
+        <w:t>Give to ID and description the name : awscreds</w:t>
+      </w:r>
     </w:p>
     <w:p>
       <w:pPr>
@@ -8003,22 +5823,13 @@
         </w:rPr>
         <w:t xml:space="preserve">Now you can run the pipeline. The code is on my </w:t>
       </w:r>
-      <w:hyperlink r:id="rId43" w:history="1">
-        <w:proofErr w:type="spellStart"/>
+      <w:hyperlink r:id="rId38" w:history="1">
         <w:r>
           <w:rPr>
             <w:rStyle w:val="Lienhypertexte"/>
             <w:lang w:val="en-US"/>
           </w:rPr>
-          <w:t>github</w:t>
-        </w:r>
-        <w:proofErr w:type="spellEnd"/>
-        <w:r>
-          <w:rPr>
-            <w:rStyle w:val="Lienhypertexte"/>
-            <w:lang w:val="en-US"/>
-          </w:rPr>
-          <w:t xml:space="preserve"> repo</w:t>
+          <w:t>github repo</w:t>
         </w:r>
       </w:hyperlink>
       <w:r>
@@ -8034,23 +5845,1451 @@
           <w:lang w:val="en-US"/>
         </w:rPr>
       </w:pPr>
-    </w:p>
-    <w:p>
-      <w:pPr>
-        <w:rPr>
-          <w:lang w:val="en-US"/>
-        </w:rPr>
-      </w:pPr>
-    </w:p>
-    <w:p>
-      <w:pPr>
-        <w:rPr>
-          <w:lang w:val="en-US"/>
-        </w:rPr>
-      </w:pPr>
+      <w:r>
+        <w:rPr>
+          <w:lang w:val="en-US"/>
+        </w:rPr>
+        <w:t>I had some problems, there is no space left to build the image. So I follow the next steps</w:t>
+      </w:r>
+    </w:p>
+    <w:p>
+      <w:pPr>
+        <w:pStyle w:val="Paragraphedeliste"/>
+        <w:numPr>
+          <w:ilvl w:val="0"/>
+          <w:numId w:val="7"/>
+        </w:numPr>
+        <w:rPr>
+          <w:lang w:val="en-US"/>
+        </w:rPr>
+      </w:pPr>
+      <w:r>
+        <w:rPr>
+          <w:lang w:val="en-US"/>
+        </w:rPr>
+        <w:t>I created a snapshot from the volume of Jenkins</w:t>
+      </w:r>
+    </w:p>
+    <w:p>
+      <w:pPr>
+        <w:pStyle w:val="Paragraphedeliste"/>
+        <w:numPr>
+          <w:ilvl w:val="0"/>
+          <w:numId w:val="7"/>
+        </w:numPr>
+        <w:rPr>
+          <w:lang w:val="en-US"/>
+        </w:rPr>
+      </w:pPr>
+      <w:r>
+        <w:rPr>
+          <w:lang w:val="en-US"/>
+        </w:rPr>
+        <w:t>I extended the size of the Jenkins’ volume</w:t>
+      </w:r>
+    </w:p>
+    <w:p>
+      <w:pPr>
+        <w:pStyle w:val="Paragraphedeliste"/>
+        <w:numPr>
+          <w:ilvl w:val="0"/>
+          <w:numId w:val="7"/>
+        </w:numPr>
+        <w:rPr>
+          <w:lang w:val="en-US"/>
+        </w:rPr>
+      </w:pPr>
+      <w:r>
+        <w:rPr>
+          <w:lang w:val="en-US"/>
+        </w:rPr>
+        <w:t>I followed all the step suggested by AWS</w:t>
+      </w:r>
+    </w:p>
+    <w:p>
+      <w:pPr>
+        <w:pStyle w:val="Paragraphedeliste"/>
+        <w:numPr>
+          <w:ilvl w:val="0"/>
+          <w:numId w:val="7"/>
+        </w:numPr>
+        <w:rPr>
+          <w:lang w:val="en-US"/>
+        </w:rPr>
+      </w:pPr>
+      <w:r>
+        <w:rPr>
+          <w:lang w:val="en-US"/>
+        </w:rPr>
+        <w:t>I run again the pipeline</w:t>
+      </w:r>
+    </w:p>
+    <w:p>
+      <w:pPr>
+        <w:pStyle w:val="Paragraphedeliste"/>
+        <w:numPr>
+          <w:ilvl w:val="0"/>
+          <w:numId w:val="7"/>
+        </w:numPr>
+        <w:rPr>
+          <w:lang w:val="en-US"/>
+        </w:rPr>
+      </w:pPr>
+      <w:r>
+        <w:rPr>
+          <w:lang w:val="en-US"/>
+        </w:rPr>
+        <w:t>Everything is ok now, so I deleted the snapshot</w:t>
+      </w:r>
+    </w:p>
+    <w:p>
+      <w:pPr>
+        <w:rPr>
+          <w:lang w:val="en-US"/>
+        </w:rPr>
+      </w:pPr>
+    </w:p>
+    <w:p>
+      <w:pPr>
+        <w:pStyle w:val="Titre2"/>
+        <w:rPr>
+          <w:lang w:val="en-US"/>
+        </w:rPr>
+      </w:pPr>
+      <w:r>
+        <w:rPr>
+          <w:lang w:val="en-US"/>
+        </w:rPr>
+        <w:lastRenderedPageBreak/>
+        <w:t>Deliver the docker images to ECS</w:t>
+      </w:r>
+    </w:p>
+    <w:p>
+      <w:pPr>
+        <w:rPr>
+          <w:lang w:val="en-US"/>
+        </w:rPr>
+      </w:pPr>
+      <w:r>
+        <w:rPr>
+          <w:lang w:val="en-US"/>
+        </w:rPr>
+        <w:t>To host docker images into ECS, we need to do the next tasks</w:t>
+      </w:r>
+    </w:p>
+    <w:p>
+      <w:pPr>
+        <w:pStyle w:val="Paragraphedeliste"/>
+        <w:numPr>
+          <w:ilvl w:val="0"/>
+          <w:numId w:val="8"/>
+        </w:numPr>
+        <w:rPr>
+          <w:lang w:val="en-US"/>
+        </w:rPr>
+      </w:pPr>
+      <w:r>
+        <w:rPr>
+          <w:lang w:val="en-US"/>
+        </w:rPr>
+        <w:t>AWS</w:t>
+      </w:r>
+    </w:p>
+    <w:p>
+      <w:pPr>
+        <w:pStyle w:val="Paragraphedeliste"/>
+        <w:numPr>
+          <w:ilvl w:val="1"/>
+          <w:numId w:val="8"/>
+        </w:numPr>
+        <w:rPr>
+          <w:lang w:val="en-US"/>
+        </w:rPr>
+      </w:pPr>
+      <w:r>
+        <w:rPr>
+          <w:lang w:val="en-US"/>
+        </w:rPr>
+        <w:t>Create ECS cluster</w:t>
+      </w:r>
+    </w:p>
+    <w:p>
+      <w:pPr>
+        <w:pStyle w:val="Paragraphedeliste"/>
+        <w:numPr>
+          <w:ilvl w:val="1"/>
+          <w:numId w:val="8"/>
+        </w:numPr>
+        <w:rPr>
+          <w:lang w:val="en-US"/>
+        </w:rPr>
+      </w:pPr>
+      <w:r>
+        <w:rPr>
+          <w:lang w:val="en-US"/>
+        </w:rPr>
+        <w:t>Create ECS service</w:t>
+      </w:r>
+    </w:p>
+    <w:p>
+      <w:pPr>
+        <w:pStyle w:val="Paragraphedeliste"/>
+        <w:numPr>
+          <w:ilvl w:val="0"/>
+          <w:numId w:val="8"/>
+        </w:numPr>
+        <w:rPr>
+          <w:lang w:val="en-US"/>
+        </w:rPr>
+      </w:pPr>
+      <w:r>
+        <w:rPr>
+          <w:lang w:val="en-US"/>
+        </w:rPr>
+        <w:t>Plugin</w:t>
+      </w:r>
+    </w:p>
+    <w:p>
+      <w:pPr>
+        <w:pStyle w:val="Paragraphedeliste"/>
+        <w:numPr>
+          <w:ilvl w:val="1"/>
+          <w:numId w:val="8"/>
+        </w:numPr>
+        <w:rPr>
+          <w:lang w:val="en-US"/>
+        </w:rPr>
+      </w:pPr>
+      <w:r>
+        <w:rPr>
+          <w:lang w:val="en-US"/>
+        </w:rPr>
+        <w:t>Plugin pipeline : aws steps</w:t>
+      </w:r>
+    </w:p>
+    <w:p>
+      <w:pPr>
+        <w:rPr>
+          <w:lang w:val="en-US"/>
+        </w:rPr>
+      </w:pPr>
+    </w:p>
+    <w:p>
+      <w:pPr>
+        <w:pStyle w:val="Titre3"/>
+        <w:rPr>
+          <w:lang w:val="en-US"/>
+        </w:rPr>
+      </w:pPr>
+      <w:r>
+        <w:rPr>
+          <w:lang w:val="en-US"/>
+        </w:rPr>
+        <w:t xml:space="preserve">AWS </w:t>
+      </w:r>
+      <w:r>
+        <w:rPr>
+          <w:lang w:val="en-US"/>
+        </w:rPr>
+        <w:t>E</w:t>
+      </w:r>
+      <w:r>
+        <w:rPr>
+          <w:lang w:val="en-US"/>
+        </w:rPr>
+        <w:t>CS Setup</w:t>
+      </w:r>
+    </w:p>
+    <w:p>
+      <w:pPr>
+        <w:pStyle w:val="Titre4"/>
+        <w:rPr>
+          <w:lang w:val="en-US"/>
+        </w:rPr>
+      </w:pPr>
+      <w:r>
+        <w:rPr>
+          <w:lang w:val="en-US"/>
+        </w:rPr>
+        <w:t>Create Cluster</w:t>
+      </w:r>
+    </w:p>
+    <w:p>
+      <w:pPr>
+        <w:pStyle w:val="Paragraphedeliste"/>
+        <w:numPr>
+          <w:ilvl w:val="0"/>
+          <w:numId w:val="9"/>
+        </w:numPr>
+        <w:rPr>
+          <w:lang w:val="en-US"/>
+        </w:rPr>
+      </w:pPr>
+      <w:r>
+        <w:rPr>
+          <w:lang w:val="en-US"/>
+        </w:rPr>
+        <w:t>Go to AWS management console</w:t>
+      </w:r>
+    </w:p>
+    <w:p>
+      <w:pPr>
+        <w:pStyle w:val="Paragraphedeliste"/>
+        <w:numPr>
+          <w:ilvl w:val="0"/>
+          <w:numId w:val="9"/>
+        </w:numPr>
+        <w:rPr>
+          <w:lang w:val="en-US"/>
+        </w:rPr>
+      </w:pPr>
+      <w:r>
+        <w:rPr>
+          <w:lang w:val="en-US"/>
+        </w:rPr>
+        <w:t xml:space="preserve">Search ECS and click on </w:t>
+      </w:r>
+      <w:r>
+        <w:rPr>
+          <w:lang w:val="en-US"/>
+        </w:rPr>
+        <w:t>Amazon Elastic Container Service</w:t>
+      </w:r>
+    </w:p>
+    <w:p>
+      <w:pPr>
+        <w:pStyle w:val="Paragraphedeliste"/>
+        <w:numPr>
+          <w:ilvl w:val="0"/>
+          <w:numId w:val="9"/>
+        </w:numPr>
+        <w:rPr>
+          <w:lang w:val="en-US"/>
+        </w:rPr>
+      </w:pPr>
+      <w:r>
+        <w:rPr>
+          <w:lang w:val="en-US"/>
+        </w:rPr>
+        <w:t>Click on create cluster</w:t>
+      </w:r>
+    </w:p>
+    <w:p>
+      <w:pPr>
+        <w:pStyle w:val="Paragraphedeliste"/>
+        <w:numPr>
+          <w:ilvl w:val="0"/>
+          <w:numId w:val="9"/>
+        </w:numPr>
+        <w:rPr>
+          <w:lang w:val="en-US"/>
+        </w:rPr>
+      </w:pPr>
+      <w:r>
+        <w:rPr>
+          <w:lang w:val="en-US"/>
+        </w:rPr>
+        <w:t>Give the name vprofile to your cluster</w:t>
+      </w:r>
+    </w:p>
+    <w:p>
+      <w:pPr>
+        <w:pStyle w:val="Paragraphedeliste"/>
+        <w:numPr>
+          <w:ilvl w:val="0"/>
+          <w:numId w:val="9"/>
+        </w:numPr>
+        <w:rPr>
+          <w:lang w:val="en-US"/>
+        </w:rPr>
+      </w:pPr>
+      <w:r>
+        <w:rPr>
+          <w:lang w:val="en-US"/>
+        </w:rPr>
+        <w:t>In the Infrastrcture section, keep selected AWS Fargate if you don’t need to manage the server</w:t>
+      </w:r>
+    </w:p>
+    <w:p>
+      <w:pPr>
+        <w:pStyle w:val="Paragraphedeliste"/>
+        <w:numPr>
+          <w:ilvl w:val="0"/>
+          <w:numId w:val="9"/>
+        </w:numPr>
+        <w:rPr>
+          <w:lang w:val="en-US"/>
+        </w:rPr>
+      </w:pPr>
+      <w:r>
+        <w:rPr>
+          <w:lang w:val="en-US"/>
+        </w:rPr>
+        <w:t>In the monitoring section, select Container insights</w:t>
+      </w:r>
+    </w:p>
+    <w:p>
+      <w:pPr>
+        <w:pStyle w:val="Paragraphedeliste"/>
+        <w:numPr>
+          <w:ilvl w:val="0"/>
+          <w:numId w:val="9"/>
+        </w:numPr>
+        <w:rPr>
+          <w:lang w:val="en-US"/>
+        </w:rPr>
+      </w:pPr>
+      <w:r>
+        <w:rPr>
+          <w:lang w:val="en-US"/>
+        </w:rPr>
+        <w:t>Add a tag with name as key and vprofile as valut</w:t>
+      </w:r>
+    </w:p>
+    <w:p>
+      <w:pPr>
+        <w:pStyle w:val="Paragraphedeliste"/>
+        <w:numPr>
+          <w:ilvl w:val="0"/>
+          <w:numId w:val="9"/>
+        </w:numPr>
+        <w:rPr>
+          <w:lang w:val="en-US"/>
+        </w:rPr>
+      </w:pPr>
+      <w:r>
+        <w:rPr>
+          <w:lang w:val="en-US"/>
+        </w:rPr>
+        <w:t>Click on create</w:t>
+      </w:r>
+    </w:p>
+    <w:p>
+      <w:pPr>
+        <w:rPr>
+          <w:lang w:val="en-US"/>
+        </w:rPr>
+      </w:pPr>
+    </w:p>
+    <w:p>
+      <w:pPr>
+        <w:pStyle w:val="Titre4"/>
+        <w:rPr>
+          <w:lang w:val="en-US"/>
+        </w:rPr>
+      </w:pPr>
+      <w:r>
+        <w:rPr>
+          <w:lang w:val="en-US"/>
+        </w:rPr>
+        <w:t>Create a task definition</w:t>
+      </w:r>
+    </w:p>
+    <w:p>
+      <w:pPr>
+        <w:rPr>
+          <w:lang w:val="en-US"/>
+        </w:rPr>
+      </w:pPr>
+      <w:r>
+        <w:rPr>
+          <w:lang w:val="en-US"/>
+        </w:rPr>
+        <w:t>A task definition is information about your container, where is the registry, how much RAM, CPU you need to run the container, the port of your container. It’s about all those things that we provide.</w:t>
+      </w:r>
+    </w:p>
+    <w:p>
+      <w:pPr>
+        <w:rPr>
+          <w:lang w:val="en-US"/>
+        </w:rPr>
+      </w:pPr>
+      <w:r>
+        <w:rPr>
+          <w:lang w:val="en-US"/>
+        </w:rPr>
+        <w:t>To define a task, follow the next steps</w:t>
+      </w:r>
+    </w:p>
+    <w:p>
+      <w:pPr>
+        <w:pStyle w:val="Paragraphedeliste"/>
+        <w:numPr>
+          <w:ilvl w:val="0"/>
+          <w:numId w:val="10"/>
+        </w:numPr>
+        <w:rPr>
+          <w:lang w:val="en-US"/>
+        </w:rPr>
+      </w:pPr>
+      <w:r>
+        <w:rPr>
+          <w:lang w:val="en-US"/>
+        </w:rPr>
+        <w:t>Go on Amazon Elastic Container Service</w:t>
+      </w:r>
+    </w:p>
+    <w:p>
+      <w:pPr>
+        <w:pStyle w:val="Paragraphedeliste"/>
+        <w:numPr>
+          <w:ilvl w:val="0"/>
+          <w:numId w:val="10"/>
+        </w:numPr>
+        <w:rPr>
+          <w:lang w:val="en-US"/>
+        </w:rPr>
+      </w:pPr>
+      <w:r>
+        <w:rPr>
+          <w:lang w:val="en-US"/>
+        </w:rPr>
+        <w:t xml:space="preserve">Click on task definition </w:t>
+      </w:r>
+    </w:p>
+    <w:p>
+      <w:pPr>
+        <w:pStyle w:val="Paragraphedeliste"/>
+        <w:numPr>
+          <w:ilvl w:val="0"/>
+          <w:numId w:val="10"/>
+        </w:numPr>
+        <w:rPr>
+          <w:lang w:val="en-US"/>
+        </w:rPr>
+      </w:pPr>
+      <w:r>
+        <w:rPr>
+          <w:lang w:val="en-US"/>
+        </w:rPr>
+        <w:t>Click on create task definition</w:t>
+      </w:r>
+    </w:p>
+    <w:p>
+      <w:pPr>
+        <w:pStyle w:val="Paragraphedeliste"/>
+        <w:numPr>
+          <w:ilvl w:val="0"/>
+          <w:numId w:val="10"/>
+        </w:numPr>
+        <w:rPr>
+          <w:lang w:val="en-US"/>
+        </w:rPr>
+      </w:pPr>
+      <w:r>
+        <w:rPr>
+          <w:lang w:val="en-US"/>
+        </w:rPr>
+        <w:t>Choose the option without JSON</w:t>
+      </w:r>
+    </w:p>
+    <w:p>
+      <w:pPr>
+        <w:pStyle w:val="Paragraphedeliste"/>
+        <w:numPr>
+          <w:ilvl w:val="0"/>
+          <w:numId w:val="10"/>
+        </w:numPr>
+        <w:rPr>
+          <w:lang w:val="en-US"/>
+        </w:rPr>
+      </w:pPr>
+      <w:r>
+        <w:rPr>
+          <w:lang w:val="en-US"/>
+        </w:rPr>
+        <w:t xml:space="preserve">Give the value </w:t>
+      </w:r>
+      <w:r>
+        <w:rPr>
+          <w:lang w:val="en-US"/>
+        </w:rPr>
+        <w:t>vprofileapptask</w:t>
+      </w:r>
+      <w:r>
+        <w:rPr>
+          <w:lang w:val="en-US"/>
+        </w:rPr>
+        <w:t xml:space="preserve"> yo task definition family</w:t>
+      </w:r>
+    </w:p>
+    <w:p>
+      <w:pPr>
+        <w:pStyle w:val="Paragraphedeliste"/>
+        <w:numPr>
+          <w:ilvl w:val="0"/>
+          <w:numId w:val="10"/>
+        </w:numPr>
+        <w:rPr>
+          <w:lang w:val="en-US"/>
+        </w:rPr>
+      </w:pPr>
+      <w:r>
+        <w:rPr>
+          <w:lang w:val="en-US"/>
+        </w:rPr>
+        <w:t>In the infrastructure requirements</w:t>
+      </w:r>
+    </w:p>
+    <w:p>
+      <w:pPr>
+        <w:pStyle w:val="Paragraphedeliste"/>
+        <w:numPr>
+          <w:ilvl w:val="1"/>
+          <w:numId w:val="10"/>
+        </w:numPr>
+        <w:rPr>
+          <w:lang w:val="en-US"/>
+        </w:rPr>
+      </w:pPr>
+      <w:r>
+        <w:rPr>
+          <w:lang w:val="en-US"/>
+        </w:rPr>
+        <w:t>Keep select AWS Fargate</w:t>
+      </w:r>
+    </w:p>
+    <w:p>
+      <w:pPr>
+        <w:pStyle w:val="Paragraphedeliste"/>
+        <w:numPr>
+          <w:ilvl w:val="1"/>
+          <w:numId w:val="10"/>
+        </w:numPr>
+        <w:rPr>
+          <w:lang w:val="en-US"/>
+        </w:rPr>
+      </w:pPr>
+      <w:r>
+        <w:rPr>
+          <w:lang w:val="en-US"/>
+        </w:rPr>
+        <w:t>CPU : 1 vCPU</w:t>
+      </w:r>
+    </w:p>
+    <w:p>
+      <w:pPr>
+        <w:pStyle w:val="Paragraphedeliste"/>
+        <w:numPr>
+          <w:ilvl w:val="1"/>
+          <w:numId w:val="10"/>
+        </w:numPr>
+        <w:rPr>
+          <w:lang w:val="en-US"/>
+        </w:rPr>
+      </w:pPr>
+      <w:r>
+        <w:rPr>
+          <w:lang w:val="en-US"/>
+        </w:rPr>
+        <w:t>Memory : 2G</w:t>
+      </w:r>
+    </w:p>
+    <w:p>
+      <w:pPr>
+        <w:pStyle w:val="Paragraphedeliste"/>
+        <w:numPr>
+          <w:ilvl w:val="1"/>
+          <w:numId w:val="10"/>
+        </w:numPr>
+        <w:rPr>
+          <w:lang w:val="en-US"/>
+        </w:rPr>
+      </w:pPr>
+      <w:r>
+        <w:rPr>
+          <w:lang w:val="en-US"/>
+        </w:rPr>
+        <w:t>The task role is the role used by ECS to access to other AWS Service, like to send logs to CloudWatch, we will create one in a next step. Keep tem in default</w:t>
+      </w:r>
+    </w:p>
+    <w:p>
+      <w:pPr>
+        <w:pStyle w:val="Paragraphedeliste"/>
+        <w:numPr>
+          <w:ilvl w:val="0"/>
+          <w:numId w:val="10"/>
+        </w:numPr>
+        <w:rPr>
+          <w:lang w:val="en-US"/>
+        </w:rPr>
+      </w:pPr>
+      <w:r>
+        <w:rPr>
+          <w:lang w:val="en-US"/>
+        </w:rPr>
+        <w:t>In the container 1 section</w:t>
+      </w:r>
+    </w:p>
+    <w:p>
+      <w:pPr>
+        <w:pStyle w:val="Paragraphedeliste"/>
+        <w:numPr>
+          <w:ilvl w:val="1"/>
+          <w:numId w:val="10"/>
+        </w:numPr>
+        <w:rPr>
+          <w:lang w:val="en-US"/>
+        </w:rPr>
+      </w:pPr>
+      <w:r>
+        <w:rPr>
+          <w:lang w:val="en-US"/>
+        </w:rPr>
+        <w:t>Name : vproapp</w:t>
+      </w:r>
+    </w:p>
+    <w:p>
+      <w:pPr>
+        <w:pStyle w:val="Paragraphedeliste"/>
+        <w:numPr>
+          <w:ilvl w:val="1"/>
+          <w:numId w:val="10"/>
+        </w:numPr>
+        <w:rPr>
+          <w:lang w:val="en-US"/>
+        </w:rPr>
+      </w:pPr>
+      <w:r>
+        <w:rPr>
+          <w:lang w:val="en-US"/>
+        </w:rPr>
+        <w:t>Image URI : the URI of the ECR created in the previous step</w:t>
+      </w:r>
+    </w:p>
+    <w:p>
+      <w:pPr>
+        <w:pStyle w:val="Paragraphedeliste"/>
+        <w:numPr>
+          <w:ilvl w:val="1"/>
+          <w:numId w:val="10"/>
+        </w:numPr>
+        <w:rPr>
+          <w:lang w:val="en-US"/>
+        </w:rPr>
+      </w:pPr>
+      <w:r>
+        <w:rPr>
+          <w:lang w:val="en-US"/>
+        </w:rPr>
+        <w:t>Tomcat run in 8080, so the container port is 8080</w:t>
+      </w:r>
+    </w:p>
+    <w:p>
+      <w:pPr>
+        <w:pStyle w:val="Paragraphedeliste"/>
+        <w:numPr>
+          <w:ilvl w:val="0"/>
+          <w:numId w:val="10"/>
+        </w:numPr>
+        <w:rPr>
+          <w:lang w:val="en-US"/>
+        </w:rPr>
+      </w:pPr>
+      <w:r>
+        <w:rPr>
+          <w:lang w:val="en-US"/>
+        </w:rPr>
+        <w:t>In the tag section, click on add tag, give key = name and value = vprofileapptask</w:t>
+      </w:r>
+    </w:p>
+    <w:p>
+      <w:pPr>
+        <w:pStyle w:val="Paragraphedeliste"/>
+        <w:numPr>
+          <w:ilvl w:val="0"/>
+          <w:numId w:val="10"/>
+        </w:numPr>
+        <w:rPr>
+          <w:lang w:val="en-US"/>
+        </w:rPr>
+      </w:pPr>
+      <w:r>
+        <w:rPr>
+          <w:lang w:val="en-US"/>
+        </w:rPr>
+        <w:t>Click on create</w:t>
+      </w:r>
+    </w:p>
+    <w:p>
+      <w:pPr>
+        <w:pStyle w:val="Paragraphedeliste"/>
+        <w:numPr>
+          <w:ilvl w:val="0"/>
+          <w:numId w:val="10"/>
+        </w:numPr>
+        <w:rPr>
+          <w:lang w:val="en-US"/>
+        </w:rPr>
+      </w:pPr>
+      <w:r>
+        <w:rPr>
+          <w:lang w:val="en-US"/>
+        </w:rPr>
+        <w:t>Once create, go into your task</w:t>
+      </w:r>
+    </w:p>
+    <w:p>
+      <w:pPr>
+        <w:pStyle w:val="Paragraphedeliste"/>
+        <w:numPr>
+          <w:ilvl w:val="0"/>
+          <w:numId w:val="10"/>
+        </w:numPr>
+        <w:rPr>
+          <w:lang w:val="en-US"/>
+        </w:rPr>
+      </w:pPr>
+      <w:r>
+        <w:rPr>
+          <w:lang w:val="en-US"/>
+        </w:rPr>
+        <w:t>Click on the Task execution role (ecsTaskExecutionRole) to add CloudWatch policies into the role</w:t>
+      </w:r>
+    </w:p>
+    <w:p>
+      <w:pPr>
+        <w:pStyle w:val="Paragraphedeliste"/>
+        <w:numPr>
+          <w:ilvl w:val="0"/>
+          <w:numId w:val="10"/>
+        </w:numPr>
+        <w:rPr>
+          <w:lang w:val="en-US"/>
+        </w:rPr>
+      </w:pPr>
+      <w:r>
+        <w:rPr>
+          <w:lang w:val="en-US"/>
+        </w:rPr>
+        <w:t>Click on add permissions then click on attach policies</w:t>
+      </w:r>
+    </w:p>
+    <w:p>
+      <w:pPr>
+        <w:pStyle w:val="Paragraphedeliste"/>
+        <w:numPr>
+          <w:ilvl w:val="0"/>
+          <w:numId w:val="10"/>
+        </w:numPr>
+        <w:rPr>
+          <w:lang w:val="en-US"/>
+        </w:rPr>
+      </w:pPr>
+      <w:r>
+        <w:rPr>
+          <w:lang w:val="en-US"/>
+        </w:rPr>
+        <w:t>Search for CloudWatch and select CloudWatchLogs and select CloudWatchLogsFullAccess</w:t>
+      </w:r>
+    </w:p>
+    <w:p>
+      <w:pPr>
+        <w:pStyle w:val="Paragraphedeliste"/>
+        <w:numPr>
+          <w:ilvl w:val="0"/>
+          <w:numId w:val="10"/>
+        </w:numPr>
+        <w:rPr>
+          <w:lang w:val="en-US"/>
+        </w:rPr>
+      </w:pPr>
+      <w:r>
+        <w:rPr>
+          <w:lang w:val="en-US"/>
+        </w:rPr>
+        <w:t>Click on Add permissions</w:t>
+      </w:r>
+    </w:p>
+    <w:p>
+      <w:pPr>
+        <w:rPr>
+          <w:lang w:val="en-US"/>
+        </w:rPr>
+      </w:pPr>
+    </w:p>
+    <w:p>
+      <w:pPr>
+        <w:pStyle w:val="Titre4"/>
+        <w:rPr>
+          <w:lang w:val="en-US"/>
+        </w:rPr>
+      </w:pPr>
+      <w:r>
+        <w:rPr>
+          <w:lang w:val="en-US"/>
+        </w:rPr>
+        <w:t>Create a service</w:t>
+      </w:r>
+    </w:p>
+    <w:p>
+      <w:pPr>
+        <w:rPr>
+          <w:lang w:val="en-US"/>
+        </w:rPr>
+      </w:pPr>
+      <w:r>
+        <w:rPr>
+          <w:lang w:val="en-US"/>
+        </w:rPr>
+        <w:t>If you go into the cluster vprofile we created, you can see a section named task and one other named service. In a cluster, a task mean a container. The role of a service is to manage the container, run automatically or take other actions in the container in the case of need. In this section, we will create a service to manage the container.</w:t>
+      </w:r>
+    </w:p>
+    <w:p>
+      <w:pPr>
+        <w:rPr>
+          <w:lang w:val="en-US"/>
+        </w:rPr>
+      </w:pPr>
+      <w:r>
+        <w:rPr>
+          <w:lang w:val="en-US"/>
+        </w:rPr>
+        <w:t>The next steps are to follow:</w:t>
+      </w:r>
+    </w:p>
+    <w:p>
+      <w:pPr>
+        <w:rPr>
+          <w:lang w:val="en-US"/>
+        </w:rPr>
+      </w:pPr>
+      <w:r>
+        <w:rPr>
+          <w:lang w:val="en-US"/>
+        </w:rPr>
+        <w:t>Go on the services section</w:t>
+      </w:r>
+    </w:p>
+    <w:p>
+      <w:pPr>
+        <w:rPr>
+          <w:lang w:val="en-US"/>
+        </w:rPr>
+      </w:pPr>
+      <w:r>
+        <w:rPr>
+          <w:lang w:val="en-US"/>
+        </w:rPr>
+        <w:t>Click on create</w:t>
+      </w:r>
+    </w:p>
+    <w:p>
+      <w:pPr>
+        <w:rPr>
+          <w:lang w:val="en-US"/>
+        </w:rPr>
+      </w:pPr>
+      <w:r>
+        <w:rPr>
+          <w:lang w:val="en-US"/>
+        </w:rPr>
+        <w:t xml:space="preserve">Select vprofileapptask on the task defition </w:t>
+      </w:r>
+      <w:r>
+        <w:rPr>
+          <w:lang w:val="en-US"/>
+        </w:rPr>
+        <w:t>family</w:t>
+      </w:r>
+    </w:p>
+    <w:p>
+      <w:pPr>
+        <w:rPr>
+          <w:lang w:val="en-US"/>
+        </w:rPr>
+      </w:pPr>
+      <w:r>
+        <w:rPr>
+          <w:lang w:val="en-US"/>
+        </w:rPr>
+        <w:t>Service name is vprofileappsvc</w:t>
+      </w:r>
+    </w:p>
+    <w:p>
+      <w:pPr>
+        <w:rPr>
+          <w:lang w:val="en-US"/>
+        </w:rPr>
+      </w:pPr>
+      <w:r>
+        <w:rPr>
+          <w:lang w:val="en-US"/>
+        </w:rPr>
+        <w:t>In the deployment failure section, uncheck the use the amazon ECS deployment circuit breaker</w:t>
+      </w:r>
+    </w:p>
+    <w:p>
+      <w:pPr>
+        <w:rPr>
+          <w:lang w:val="en-US"/>
+        </w:rPr>
+      </w:pPr>
+      <w:r>
+        <w:rPr>
+          <w:lang w:val="en-US"/>
+        </w:rPr>
+        <w:t>In the network section, click on create new security group, this will be the security that w create four our container and the load balancer that we are creating</w:t>
+      </w:r>
+    </w:p>
+    <w:p>
+      <w:pPr>
+        <w:rPr>
+          <w:lang w:val="en-US"/>
+        </w:rPr>
+      </w:pPr>
+      <w:r>
+        <w:rPr>
+          <w:lang w:val="en-US"/>
+        </w:rPr>
+        <w:t xml:space="preserve">Give the name = description = </w:t>
+      </w:r>
+      <w:r>
+        <w:rPr>
+          <w:lang w:val="en-US"/>
+        </w:rPr>
+        <w:t>vprofileapp-ecs-elb-sg</w:t>
+      </w:r>
+    </w:p>
+    <w:p>
+      <w:pPr>
+        <w:rPr>
+          <w:lang w:val="en-US"/>
+        </w:rPr>
+      </w:pPr>
+      <w:r>
+        <w:rPr>
+          <w:lang w:val="en-US"/>
+        </w:rPr>
+        <w:t>Add a rule for the load balancer (type = HTTP, source = anywhere). Load balancer is contacted on the port 80 from anywhere</w:t>
+      </w:r>
+    </w:p>
+    <w:p>
+      <w:pPr>
+        <w:rPr>
+          <w:lang w:val="en-US"/>
+        </w:rPr>
+      </w:pPr>
+      <w:r>
+        <w:rPr>
+          <w:lang w:val="en-US"/>
+        </w:rPr>
+        <w:t>Add a rule to allow load balancer redirect request to our container (type = Custom TCP, port = 8080, source anywhere)</w:t>
+      </w:r>
+    </w:p>
+    <w:p>
+      <w:pPr>
+        <w:rPr>
+          <w:lang w:val="en-US"/>
+        </w:rPr>
+      </w:pPr>
+      <w:r>
+        <w:rPr>
+          <w:lang w:val="en-US"/>
+        </w:rPr>
+        <w:t>In the load balancing section, check Use Load Balancing</w:t>
+      </w:r>
+    </w:p>
+    <w:p>
+      <w:pPr>
+        <w:rPr>
+          <w:lang w:val="en-US"/>
+        </w:rPr>
+      </w:pPr>
+      <w:r>
+        <w:rPr>
+          <w:lang w:val="en-US"/>
+        </w:rPr>
+        <w:t>Select Application Load Balancer</w:t>
+      </w:r>
+    </w:p>
+    <w:p>
+      <w:pPr>
+        <w:rPr>
+          <w:lang w:val="en-US"/>
+        </w:rPr>
+      </w:pPr>
+      <w:r>
+        <w:rPr>
+          <w:lang w:val="en-US"/>
+        </w:rPr>
+        <w:lastRenderedPageBreak/>
+        <w:t>In the target group, check create new target group</w:t>
+      </w:r>
+    </w:p>
+    <w:p>
+      <w:pPr>
+        <w:rPr>
+          <w:lang w:val="en-US"/>
+        </w:rPr>
+      </w:pPr>
+      <w:r>
+        <w:rPr>
+          <w:lang w:val="en-US"/>
+        </w:rPr>
+        <w:t>Give the name vpro-ecs-tg</w:t>
+      </w:r>
+    </w:p>
+    <w:p>
+      <w:pPr>
+        <w:rPr>
+          <w:lang w:val="en-US"/>
+        </w:rPr>
+      </w:pPr>
+      <w:r>
+        <w:rPr>
+          <w:lang w:val="en-US"/>
+        </w:rPr>
+        <w:t>Click on create</w:t>
+      </w:r>
+    </w:p>
+    <w:p>
+      <w:pPr>
+        <w:rPr>
+          <w:lang w:val="en-US"/>
+        </w:rPr>
+      </w:pPr>
+    </w:p>
+    <w:p>
+      <w:pPr>
+        <w:rPr>
+          <w:lang w:val="en-US"/>
+        </w:rPr>
+      </w:pPr>
+      <w:r>
+        <w:rPr>
+          <w:lang w:val="en-US"/>
+        </w:rPr>
+        <w:drawing>
+          <wp:inline distT="0" distB="0" distL="0" distR="0" wp14:anchorId="19DA717A" wp14:editId="7F9DC937">
+            <wp:extent cx="5760720" cy="3291205"/>
+            <wp:effectExtent l="0" t="0" r="0" b="4445"/>
+            <wp:docPr id="686337940" name="Image 1" descr="Une image contenant texte, capture d’écran, ordinateur, logiciel&#10;&#10;Le contenu généré par l’IA peut être incorrect."/>
+            <wp:cNvGraphicFramePr>
+              <a:graphicFrameLocks xmlns:a="http://schemas.openxmlformats.org/drawingml/2006/main" noChangeAspect="1"/>
+            </wp:cNvGraphicFramePr>
+            <a:graphic xmlns:a="http://schemas.openxmlformats.org/drawingml/2006/main">
+              <a:graphicData uri="http://schemas.openxmlformats.org/drawingml/2006/picture">
+                <pic:pic xmlns:pic="http://schemas.openxmlformats.org/drawingml/2006/picture">
+                  <pic:nvPicPr>
+                    <pic:cNvPr id="686337940" name="Image 1" descr="Une image contenant texte, capture d’écran, ordinateur, logiciel&#10;&#10;Le contenu généré par l’IA peut être incorrect."/>
+                    <pic:cNvPicPr/>
+                  </pic:nvPicPr>
+                  <pic:blipFill>
+                    <a:blip r:embed="rId39"/>
+                    <a:stretch>
+                      <a:fillRect/>
+                    </a:stretch>
+                  </pic:blipFill>
+                  <pic:spPr>
+                    <a:xfrm>
+                      <a:off x="0" y="0"/>
+                      <a:ext cx="5760720" cy="3291205"/>
+                    </a:xfrm>
+                    <a:prstGeom prst="rect">
+                      <a:avLst/>
+                    </a:prstGeom>
+                  </pic:spPr>
+                </pic:pic>
+              </a:graphicData>
+            </a:graphic>
+          </wp:inline>
+        </w:drawing>
+      </w:r>
+    </w:p>
+    <w:p>
+      <w:pPr>
+        <w:rPr>
+          <w:lang w:val="en-US"/>
+        </w:rPr>
+      </w:pPr>
+    </w:p>
+    <w:p>
+      <w:pPr>
+        <w:rPr>
+          <w:lang w:val="en-US"/>
+        </w:rPr>
+      </w:pPr>
+    </w:p>
+    <w:p>
+      <w:pPr>
+        <w:rPr>
+          <w:lang w:val="en-US"/>
+        </w:rPr>
+      </w:pPr>
+      <w:r>
+        <w:rPr>
+          <w:lang w:val="en-US"/>
+        </w:rPr>
+        <w:t>Finally, we have our application running on a container managed in ECS with Fargate service</w:t>
+      </w:r>
+    </w:p>
+    <w:p>
+      <w:pPr>
+        <w:rPr>
+          <w:lang w:val="en-US"/>
+        </w:rPr>
+      </w:pPr>
+      <w:r>
+        <w:rPr>
+          <w:lang w:val="en-US"/>
+        </w:rPr>
+        <w:t>In these steps, we created the infrastructure and made the deployment manuellement for the first time. In the next section, we will deploy automatically via Jenkins.</w:t>
+      </w:r>
+    </w:p>
+    <w:p>
+      <w:pPr>
+        <w:rPr>
+          <w:lang w:val="en-US"/>
+        </w:rPr>
+      </w:pPr>
+    </w:p>
+    <w:p>
+      <w:pPr>
+        <w:rPr>
+          <w:lang w:val="en-US"/>
+        </w:rPr>
+      </w:pPr>
+      <w:r>
+        <w:rPr>
+          <w:lang w:val="en-US"/>
+        </w:rPr>
+        <w:br w:type="page"/>
+      </w:r>
+    </w:p>
+    <w:p>
+      <w:pPr>
+        <w:rPr>
+          <w:lang w:val="en-US"/>
+        </w:rPr>
+      </w:pPr>
+      <w:r>
+        <w:rPr>
+          <w:lang w:val="en-US"/>
+        </w:rPr>
+        <w:lastRenderedPageBreak/>
+        <w:t>Deployment to ECS via Jenkins</w:t>
+      </w:r>
+    </w:p>
+    <w:p>
+      <w:pPr>
+        <w:rPr>
+          <w:lang w:val="en-US"/>
+        </w:rPr>
+      </w:pPr>
+      <w:r>
+        <w:rPr>
+          <w:lang w:val="en-US"/>
+        </w:rPr>
+        <w:t>To deploy automatically our application via Jenkins, we will add a last stage to our last pipeline. So in the environment variable, we need to conf our service name and the cluster name</w:t>
+      </w:r>
+    </w:p>
+    <w:p>
+      <w:pPr>
+        <w:rPr>
+          <w:lang w:val="en-US"/>
+        </w:rPr>
+      </w:pPr>
+      <w:r>
+        <w:rPr>
+          <w:lang w:val="en-US"/>
+        </w:rPr>
+        <w:t>environment {</w:t>
+      </w:r>
+      <w:r>
+        <w:rPr>
+          <w:lang w:val="en-US"/>
+        </w:rPr>
+        <w:br/>
+        <w:t xml:space="preserve">    registryCredential = 'ecr:us-east-1:awscreds'</w:t>
+      </w:r>
+      <w:r>
+        <w:rPr>
+          <w:lang w:val="en-US"/>
+        </w:rPr>
+        <w:br/>
+        <w:t xml:space="preserve">    appRegistry = "481665125320.dkr.ecr.us-east-1.amazonaws.com/vprofileappimg"</w:t>
+      </w:r>
+      <w:r>
+        <w:rPr>
+          <w:lang w:val="en-US"/>
+        </w:rPr>
+        <w:br/>
+        <w:t xml:space="preserve">    vprofileRegistry = "https://481665125320.dkr.ecr.us-east-1.amazonaws.com"</w:t>
+      </w:r>
+      <w:r>
+        <w:rPr>
+          <w:lang w:val="en-US"/>
+        </w:rPr>
+        <w:br/>
+        <w:t xml:space="preserve">    cluster = "vprofile-bis"</w:t>
+      </w:r>
+      <w:r>
+        <w:rPr>
+          <w:lang w:val="en-US"/>
+        </w:rPr>
+        <w:br/>
+        <w:t xml:space="preserve">    service = "vprofileappsvc"</w:t>
+      </w:r>
+      <w:r>
+        <w:rPr>
+          <w:lang w:val="en-US"/>
+        </w:rPr>
+        <w:br/>
+        <w:t>}</w:t>
+      </w:r>
+    </w:p>
+    <w:p>
+      <w:pPr>
+        <w:rPr>
+          <w:lang w:val="en-US"/>
+        </w:rPr>
+      </w:pPr>
+      <w:r>
+        <w:rPr>
+          <w:lang w:val="en-US"/>
+        </w:rPr>
+        <w:t>In next, we add this stage to our pipeline, then build it</w:t>
+      </w:r>
+    </w:p>
+    <w:p>
+      <w:pPr>
+        <w:rPr>
+          <w:lang w:val="en-US"/>
+        </w:rPr>
+      </w:pPr>
+      <w:r>
+        <w:rPr>
+          <w:lang w:val="en-US"/>
+        </w:rPr>
+        <w:t>stage('Deploy to ecs') {</w:t>
+      </w:r>
+      <w:r>
+        <w:rPr>
+          <w:lang w:val="en-US"/>
+        </w:rPr>
+        <w:br/>
+        <w:t xml:space="preserve">    steps {</w:t>
+      </w:r>
+      <w:r>
+        <w:rPr>
+          <w:lang w:val="en-US"/>
+        </w:rPr>
+        <w:br/>
+        <w:t xml:space="preserve">        withAWS('credentials': 'awscreds', </w:t>
+      </w:r>
+      <w:r>
+        <w:rPr>
+          <w:i/>
+          <w:iCs/>
+          <w:lang w:val="en-US"/>
+        </w:rPr>
+        <w:t>region</w:t>
+      </w:r>
+      <w:r>
+        <w:rPr>
+          <w:lang w:val="en-US"/>
+        </w:rPr>
+        <w:t>: 'us-east-1') {</w:t>
+      </w:r>
+      <w:r>
+        <w:rPr>
+          <w:lang w:val="en-US"/>
+        </w:rPr>
+        <w:br/>
+        <w:t xml:space="preserve">            sh 'aws ecs update-service --cluster ${cluster} --service ${service} --force-new-deployment'</w:t>
+      </w:r>
+      <w:r>
+        <w:rPr>
+          <w:lang w:val="en-US"/>
+        </w:rPr>
+        <w:br/>
+        <w:t xml:space="preserve">        }</w:t>
+      </w:r>
+      <w:r>
+        <w:rPr>
+          <w:lang w:val="en-US"/>
+        </w:rPr>
+        <w:br/>
+        <w:t xml:space="preserve">    }</w:t>
+      </w:r>
+      <w:r>
+        <w:rPr>
+          <w:lang w:val="en-US"/>
+        </w:rPr>
+        <w:br/>
+        <w:t>}</w:t>
+      </w:r>
+    </w:p>
+    <w:p>
+      <w:pPr>
+        <w:rPr>
+          <w:lang w:val="en-US"/>
+        </w:rPr>
+      </w:pPr>
+    </w:p>
+    <w:p>
+      <w:pPr>
+        <w:rPr>
+          <w:lang w:val="en-US"/>
+        </w:rPr>
+      </w:pPr>
+      <w:r>
+        <w:rPr>
+          <w:lang w:val="en-US"/>
+        </w:rPr>
+        <w:t>To run this last stage, we need to add a last plugin, Pipeline AWS Step</w:t>
+      </w:r>
+    </w:p>
+    <w:p>
+      <w:pPr>
+        <w:rPr>
+          <w:lang w:val="en-US"/>
+        </w:rPr>
+      </w:pPr>
+      <w:r>
+        <w:rPr>
+          <w:lang w:val="en-US"/>
+        </w:rPr>
+        <w:drawing>
+          <wp:inline distT="0" distB="0" distL="0" distR="0" wp14:anchorId="18F20133" wp14:editId="25812B1E">
+            <wp:extent cx="5760720" cy="1347470"/>
+            <wp:effectExtent l="0" t="0" r="0" b="5080"/>
+            <wp:docPr id="476752794" name="Image 1" descr="Une image contenant texte, capture d’écran, logiciel, Icône d’ordinateur&#10;&#10;Le contenu généré par l’IA peut être incorrect."/>
+            <wp:cNvGraphicFramePr>
+              <a:graphicFrameLocks xmlns:a="http://schemas.openxmlformats.org/drawingml/2006/main" noChangeAspect="1"/>
+            </wp:cNvGraphicFramePr>
+            <a:graphic xmlns:a="http://schemas.openxmlformats.org/drawingml/2006/main">
+              <a:graphicData uri="http://schemas.openxmlformats.org/drawingml/2006/picture">
+                <pic:pic xmlns:pic="http://schemas.openxmlformats.org/drawingml/2006/picture">
+                  <pic:nvPicPr>
+                    <pic:cNvPr id="476752794" name="Image 1" descr="Une image contenant texte, capture d’écran, logiciel, Icône d’ordinateur&#10;&#10;Le contenu généré par l’IA peut être incorrect."/>
+                    <pic:cNvPicPr/>
+                  </pic:nvPicPr>
+                  <pic:blipFill>
+                    <a:blip r:embed="rId40"/>
+                    <a:stretch>
+                      <a:fillRect/>
+                    </a:stretch>
+                  </pic:blipFill>
+                  <pic:spPr>
+                    <a:xfrm>
+                      <a:off x="0" y="0"/>
+                      <a:ext cx="5760720" cy="1347470"/>
+                    </a:xfrm>
+                    <a:prstGeom prst="rect">
+                      <a:avLst/>
+                    </a:prstGeom>
+                  </pic:spPr>
+                </pic:pic>
+              </a:graphicData>
+            </a:graphic>
+          </wp:inline>
+        </w:drawing>
+      </w:r>
     </w:p>
     <w:sectPr>
-      <w:footerReference w:type="default" r:id="rId44"/>
+      <w:footerReference w:type="default" r:id="rId41"/>
       <w:pgSz w:w="11906" w:h="16838"/>
       <w:pgMar w:top="1417" w:right="1417" w:bottom="1417" w:left="1417" w:header="708" w:footer="708" w:gutter="0"/>
       <w:cols w:space="708"/>
@@ -8155,9 +7394,9 @@
 <file path=word/numbering.xml><?xml version="1.0" encoding="utf-8"?>
 <w:numbering xmlns:wpc="http://schemas.microsoft.com/office/word/2010/wordprocessingCanvas" xmlns:cx="http://schemas.microsoft.com/office/drawing/2014/chartex" xmlns:cx1="http://schemas.microsoft.com/office/drawing/2015/9/8/chartex" xmlns:cx2="http://schemas.microsoft.com/office/drawing/2015/10/21/chartex" xmlns:cx3="http://schemas.microsoft.com/office/drawing/2016/5/9/chartex" xmlns:cx4="http://schemas.microsoft.com/office/drawing/2016/5/10/chartex" xmlns:cx5="http://schemas.microsoft.com/office/drawing/2016/5/11/chartex" xmlns:cx6="http://schemas.microsoft.com/office/drawing/2016/5/12/chartex" xmlns:cx7="http://schemas.microsoft.com/office/drawing/2016/5/13/chartex" xmlns:cx8="http://schemas.microsoft.com/office/drawing/2016/5/14/chartex" xmlns:mc="http://schemas.openxmlformats.org/markup-compatibility/2006" xmlns:aink="http://schemas.microsoft.com/office/drawing/2016/ink" xmlns:am3d="http://schemas.microsoft.com/office/drawing/2017/model3d" xmlns:o="urn:schemas-microsoft-com:office:office" xmlns:oel="http://schemas.microsoft.com/office/2019/extlst" xmlns:r="http://schemas.openxmlformats.org/officeDocument/2006/relationships" xmlns:m="http://schemas.openxmlformats.org/officeDocument/2006/math" xmlns:v="urn:schemas-microsoft-com:vml" xmlns:wp14="http://schemas.microsoft.com/office/word/2010/wordprocessingDrawing" xmlns:wp="http://schemas.openxmlformats.org/drawingml/2006/wordprocessingDrawing" xmlns:w10="urn:schemas-microsoft-com:office:word" xmlns:w="http://schemas.openxmlformats.org/wordprocessingml/2006/main" xmlns:w14="http://schemas.microsoft.com/office/word/2010/wordml" xmlns:w15="http://schemas.microsoft.com/office/word/2012/wordml" xmlns:w16cex="http://schemas.microsoft.com/office/word/2018/wordml/cex" xmlns:w16cid="http://schemas.microsoft.com/office/word/2016/wordml/cid" xmlns:w16="http://schemas.microsoft.com/office/word/2018/wordml" xmlns:w16du="http://schemas.microsoft.com/office/word/2023/wordml/word16du" xmlns:w16sdtdh="http://schemas.microsoft.com/office/word/2020/wordml/sdtdatahash" xmlns:w16sdtfl="http://schemas.microsoft.com/office/word/2024/wordml/sdtformatlock" xmlns:w16se="http://schemas.microsoft.com/office/word/2015/wordml/symex" xmlns:wpg="http://schemas.microsoft.com/office/word/2010/wordprocessingGroup" xmlns:wpi="http://schemas.microsoft.com/office/word/2010/wordprocessingInk" xmlns:wne="http://schemas.microsoft.com/office/word/2006/wordml" xmlns:wps="http://schemas.microsoft.com/office/word/2010/wordprocessingShape" mc:Ignorable="w14 w15 w16se w16cid w16 w16cex w16sdtdh w16sdtfl w16du wp14">
   <w:abstractNum w:abstractNumId="0" w15:restartNumberingAfterBreak="0">
-    <w:nsid w:val="17584259"/>
+    <w:nsid w:val="0C5D0D2F"/>
     <w:multiLevelType w:val="hybridMultilevel"/>
-    <w:tmpl w:val="04CC6532"/>
+    <w:tmpl w:val="D3BC58AE"/>
     <w:lvl w:ilvl="0" w:tplc="040C0001">
       <w:start w:val="1"/>
       <w:numFmt w:val="bullet"/>
@@ -8268,9 +7507,9 @@
     </w:lvl>
   </w:abstractNum>
   <w:abstractNum w:abstractNumId="1" w15:restartNumberingAfterBreak="0">
-    <w:nsid w:val="295858FA"/>
+    <w:nsid w:val="17584259"/>
     <w:multiLevelType w:val="hybridMultilevel"/>
-    <w:tmpl w:val="5B4E474C"/>
+    <w:tmpl w:val="04CC6532"/>
     <w:lvl w:ilvl="0" w:tplc="040C0001">
       <w:start w:val="1"/>
       <w:numFmt w:val="bullet"/>
@@ -8381,9 +7620,9 @@
     </w:lvl>
   </w:abstractNum>
   <w:abstractNum w:abstractNumId="2" w15:restartNumberingAfterBreak="0">
-    <w:nsid w:val="45DF4E74"/>
+    <w:nsid w:val="295858FA"/>
     <w:multiLevelType w:val="hybridMultilevel"/>
-    <w:tmpl w:val="D83E6BE6"/>
+    <w:tmpl w:val="5B4E474C"/>
     <w:lvl w:ilvl="0" w:tplc="040C0001">
       <w:start w:val="1"/>
       <w:numFmt w:val="bullet"/>
@@ -8494,9 +7733,9 @@
     </w:lvl>
   </w:abstractNum>
   <w:abstractNum w:abstractNumId="3" w15:restartNumberingAfterBreak="0">
-    <w:nsid w:val="6112439D"/>
+    <w:nsid w:val="395811A3"/>
     <w:multiLevelType w:val="hybridMultilevel"/>
-    <w:tmpl w:val="35DE0942"/>
+    <w:tmpl w:val="8A4281E8"/>
     <w:lvl w:ilvl="0" w:tplc="040C0001">
       <w:start w:val="1"/>
       <w:numFmt w:val="bullet"/>
@@ -8607,9 +7846,122 @@
     </w:lvl>
   </w:abstractNum>
   <w:abstractNum w:abstractNumId="4" w15:restartNumberingAfterBreak="0">
-    <w:nsid w:val="68E55969"/>
+    <w:nsid w:val="45DF4E74"/>
     <w:multiLevelType w:val="hybridMultilevel"/>
-    <w:tmpl w:val="C812D426"/>
+    <w:tmpl w:val="D83E6BE6"/>
+    <w:lvl w:ilvl="0" w:tplc="040C0001">
+      <w:start w:val="1"/>
+      <w:numFmt w:val="bullet"/>
+      <w:lvlText w:val=""/>
+      <w:lvlJc w:val="left"/>
+      <w:pPr>
+        <w:ind w:left="720" w:hanging="360"/>
+      </w:pPr>
+      <w:rPr>
+        <w:rFonts w:ascii="Symbol" w:hAnsi="Symbol" w:hint="default"/>
+      </w:rPr>
+    </w:lvl>
+    <w:lvl w:ilvl="1" w:tplc="040C0003">
+      <w:start w:val="1"/>
+      <w:numFmt w:val="bullet"/>
+      <w:lvlText w:val="o"/>
+      <w:lvlJc w:val="left"/>
+      <w:pPr>
+        <w:ind w:left="1440" w:hanging="360"/>
+      </w:pPr>
+      <w:rPr>
+        <w:rFonts w:ascii="Courier New" w:hAnsi="Courier New" w:cs="Courier New" w:hint="default"/>
+      </w:rPr>
+    </w:lvl>
+    <w:lvl w:ilvl="2" w:tplc="040C0005" w:tentative="1">
+      <w:start w:val="1"/>
+      <w:numFmt w:val="bullet"/>
+      <w:lvlText w:val=""/>
+      <w:lvlJc w:val="left"/>
+      <w:pPr>
+        <w:ind w:left="2160" w:hanging="360"/>
+      </w:pPr>
+      <w:rPr>
+        <w:rFonts w:ascii="Wingdings" w:hAnsi="Wingdings" w:hint="default"/>
+      </w:rPr>
+    </w:lvl>
+    <w:lvl w:ilvl="3" w:tplc="040C0001" w:tentative="1">
+      <w:start w:val="1"/>
+      <w:numFmt w:val="bullet"/>
+      <w:lvlText w:val=""/>
+      <w:lvlJc w:val="left"/>
+      <w:pPr>
+        <w:ind w:left="2880" w:hanging="360"/>
+      </w:pPr>
+      <w:rPr>
+        <w:rFonts w:ascii="Symbol" w:hAnsi="Symbol" w:hint="default"/>
+      </w:rPr>
+    </w:lvl>
+    <w:lvl w:ilvl="4" w:tplc="040C0003" w:tentative="1">
+      <w:start w:val="1"/>
+      <w:numFmt w:val="bullet"/>
+      <w:lvlText w:val="o"/>
+      <w:lvlJc w:val="left"/>
+      <w:pPr>
+        <w:ind w:left="3600" w:hanging="360"/>
+      </w:pPr>
+      <w:rPr>
+        <w:rFonts w:ascii="Courier New" w:hAnsi="Courier New" w:cs="Courier New" w:hint="default"/>
+      </w:rPr>
+    </w:lvl>
+    <w:lvl w:ilvl="5" w:tplc="040C0005" w:tentative="1">
+      <w:start w:val="1"/>
+      <w:numFmt w:val="bullet"/>
+      <w:lvlText w:val=""/>
+      <w:lvlJc w:val="left"/>
+      <w:pPr>
+        <w:ind w:left="4320" w:hanging="360"/>
+      </w:pPr>
+      <w:rPr>
+        <w:rFonts w:ascii="Wingdings" w:hAnsi="Wingdings" w:hint="default"/>
+      </w:rPr>
+    </w:lvl>
+    <w:lvl w:ilvl="6" w:tplc="040C0001" w:tentative="1">
+      <w:start w:val="1"/>
+      <w:numFmt w:val="bullet"/>
+      <w:lvlText w:val=""/>
+      <w:lvlJc w:val="left"/>
+      <w:pPr>
+        <w:ind w:left="5040" w:hanging="360"/>
+      </w:pPr>
+      <w:rPr>
+        <w:rFonts w:ascii="Symbol" w:hAnsi="Symbol" w:hint="default"/>
+      </w:rPr>
+    </w:lvl>
+    <w:lvl w:ilvl="7" w:tplc="040C0003" w:tentative="1">
+      <w:start w:val="1"/>
+      <w:numFmt w:val="bullet"/>
+      <w:lvlText w:val="o"/>
+      <w:lvlJc w:val="left"/>
+      <w:pPr>
+        <w:ind w:left="5760" w:hanging="360"/>
+      </w:pPr>
+      <w:rPr>
+        <w:rFonts w:ascii="Courier New" w:hAnsi="Courier New" w:cs="Courier New" w:hint="default"/>
+      </w:rPr>
+    </w:lvl>
+    <w:lvl w:ilvl="8" w:tplc="040C0005" w:tentative="1">
+      <w:start w:val="1"/>
+      <w:numFmt w:val="bullet"/>
+      <w:lvlText w:val=""/>
+      <w:lvlJc w:val="left"/>
+      <w:pPr>
+        <w:ind w:left="6480" w:hanging="360"/>
+      </w:pPr>
+      <w:rPr>
+        <w:rFonts w:ascii="Wingdings" w:hAnsi="Wingdings" w:hint="default"/>
+      </w:rPr>
+    </w:lvl>
+  </w:abstractNum>
+  <w:abstractNum w:abstractNumId="5" w15:restartNumberingAfterBreak="0">
+    <w:nsid w:val="4FAE17F2"/>
+    <w:multiLevelType w:val="hybridMultilevel"/>
+    <w:tmpl w:val="9634AF94"/>
     <w:lvl w:ilvl="0" w:tplc="040C0001">
       <w:start w:val="1"/>
       <w:numFmt w:val="bullet"/>
@@ -8719,10 +8071,236 @@
       </w:rPr>
     </w:lvl>
   </w:abstractNum>
-  <w:abstractNum w:abstractNumId="5" w15:restartNumberingAfterBreak="0">
-    <w:nsid w:val="6F322CAA"/>
+  <w:abstractNum w:abstractNumId="6" w15:restartNumberingAfterBreak="0">
+    <w:nsid w:val="6112439D"/>
     <w:multiLevelType w:val="hybridMultilevel"/>
-    <w:tmpl w:val="8292898E"/>
+    <w:tmpl w:val="35DE0942"/>
+    <w:lvl w:ilvl="0" w:tplc="040C0001">
+      <w:start w:val="1"/>
+      <w:numFmt w:val="bullet"/>
+      <w:lvlText w:val=""/>
+      <w:lvlJc w:val="left"/>
+      <w:pPr>
+        <w:ind w:left="720" w:hanging="360"/>
+      </w:pPr>
+      <w:rPr>
+        <w:rFonts w:ascii="Symbol" w:hAnsi="Symbol" w:hint="default"/>
+      </w:rPr>
+    </w:lvl>
+    <w:lvl w:ilvl="1" w:tplc="040C0003" w:tentative="1">
+      <w:start w:val="1"/>
+      <w:numFmt w:val="bullet"/>
+      <w:lvlText w:val="o"/>
+      <w:lvlJc w:val="left"/>
+      <w:pPr>
+        <w:ind w:left="1440" w:hanging="360"/>
+      </w:pPr>
+      <w:rPr>
+        <w:rFonts w:ascii="Courier New" w:hAnsi="Courier New" w:cs="Courier New" w:hint="default"/>
+      </w:rPr>
+    </w:lvl>
+    <w:lvl w:ilvl="2" w:tplc="040C0005" w:tentative="1">
+      <w:start w:val="1"/>
+      <w:numFmt w:val="bullet"/>
+      <w:lvlText w:val=""/>
+      <w:lvlJc w:val="left"/>
+      <w:pPr>
+        <w:ind w:left="2160" w:hanging="360"/>
+      </w:pPr>
+      <w:rPr>
+        <w:rFonts w:ascii="Wingdings" w:hAnsi="Wingdings" w:hint="default"/>
+      </w:rPr>
+    </w:lvl>
+    <w:lvl w:ilvl="3" w:tplc="040C0001" w:tentative="1">
+      <w:start w:val="1"/>
+      <w:numFmt w:val="bullet"/>
+      <w:lvlText w:val=""/>
+      <w:lvlJc w:val="left"/>
+      <w:pPr>
+        <w:ind w:left="2880" w:hanging="360"/>
+      </w:pPr>
+      <w:rPr>
+        <w:rFonts w:ascii="Symbol" w:hAnsi="Symbol" w:hint="default"/>
+      </w:rPr>
+    </w:lvl>
+    <w:lvl w:ilvl="4" w:tplc="040C0003" w:tentative="1">
+      <w:start w:val="1"/>
+      <w:numFmt w:val="bullet"/>
+      <w:lvlText w:val="o"/>
+      <w:lvlJc w:val="left"/>
+      <w:pPr>
+        <w:ind w:left="3600" w:hanging="360"/>
+      </w:pPr>
+      <w:rPr>
+        <w:rFonts w:ascii="Courier New" w:hAnsi="Courier New" w:cs="Courier New" w:hint="default"/>
+      </w:rPr>
+    </w:lvl>
+    <w:lvl w:ilvl="5" w:tplc="040C0005" w:tentative="1">
+      <w:start w:val="1"/>
+      <w:numFmt w:val="bullet"/>
+      <w:lvlText w:val=""/>
+      <w:lvlJc w:val="left"/>
+      <w:pPr>
+        <w:ind w:left="4320" w:hanging="360"/>
+      </w:pPr>
+      <w:rPr>
+        <w:rFonts w:ascii="Wingdings" w:hAnsi="Wingdings" w:hint="default"/>
+      </w:rPr>
+    </w:lvl>
+    <w:lvl w:ilvl="6" w:tplc="040C0001" w:tentative="1">
+      <w:start w:val="1"/>
+      <w:numFmt w:val="bullet"/>
+      <w:lvlText w:val=""/>
+      <w:lvlJc w:val="left"/>
+      <w:pPr>
+        <w:ind w:left="5040" w:hanging="360"/>
+      </w:pPr>
+      <w:rPr>
+        <w:rFonts w:ascii="Symbol" w:hAnsi="Symbol" w:hint="default"/>
+      </w:rPr>
+    </w:lvl>
+    <w:lvl w:ilvl="7" w:tplc="040C0003" w:tentative="1">
+      <w:start w:val="1"/>
+      <w:numFmt w:val="bullet"/>
+      <w:lvlText w:val="o"/>
+      <w:lvlJc w:val="left"/>
+      <w:pPr>
+        <w:ind w:left="5760" w:hanging="360"/>
+      </w:pPr>
+      <w:rPr>
+        <w:rFonts w:ascii="Courier New" w:hAnsi="Courier New" w:cs="Courier New" w:hint="default"/>
+      </w:rPr>
+    </w:lvl>
+    <w:lvl w:ilvl="8" w:tplc="040C0005" w:tentative="1">
+      <w:start w:val="1"/>
+      <w:numFmt w:val="bullet"/>
+      <w:lvlText w:val=""/>
+      <w:lvlJc w:val="left"/>
+      <w:pPr>
+        <w:ind w:left="6480" w:hanging="360"/>
+      </w:pPr>
+      <w:rPr>
+        <w:rFonts w:ascii="Wingdings" w:hAnsi="Wingdings" w:hint="default"/>
+      </w:rPr>
+    </w:lvl>
+  </w:abstractNum>
+  <w:abstractNum w:abstractNumId="7" w15:restartNumberingAfterBreak="0">
+    <w:nsid w:val="68E55969"/>
+    <w:multiLevelType w:val="hybridMultilevel"/>
+    <w:tmpl w:val="C812D426"/>
+    <w:lvl w:ilvl="0" w:tplc="040C0001">
+      <w:start w:val="1"/>
+      <w:numFmt w:val="bullet"/>
+      <w:lvlText w:val=""/>
+      <w:lvlJc w:val="left"/>
+      <w:pPr>
+        <w:ind w:left="720" w:hanging="360"/>
+      </w:pPr>
+      <w:rPr>
+        <w:rFonts w:ascii="Symbol" w:hAnsi="Symbol" w:hint="default"/>
+      </w:rPr>
+    </w:lvl>
+    <w:lvl w:ilvl="1" w:tplc="040C0003" w:tentative="1">
+      <w:start w:val="1"/>
+      <w:numFmt w:val="bullet"/>
+      <w:lvlText w:val="o"/>
+      <w:lvlJc w:val="left"/>
+      <w:pPr>
+        <w:ind w:left="1440" w:hanging="360"/>
+      </w:pPr>
+      <w:rPr>
+        <w:rFonts w:ascii="Courier New" w:hAnsi="Courier New" w:cs="Courier New" w:hint="default"/>
+      </w:rPr>
+    </w:lvl>
+    <w:lvl w:ilvl="2" w:tplc="040C0005" w:tentative="1">
+      <w:start w:val="1"/>
+      <w:numFmt w:val="bullet"/>
+      <w:lvlText w:val=""/>
+      <w:lvlJc w:val="left"/>
+      <w:pPr>
+        <w:ind w:left="2160" w:hanging="360"/>
+      </w:pPr>
+      <w:rPr>
+        <w:rFonts w:ascii="Wingdings" w:hAnsi="Wingdings" w:hint="default"/>
+      </w:rPr>
+    </w:lvl>
+    <w:lvl w:ilvl="3" w:tplc="040C0001" w:tentative="1">
+      <w:start w:val="1"/>
+      <w:numFmt w:val="bullet"/>
+      <w:lvlText w:val=""/>
+      <w:lvlJc w:val="left"/>
+      <w:pPr>
+        <w:ind w:left="2880" w:hanging="360"/>
+      </w:pPr>
+      <w:rPr>
+        <w:rFonts w:ascii="Symbol" w:hAnsi="Symbol" w:hint="default"/>
+      </w:rPr>
+    </w:lvl>
+    <w:lvl w:ilvl="4" w:tplc="040C0003" w:tentative="1">
+      <w:start w:val="1"/>
+      <w:numFmt w:val="bullet"/>
+      <w:lvlText w:val="o"/>
+      <w:lvlJc w:val="left"/>
+      <w:pPr>
+        <w:ind w:left="3600" w:hanging="360"/>
+      </w:pPr>
+      <w:rPr>
+        <w:rFonts w:ascii="Courier New" w:hAnsi="Courier New" w:cs="Courier New" w:hint="default"/>
+      </w:rPr>
+    </w:lvl>
+    <w:lvl w:ilvl="5" w:tplc="040C0005" w:tentative="1">
+      <w:start w:val="1"/>
+      <w:numFmt w:val="bullet"/>
+      <w:lvlText w:val=""/>
+      <w:lvlJc w:val="left"/>
+      <w:pPr>
+        <w:ind w:left="4320" w:hanging="360"/>
+      </w:pPr>
+      <w:rPr>
+        <w:rFonts w:ascii="Wingdings" w:hAnsi="Wingdings" w:hint="default"/>
+      </w:rPr>
+    </w:lvl>
+    <w:lvl w:ilvl="6" w:tplc="040C0001" w:tentative="1">
+      <w:start w:val="1"/>
+      <w:numFmt w:val="bullet"/>
+      <w:lvlText w:val=""/>
+      <w:lvlJc w:val="left"/>
+      <w:pPr>
+        <w:ind w:left="5040" w:hanging="360"/>
+      </w:pPr>
+      <w:rPr>
+        <w:rFonts w:ascii="Symbol" w:hAnsi="Symbol" w:hint="default"/>
+      </w:rPr>
+    </w:lvl>
+    <w:lvl w:ilvl="7" w:tplc="040C0003" w:tentative="1">
+      <w:start w:val="1"/>
+      <w:numFmt w:val="bullet"/>
+      <w:lvlText w:val="o"/>
+      <w:lvlJc w:val="left"/>
+      <w:pPr>
+        <w:ind w:left="5760" w:hanging="360"/>
+      </w:pPr>
+      <w:rPr>
+        <w:rFonts w:ascii="Courier New" w:hAnsi="Courier New" w:cs="Courier New" w:hint="default"/>
+      </w:rPr>
+    </w:lvl>
+    <w:lvl w:ilvl="8" w:tplc="040C0005" w:tentative="1">
+      <w:start w:val="1"/>
+      <w:numFmt w:val="bullet"/>
+      <w:lvlText w:val=""/>
+      <w:lvlJc w:val="left"/>
+      <w:pPr>
+        <w:ind w:left="6480" w:hanging="360"/>
+      </w:pPr>
+      <w:rPr>
+        <w:rFonts w:ascii="Wingdings" w:hAnsi="Wingdings" w:hint="default"/>
+      </w:rPr>
+    </w:lvl>
+  </w:abstractNum>
+  <w:abstractNum w:abstractNumId="8" w15:restartNumberingAfterBreak="0">
+    <w:nsid w:val="6DE837D9"/>
+    <w:multiLevelType w:val="hybridMultilevel"/>
+    <w:tmpl w:val="95DA5060"/>
     <w:lvl w:ilvl="0" w:tplc="040C0001">
       <w:start w:val="1"/>
       <w:numFmt w:val="bullet"/>
@@ -8832,23 +8410,148 @@
       </w:rPr>
     </w:lvl>
   </w:abstractNum>
+  <w:abstractNum w:abstractNumId="9" w15:restartNumberingAfterBreak="0">
+    <w:nsid w:val="6F322CAA"/>
+    <w:multiLevelType w:val="hybridMultilevel"/>
+    <w:tmpl w:val="8292898E"/>
+    <w:lvl w:ilvl="0" w:tplc="040C0001">
+      <w:start w:val="1"/>
+      <w:numFmt w:val="bullet"/>
+      <w:lvlText w:val=""/>
+      <w:lvlJc w:val="left"/>
+      <w:pPr>
+        <w:ind w:left="720" w:hanging="360"/>
+      </w:pPr>
+      <w:rPr>
+        <w:rFonts w:ascii="Symbol" w:hAnsi="Symbol" w:hint="default"/>
+      </w:rPr>
+    </w:lvl>
+    <w:lvl w:ilvl="1" w:tplc="040C0003">
+      <w:start w:val="1"/>
+      <w:numFmt w:val="bullet"/>
+      <w:lvlText w:val="o"/>
+      <w:lvlJc w:val="left"/>
+      <w:pPr>
+        <w:ind w:left="1440" w:hanging="360"/>
+      </w:pPr>
+      <w:rPr>
+        <w:rFonts w:ascii="Courier New" w:hAnsi="Courier New" w:cs="Courier New" w:hint="default"/>
+      </w:rPr>
+    </w:lvl>
+    <w:lvl w:ilvl="2" w:tplc="040C0005" w:tentative="1">
+      <w:start w:val="1"/>
+      <w:numFmt w:val="bullet"/>
+      <w:lvlText w:val=""/>
+      <w:lvlJc w:val="left"/>
+      <w:pPr>
+        <w:ind w:left="2160" w:hanging="360"/>
+      </w:pPr>
+      <w:rPr>
+        <w:rFonts w:ascii="Wingdings" w:hAnsi="Wingdings" w:hint="default"/>
+      </w:rPr>
+    </w:lvl>
+    <w:lvl w:ilvl="3" w:tplc="040C0001" w:tentative="1">
+      <w:start w:val="1"/>
+      <w:numFmt w:val="bullet"/>
+      <w:lvlText w:val=""/>
+      <w:lvlJc w:val="left"/>
+      <w:pPr>
+        <w:ind w:left="2880" w:hanging="360"/>
+      </w:pPr>
+      <w:rPr>
+        <w:rFonts w:ascii="Symbol" w:hAnsi="Symbol" w:hint="default"/>
+      </w:rPr>
+    </w:lvl>
+    <w:lvl w:ilvl="4" w:tplc="040C0003" w:tentative="1">
+      <w:start w:val="1"/>
+      <w:numFmt w:val="bullet"/>
+      <w:lvlText w:val="o"/>
+      <w:lvlJc w:val="left"/>
+      <w:pPr>
+        <w:ind w:left="3600" w:hanging="360"/>
+      </w:pPr>
+      <w:rPr>
+        <w:rFonts w:ascii="Courier New" w:hAnsi="Courier New" w:cs="Courier New" w:hint="default"/>
+      </w:rPr>
+    </w:lvl>
+    <w:lvl w:ilvl="5" w:tplc="040C0005" w:tentative="1">
+      <w:start w:val="1"/>
+      <w:numFmt w:val="bullet"/>
+      <w:lvlText w:val=""/>
+      <w:lvlJc w:val="left"/>
+      <w:pPr>
+        <w:ind w:left="4320" w:hanging="360"/>
+      </w:pPr>
+      <w:rPr>
+        <w:rFonts w:ascii="Wingdings" w:hAnsi="Wingdings" w:hint="default"/>
+      </w:rPr>
+    </w:lvl>
+    <w:lvl w:ilvl="6" w:tplc="040C0001" w:tentative="1">
+      <w:start w:val="1"/>
+      <w:numFmt w:val="bullet"/>
+      <w:lvlText w:val=""/>
+      <w:lvlJc w:val="left"/>
+      <w:pPr>
+        <w:ind w:left="5040" w:hanging="360"/>
+      </w:pPr>
+      <w:rPr>
+        <w:rFonts w:ascii="Symbol" w:hAnsi="Symbol" w:hint="default"/>
+      </w:rPr>
+    </w:lvl>
+    <w:lvl w:ilvl="7" w:tplc="040C0003" w:tentative="1">
+      <w:start w:val="1"/>
+      <w:numFmt w:val="bullet"/>
+      <w:lvlText w:val="o"/>
+      <w:lvlJc w:val="left"/>
+      <w:pPr>
+        <w:ind w:left="5760" w:hanging="360"/>
+      </w:pPr>
+      <w:rPr>
+        <w:rFonts w:ascii="Courier New" w:hAnsi="Courier New" w:cs="Courier New" w:hint="default"/>
+      </w:rPr>
+    </w:lvl>
+    <w:lvl w:ilvl="8" w:tplc="040C0005" w:tentative="1">
+      <w:start w:val="1"/>
+      <w:numFmt w:val="bullet"/>
+      <w:lvlText w:val=""/>
+      <w:lvlJc w:val="left"/>
+      <w:pPr>
+        <w:ind w:left="6480" w:hanging="360"/>
+      </w:pPr>
+      <w:rPr>
+        <w:rFonts w:ascii="Wingdings" w:hAnsi="Wingdings" w:hint="default"/>
+      </w:rPr>
+    </w:lvl>
+  </w:abstractNum>
   <w:num w:numId="1" w16cid:durableId="888611520">
+    <w:abstractNumId w:val="4"/>
+  </w:num>
+  <w:num w:numId="2" w16cid:durableId="1935085222">
     <w:abstractNumId w:val="2"/>
   </w:num>
-  <w:num w:numId="2" w16cid:durableId="1935085222">
+  <w:num w:numId="3" w16cid:durableId="1254700772">
     <w:abstractNumId w:val="1"/>
   </w:num>
-  <w:num w:numId="3" w16cid:durableId="1254700772">
-    <w:abstractNumId w:val="0"/>
+  <w:num w:numId="4" w16cid:durableId="804810715">
+    <w:abstractNumId w:val="9"/>
   </w:num>
-  <w:num w:numId="4" w16cid:durableId="804810715">
+  <w:num w:numId="5" w16cid:durableId="1739594812">
+    <w:abstractNumId w:val="7"/>
+  </w:num>
+  <w:num w:numId="6" w16cid:durableId="1880782644">
+    <w:abstractNumId w:val="6"/>
+  </w:num>
+  <w:num w:numId="7" w16cid:durableId="1727796122">
+    <w:abstractNumId w:val="3"/>
+  </w:num>
+  <w:num w:numId="8" w16cid:durableId="1161700269">
+    <w:abstractNumId w:val="8"/>
+  </w:num>
+  <w:num w:numId="9" w16cid:durableId="434204694">
     <w:abstractNumId w:val="5"/>
   </w:num>
-  <w:num w:numId="5" w16cid:durableId="1739594812">
-    <w:abstractNumId w:val="4"/>
-  </w:num>
-  <w:num w:numId="6" w16cid:durableId="1880782644">
-    <w:abstractNumId w:val="3"/>
+  <w:num w:numId="10" w16cid:durableId="679048743">
+    <w:abstractNumId w:val="0"/>
   </w:num>
 </w:numbering>
 </file>
@@ -9304,7 +9007,6 @@
     <w:next w:val="Normal"/>
     <w:link w:val="Titre3Car"/>
     <w:uiPriority w:val="9"/>
-    <w:semiHidden/>
     <w:unhideWhenUsed/>
     <w:qFormat/>
     <w:rsid w:val="003B7C47"/>
@@ -9327,7 +9029,6 @@
     <w:next w:val="Normal"/>
     <w:link w:val="Titre4Car"/>
     <w:uiPriority w:val="9"/>
-    <w:semiHidden/>
     <w:unhideWhenUsed/>
     <w:qFormat/>
     <w:rsid w:val="003B7C47"/>
@@ -9456,7 +9157,6 @@
   <w:style w:type="character" w:default="1" w:styleId="Policepardfaut">
     <w:name w:val="Default Paragraph Font"/>
     <w:uiPriority w:val="1"/>
-    <w:semiHidden/>
     <w:unhideWhenUsed/>
   </w:style>
   <w:style w:type="table" w:default="1" w:styleId="TableauNormal">
@@ -9511,7 +9211,6 @@
     <w:basedOn w:val="Policepardfaut"/>
     <w:link w:val="Titre3"/>
     <w:uiPriority w:val="9"/>
-    <w:semiHidden/>
     <w:rsid w:val="003B7C47"/>
     <w:rPr>
       <w:rFonts w:eastAsiaTheme="majorEastAsia" w:cstheme="majorBidi"/>
@@ -9525,7 +9224,6 @@
     <w:basedOn w:val="Policepardfaut"/>
     <w:link w:val="Titre4"/>
     <w:uiPriority w:val="9"/>
-    <w:semiHidden/>
     <w:rsid w:val="003B7C47"/>
     <w:rPr>
       <w:rFonts w:eastAsiaTheme="majorEastAsia" w:cstheme="majorBidi"/>
